--- a/Etapa Elaboración - Iteración 1/Plan de Estimación - Kairos - NexTech.docx
+++ b/Etapa Elaboración - Iteración 1/Plan de Estimación - Kairos - NexTech.docx
@@ -978,12 +978,12 @@
             <wp:extent cx="1304925" cy="2019300"/>
             <wp:effectExtent b="0" l="0" r="0" t="0"/>
             <wp:wrapSquare wrapText="bothSides" distB="0" distT="0" distL="114300" distR="114300"/>
-            <wp:docPr descr="UNPA.JPG" id="17" name="image2.jpg"/>
+            <wp:docPr descr="UNPA.JPG" id="17" name="image4.jpg"/>
             <a:graphic>
               <a:graphicData uri="http://schemas.openxmlformats.org/drawingml/2006/picture">
                 <pic:pic>
                   <pic:nvPicPr>
-                    <pic:cNvPr descr="UNPA.JPG" id="0" name="image2.jpg"/>
+                    <pic:cNvPr descr="UNPA.JPG" id="0" name="image4.jpg"/>
                     <pic:cNvPicPr preferRelativeResize="0"/>
                   </pic:nvPicPr>
                   <pic:blipFill>
@@ -1348,12 +1348,12 @@
             <wp:extent cx="1200150" cy="1200150"/>
             <wp:effectExtent b="0" l="0" r="0" t="0"/>
             <wp:wrapSquare wrapText="bothSides" distB="0" distT="0" distL="114300" distR="114300"/>
-            <wp:docPr descr="psi-negro.png" id="15" name="image4.png"/>
+            <wp:docPr descr="psi-negro.png" id="15" name="image3.png"/>
             <a:graphic>
               <a:graphicData uri="http://schemas.openxmlformats.org/drawingml/2006/picture">
                 <pic:pic>
                   <pic:nvPicPr>
-                    <pic:cNvPr descr="psi-negro.png" id="0" name="image4.png"/>
+                    <pic:cNvPr descr="psi-negro.png" id="0" name="image3.png"/>
                     <pic:cNvPicPr preferRelativeResize="0"/>
                   </pic:nvPicPr>
                   <pic:blipFill>
@@ -1451,7 +1451,7 @@
     </w:p>
     <w:sdt>
       <w:sdtPr>
-        <w:id w:val="-517969007"/>
+        <w:id w:val="1232398832"/>
         <w:docPartObj>
           <w:docPartGallery w:val="Table of Contents"/>
           <w:docPartUnique w:val="1"/>
@@ -15426,12 +15426,12 @@
           <wp:extent cx="425450" cy="666750"/>
           <wp:effectExtent b="0" l="0" r="0" t="0"/>
           <wp:wrapSquare wrapText="bothSides" distB="0" distT="0" distL="114300" distR="114300"/>
-          <wp:docPr descr="UNPA.JPG" id="18" name="image3.jpg"/>
+          <wp:docPr descr="UNPA.JPG" id="18" name="image2.jpg"/>
           <a:graphic>
             <a:graphicData uri="http://schemas.openxmlformats.org/drawingml/2006/picture">
               <pic:pic>
                 <pic:nvPicPr>
-                  <pic:cNvPr descr="UNPA.JPG" id="0" name="image3.jpg"/>
+                  <pic:cNvPr descr="UNPA.JPG" id="0" name="image2.jpg"/>
                   <pic:cNvPicPr preferRelativeResize="0"/>
                 </pic:nvPicPr>
                 <pic:blipFill>

--- a/Etapa Elaboración - Iteración 1/Plan de Estimación - Kairos - NexTech.docx
+++ b/Etapa Elaboración - Iteración 1/Plan de Estimación - Kairos - NexTech.docx
@@ -923,12 +923,12 @@
             <wp:extent cx="1200150" cy="1200150"/>
             <wp:effectExtent b="0" l="0" r="0" t="0"/>
             <wp:wrapSquare wrapText="bothSides" distB="0" distT="0" distL="114300" distR="114300"/>
-            <wp:docPr descr="psi-negro.png" id="16" name="image5.png"/>
+            <wp:docPr descr="psi-negro.png" id="16" name="image4.png"/>
             <a:graphic>
               <a:graphicData uri="http://schemas.openxmlformats.org/drawingml/2006/picture">
                 <pic:pic>
                   <pic:nvPicPr>
-                    <pic:cNvPr descr="psi-negro.png" id="0" name="image5.png"/>
+                    <pic:cNvPr descr="psi-negro.png" id="0" name="image4.png"/>
                     <pic:cNvPicPr preferRelativeResize="0"/>
                   </pic:nvPicPr>
                   <pic:blipFill>
@@ -978,12 +978,12 @@
             <wp:extent cx="1304925" cy="2019300"/>
             <wp:effectExtent b="0" l="0" r="0" t="0"/>
             <wp:wrapSquare wrapText="bothSides" distB="0" distT="0" distL="114300" distR="114300"/>
-            <wp:docPr descr="UNPA.JPG" id="17" name="image4.jpg"/>
+            <wp:docPr descr="UNPA.JPG" id="17" name="image1.jpg"/>
             <a:graphic>
               <a:graphicData uri="http://schemas.openxmlformats.org/drawingml/2006/picture">
                 <pic:pic>
                   <pic:nvPicPr>
-                    <pic:cNvPr descr="UNPA.JPG" id="0" name="image4.jpg"/>
+                    <pic:cNvPr descr="UNPA.JPG" id="0" name="image1.jpg"/>
                     <pic:cNvPicPr preferRelativeResize="0"/>
                   </pic:nvPicPr>
                   <pic:blipFill>
@@ -1348,12 +1348,12 @@
             <wp:extent cx="1200150" cy="1200150"/>
             <wp:effectExtent b="0" l="0" r="0" t="0"/>
             <wp:wrapSquare wrapText="bothSides" distB="0" distT="0" distL="114300" distR="114300"/>
-            <wp:docPr descr="psi-negro.png" id="15" name="image3.png"/>
+            <wp:docPr descr="psi-negro.png" id="15" name="image5.png"/>
             <a:graphic>
               <a:graphicData uri="http://schemas.openxmlformats.org/drawingml/2006/picture">
                 <pic:pic>
                   <pic:nvPicPr>
-                    <pic:cNvPr descr="psi-negro.png" id="0" name="image3.png"/>
+                    <pic:cNvPr descr="psi-negro.png" id="0" name="image5.png"/>
                     <pic:cNvPicPr preferRelativeResize="0"/>
                   </pic:nvPicPr>
                   <pic:blipFill>
@@ -1451,7 +1451,7 @@
     </w:p>
     <w:sdt>
       <w:sdtPr>
-        <w:id w:val="1232398832"/>
+        <w:id w:val="-1563443051"/>
         <w:docPartObj>
           <w:docPartGallery w:val="Table of Contents"/>
           <w:docPartUnique w:val="1"/>
@@ -15381,12 +15381,12 @@
           <wp:extent cx="669290" cy="669290"/>
           <wp:effectExtent b="0" l="0" r="0" t="0"/>
           <wp:wrapSquare wrapText="bothSides" distB="0" distT="0" distL="114300" distR="114300"/>
-          <wp:docPr descr="psi-negro.png" id="14" name="image1.png"/>
+          <wp:docPr descr="psi-negro.png" id="14" name="image2.png"/>
           <a:graphic>
             <a:graphicData uri="http://schemas.openxmlformats.org/drawingml/2006/picture">
               <pic:pic>
                 <pic:nvPicPr>
-                  <pic:cNvPr descr="psi-negro.png" id="0" name="image1.png"/>
+                  <pic:cNvPr descr="psi-negro.png" id="0" name="image2.png"/>
                   <pic:cNvPicPr preferRelativeResize="0"/>
                 </pic:nvPicPr>
                 <pic:blipFill>
@@ -15426,12 +15426,12 @@
           <wp:extent cx="425450" cy="666750"/>
           <wp:effectExtent b="0" l="0" r="0" t="0"/>
           <wp:wrapSquare wrapText="bothSides" distB="0" distT="0" distL="114300" distR="114300"/>
-          <wp:docPr descr="UNPA.JPG" id="18" name="image2.jpg"/>
+          <wp:docPr descr="UNPA.JPG" id="18" name="image3.jpg"/>
           <a:graphic>
             <a:graphicData uri="http://schemas.openxmlformats.org/drawingml/2006/picture">
               <pic:pic>
                 <pic:nvPicPr>
-                  <pic:cNvPr descr="UNPA.JPG" id="0" name="image2.jpg"/>
+                  <pic:cNvPr descr="UNPA.JPG" id="0" name="image3.jpg"/>
                   <pic:cNvPicPr preferRelativeResize="0"/>
                 </pic:nvPicPr>
                 <pic:blipFill>

--- a/Etapa Elaboración - Iteración 1/Plan de Estimación - Kairos - NexTech.docx
+++ b/Etapa Elaboración - Iteración 1/Plan de Estimación - Kairos - NexTech.docx
@@ -923,12 +923,12 @@
             <wp:extent cx="1200150" cy="1200150"/>
             <wp:effectExtent b="0" l="0" r="0" t="0"/>
             <wp:wrapSquare wrapText="bothSides" distB="0" distT="0" distL="114300" distR="114300"/>
-            <wp:docPr descr="psi-negro.png" id="16" name="image4.png"/>
+            <wp:docPr descr="psi-negro.png" id="16" name="image2.png"/>
             <a:graphic>
               <a:graphicData uri="http://schemas.openxmlformats.org/drawingml/2006/picture">
                 <pic:pic>
                   <pic:nvPicPr>
-                    <pic:cNvPr descr="psi-negro.png" id="0" name="image4.png"/>
+                    <pic:cNvPr descr="psi-negro.png" id="0" name="image2.png"/>
                     <pic:cNvPicPr preferRelativeResize="0"/>
                   </pic:nvPicPr>
                   <pic:blipFill>
@@ -978,12 +978,12 @@
             <wp:extent cx="1304925" cy="2019300"/>
             <wp:effectExtent b="0" l="0" r="0" t="0"/>
             <wp:wrapSquare wrapText="bothSides" distB="0" distT="0" distL="114300" distR="114300"/>
-            <wp:docPr descr="UNPA.JPG" id="17" name="image1.jpg"/>
+            <wp:docPr descr="UNPA.JPG" id="17" name="image4.jpg"/>
             <a:graphic>
               <a:graphicData uri="http://schemas.openxmlformats.org/drawingml/2006/picture">
                 <pic:pic>
                   <pic:nvPicPr>
-                    <pic:cNvPr descr="UNPA.JPG" id="0" name="image1.jpg"/>
+                    <pic:cNvPr descr="UNPA.JPG" id="0" name="image4.jpg"/>
                     <pic:cNvPicPr preferRelativeResize="0"/>
                   </pic:nvPicPr>
                   <pic:blipFill>
@@ -1348,12 +1348,12 @@
             <wp:extent cx="1200150" cy="1200150"/>
             <wp:effectExtent b="0" l="0" r="0" t="0"/>
             <wp:wrapSquare wrapText="bothSides" distB="0" distT="0" distL="114300" distR="114300"/>
-            <wp:docPr descr="psi-negro.png" id="15" name="image5.png"/>
+            <wp:docPr descr="psi-negro.png" id="15" name="image1.png"/>
             <a:graphic>
               <a:graphicData uri="http://schemas.openxmlformats.org/drawingml/2006/picture">
                 <pic:pic>
                   <pic:nvPicPr>
-                    <pic:cNvPr descr="psi-negro.png" id="0" name="image5.png"/>
+                    <pic:cNvPr descr="psi-negro.png" id="0" name="image1.png"/>
                     <pic:cNvPicPr preferRelativeResize="0"/>
                   </pic:nvPicPr>
                   <pic:blipFill>
@@ -1451,7 +1451,7 @@
     </w:p>
     <w:sdt>
       <w:sdtPr>
-        <w:id w:val="-1563443051"/>
+        <w:id w:val="-235288051"/>
         <w:docPartObj>
           <w:docPartGallery w:val="Table of Contents"/>
           <w:docPartUnique w:val="1"/>
@@ -15381,12 +15381,12 @@
           <wp:extent cx="669290" cy="669290"/>
           <wp:effectExtent b="0" l="0" r="0" t="0"/>
           <wp:wrapSquare wrapText="bothSides" distB="0" distT="0" distL="114300" distR="114300"/>
-          <wp:docPr descr="psi-negro.png" id="14" name="image2.png"/>
+          <wp:docPr descr="psi-negro.png" id="14" name="image3.png"/>
           <a:graphic>
             <a:graphicData uri="http://schemas.openxmlformats.org/drawingml/2006/picture">
               <pic:pic>
                 <pic:nvPicPr>
-                  <pic:cNvPr descr="psi-negro.png" id="0" name="image2.png"/>
+                  <pic:cNvPr descr="psi-negro.png" id="0" name="image3.png"/>
                   <pic:cNvPicPr preferRelativeResize="0"/>
                 </pic:nvPicPr>
                 <pic:blipFill>
@@ -15426,12 +15426,12 @@
           <wp:extent cx="425450" cy="666750"/>
           <wp:effectExtent b="0" l="0" r="0" t="0"/>
           <wp:wrapSquare wrapText="bothSides" distB="0" distT="0" distL="114300" distR="114300"/>
-          <wp:docPr descr="UNPA.JPG" id="18" name="image3.jpg"/>
+          <wp:docPr descr="UNPA.JPG" id="18" name="image5.jpg"/>
           <a:graphic>
             <a:graphicData uri="http://schemas.openxmlformats.org/drawingml/2006/picture">
               <pic:pic>
                 <pic:nvPicPr>
-                  <pic:cNvPr descr="UNPA.JPG" id="0" name="image3.jpg"/>
+                  <pic:cNvPr descr="UNPA.JPG" id="0" name="image5.jpg"/>
                   <pic:cNvPicPr preferRelativeResize="0"/>
                 </pic:nvPicPr>
                 <pic:blipFill>

--- a/Etapa Elaboración - Iteración 1/Plan de Estimación - Kairos - NexTech.docx
+++ b/Etapa Elaboración - Iteración 1/Plan de Estimación - Kairos - NexTech.docx
@@ -923,12 +923,12 @@
             <wp:extent cx="1200150" cy="1200150"/>
             <wp:effectExtent b="0" l="0" r="0" t="0"/>
             <wp:wrapSquare wrapText="bothSides" distB="0" distT="0" distL="114300" distR="114300"/>
-            <wp:docPr descr="psi-negro.png" id="16" name="image2.png"/>
+            <wp:docPr descr="psi-negro.png" id="16" name="image5.png"/>
             <a:graphic>
               <a:graphicData uri="http://schemas.openxmlformats.org/drawingml/2006/picture">
                 <pic:pic>
                   <pic:nvPicPr>
-                    <pic:cNvPr descr="psi-negro.png" id="0" name="image2.png"/>
+                    <pic:cNvPr descr="psi-negro.png" id="0" name="image5.png"/>
                     <pic:cNvPicPr preferRelativeResize="0"/>
                   </pic:nvPicPr>
                   <pic:blipFill>
@@ -978,12 +978,12 @@
             <wp:extent cx="1304925" cy="2019300"/>
             <wp:effectExtent b="0" l="0" r="0" t="0"/>
             <wp:wrapSquare wrapText="bothSides" distB="0" distT="0" distL="114300" distR="114300"/>
-            <wp:docPr descr="UNPA.JPG" id="17" name="image4.jpg"/>
+            <wp:docPr descr="UNPA.JPG" id="17" name="image3.jpg"/>
             <a:graphic>
               <a:graphicData uri="http://schemas.openxmlformats.org/drawingml/2006/picture">
                 <pic:pic>
                   <pic:nvPicPr>
-                    <pic:cNvPr descr="UNPA.JPG" id="0" name="image4.jpg"/>
+                    <pic:cNvPr descr="UNPA.JPG" id="0" name="image3.jpg"/>
                     <pic:cNvPicPr preferRelativeResize="0"/>
                   </pic:nvPicPr>
                   <pic:blipFill>
@@ -1451,7 +1451,7 @@
     </w:p>
     <w:sdt>
       <w:sdtPr>
-        <w:id w:val="-235288051"/>
+        <w:id w:val="842180405"/>
         <w:docPartObj>
           <w:docPartGallery w:val="Table of Contents"/>
           <w:docPartUnique w:val="1"/>
@@ -15381,12 +15381,12 @@
           <wp:extent cx="669290" cy="669290"/>
           <wp:effectExtent b="0" l="0" r="0" t="0"/>
           <wp:wrapSquare wrapText="bothSides" distB="0" distT="0" distL="114300" distR="114300"/>
-          <wp:docPr descr="psi-negro.png" id="14" name="image3.png"/>
+          <wp:docPr descr="psi-negro.png" id="14" name="image2.png"/>
           <a:graphic>
             <a:graphicData uri="http://schemas.openxmlformats.org/drawingml/2006/picture">
               <pic:pic>
                 <pic:nvPicPr>
-                  <pic:cNvPr descr="psi-negro.png" id="0" name="image3.png"/>
+                  <pic:cNvPr descr="psi-negro.png" id="0" name="image2.png"/>
                   <pic:cNvPicPr preferRelativeResize="0"/>
                 </pic:nvPicPr>
                 <pic:blipFill>
@@ -15426,12 +15426,12 @@
           <wp:extent cx="425450" cy="666750"/>
           <wp:effectExtent b="0" l="0" r="0" t="0"/>
           <wp:wrapSquare wrapText="bothSides" distB="0" distT="0" distL="114300" distR="114300"/>
-          <wp:docPr descr="UNPA.JPG" id="18" name="image5.jpg"/>
+          <wp:docPr descr="UNPA.JPG" id="18" name="image4.jpg"/>
           <a:graphic>
             <a:graphicData uri="http://schemas.openxmlformats.org/drawingml/2006/picture">
               <pic:pic>
                 <pic:nvPicPr>
-                  <pic:cNvPr descr="UNPA.JPG" id="0" name="image5.jpg"/>
+                  <pic:cNvPr descr="UNPA.JPG" id="0" name="image4.jpg"/>
                   <pic:cNvPicPr preferRelativeResize="0"/>
                 </pic:nvPicPr>
                 <pic:blipFill>

--- a/Etapa Elaboración - Iteración 1/Plan de Estimación - Kairos - NexTech.docx
+++ b/Etapa Elaboración - Iteración 1/Plan de Estimación - Kairos - NexTech.docx
@@ -978,12 +978,12 @@
             <wp:extent cx="1304925" cy="2019300"/>
             <wp:effectExtent b="0" l="0" r="0" t="0"/>
             <wp:wrapSquare wrapText="bothSides" distB="0" distT="0" distL="114300" distR="114300"/>
-            <wp:docPr descr="UNPA.JPG" id="17" name="image3.jpg"/>
+            <wp:docPr descr="UNPA.JPG" id="17" name="image1.jpg"/>
             <a:graphic>
               <a:graphicData uri="http://schemas.openxmlformats.org/drawingml/2006/picture">
                 <pic:pic>
                   <pic:nvPicPr>
-                    <pic:cNvPr descr="UNPA.JPG" id="0" name="image3.jpg"/>
+                    <pic:cNvPr descr="UNPA.JPG" id="0" name="image1.jpg"/>
                     <pic:cNvPicPr preferRelativeResize="0"/>
                   </pic:nvPicPr>
                   <pic:blipFill>
@@ -1348,12 +1348,12 @@
             <wp:extent cx="1200150" cy="1200150"/>
             <wp:effectExtent b="0" l="0" r="0" t="0"/>
             <wp:wrapSquare wrapText="bothSides" distB="0" distT="0" distL="114300" distR="114300"/>
-            <wp:docPr descr="psi-negro.png" id="15" name="image1.png"/>
+            <wp:docPr descr="psi-negro.png" id="15" name="image4.png"/>
             <a:graphic>
               <a:graphicData uri="http://schemas.openxmlformats.org/drawingml/2006/picture">
                 <pic:pic>
                   <pic:nvPicPr>
-                    <pic:cNvPr descr="psi-negro.png" id="0" name="image1.png"/>
+                    <pic:cNvPr descr="psi-negro.png" id="0" name="image4.png"/>
                     <pic:cNvPicPr preferRelativeResize="0"/>
                   </pic:nvPicPr>
                   <pic:blipFill>
@@ -1451,7 +1451,7 @@
     </w:p>
     <w:sdt>
       <w:sdtPr>
-        <w:id w:val="842180405"/>
+        <w:id w:val="1846206045"/>
         <w:docPartObj>
           <w:docPartGallery w:val="Table of Contents"/>
           <w:docPartUnique w:val="1"/>
@@ -15381,12 +15381,12 @@
           <wp:extent cx="669290" cy="669290"/>
           <wp:effectExtent b="0" l="0" r="0" t="0"/>
           <wp:wrapSquare wrapText="bothSides" distB="0" distT="0" distL="114300" distR="114300"/>
-          <wp:docPr descr="psi-negro.png" id="14" name="image2.png"/>
+          <wp:docPr descr="psi-negro.png" id="14" name="image3.png"/>
           <a:graphic>
             <a:graphicData uri="http://schemas.openxmlformats.org/drawingml/2006/picture">
               <pic:pic>
                 <pic:nvPicPr>
-                  <pic:cNvPr descr="psi-negro.png" id="0" name="image2.png"/>
+                  <pic:cNvPr descr="psi-negro.png" id="0" name="image3.png"/>
                   <pic:cNvPicPr preferRelativeResize="0"/>
                 </pic:nvPicPr>
                 <pic:blipFill>
@@ -15426,12 +15426,12 @@
           <wp:extent cx="425450" cy="666750"/>
           <wp:effectExtent b="0" l="0" r="0" t="0"/>
           <wp:wrapSquare wrapText="bothSides" distB="0" distT="0" distL="114300" distR="114300"/>
-          <wp:docPr descr="UNPA.JPG" id="18" name="image4.jpg"/>
+          <wp:docPr descr="UNPA.JPG" id="18" name="image2.jpg"/>
           <a:graphic>
             <a:graphicData uri="http://schemas.openxmlformats.org/drawingml/2006/picture">
               <pic:pic>
                 <pic:nvPicPr>
-                  <pic:cNvPr descr="UNPA.JPG" id="0" name="image4.jpg"/>
+                  <pic:cNvPr descr="UNPA.JPG" id="0" name="image2.jpg"/>
                   <pic:cNvPicPr preferRelativeResize="0"/>
                 </pic:nvPicPr>
                 <pic:blipFill>

--- a/Etapa Elaboración - Iteración 1/Plan de Estimación - Kairos - NexTech.docx
+++ b/Etapa Elaboración - Iteración 1/Plan de Estimación - Kairos - NexTech.docx
@@ -1451,7 +1451,7 @@
     </w:p>
     <w:sdt>
       <w:sdtPr>
-        <w:id w:val="1846206045"/>
+        <w:id w:val="1985916186"/>
         <w:docPartObj>
           <w:docPartGallery w:val="Table of Contents"/>
           <w:docPartUnique w:val="1"/>
@@ -15381,12 +15381,12 @@
           <wp:extent cx="669290" cy="669290"/>
           <wp:effectExtent b="0" l="0" r="0" t="0"/>
           <wp:wrapSquare wrapText="bothSides" distB="0" distT="0" distL="114300" distR="114300"/>
-          <wp:docPr descr="psi-negro.png" id="14" name="image3.png"/>
+          <wp:docPr descr="psi-negro.png" id="14" name="image2.png"/>
           <a:graphic>
             <a:graphicData uri="http://schemas.openxmlformats.org/drawingml/2006/picture">
               <pic:pic>
                 <pic:nvPicPr>
-                  <pic:cNvPr descr="psi-negro.png" id="0" name="image3.png"/>
+                  <pic:cNvPr descr="psi-negro.png" id="0" name="image2.png"/>
                   <pic:cNvPicPr preferRelativeResize="0"/>
                 </pic:nvPicPr>
                 <pic:blipFill>
@@ -15426,12 +15426,12 @@
           <wp:extent cx="425450" cy="666750"/>
           <wp:effectExtent b="0" l="0" r="0" t="0"/>
           <wp:wrapSquare wrapText="bothSides" distB="0" distT="0" distL="114300" distR="114300"/>
-          <wp:docPr descr="UNPA.JPG" id="18" name="image2.jpg"/>
+          <wp:docPr descr="UNPA.JPG" id="18" name="image3.jpg"/>
           <a:graphic>
             <a:graphicData uri="http://schemas.openxmlformats.org/drawingml/2006/picture">
               <pic:pic>
                 <pic:nvPicPr>
-                  <pic:cNvPr descr="UNPA.JPG" id="0" name="image2.jpg"/>
+                  <pic:cNvPr descr="UNPA.JPG" id="0" name="image3.jpg"/>
                   <pic:cNvPicPr preferRelativeResize="0"/>
                 </pic:nvPicPr>
                 <pic:blipFill>

--- a/Etapa Elaboración - Iteración 1/Plan de Estimación - Kairos - NexTech.docx
+++ b/Etapa Elaboración - Iteración 1/Plan de Estimación - Kairos - NexTech.docx
@@ -923,12 +923,12 @@
             <wp:extent cx="1200150" cy="1200150"/>
             <wp:effectExtent b="0" l="0" r="0" t="0"/>
             <wp:wrapSquare wrapText="bothSides" distB="0" distT="0" distL="114300" distR="114300"/>
-            <wp:docPr descr="psi-negro.png" id="16" name="image5.png"/>
+            <wp:docPr descr="psi-negro.png" id="16" name="image3.png"/>
             <a:graphic>
               <a:graphicData uri="http://schemas.openxmlformats.org/drawingml/2006/picture">
                 <pic:pic>
                   <pic:nvPicPr>
-                    <pic:cNvPr descr="psi-negro.png" id="0" name="image5.png"/>
+                    <pic:cNvPr descr="psi-negro.png" id="0" name="image3.png"/>
                     <pic:cNvPicPr preferRelativeResize="0"/>
                   </pic:nvPicPr>
                   <pic:blipFill>
@@ -1451,7 +1451,7 @@
     </w:p>
     <w:sdt>
       <w:sdtPr>
-        <w:id w:val="1985916186"/>
+        <w:id w:val="-1844921089"/>
         <w:docPartObj>
           <w:docPartGallery w:val="Table of Contents"/>
           <w:docPartUnique w:val="1"/>
@@ -15426,12 +15426,12 @@
           <wp:extent cx="425450" cy="666750"/>
           <wp:effectExtent b="0" l="0" r="0" t="0"/>
           <wp:wrapSquare wrapText="bothSides" distB="0" distT="0" distL="114300" distR="114300"/>
-          <wp:docPr descr="UNPA.JPG" id="18" name="image3.jpg"/>
+          <wp:docPr descr="UNPA.JPG" id="18" name="image5.jpg"/>
           <a:graphic>
             <a:graphicData uri="http://schemas.openxmlformats.org/drawingml/2006/picture">
               <pic:pic>
                 <pic:nvPicPr>
-                  <pic:cNvPr descr="UNPA.JPG" id="0" name="image3.jpg"/>
+                  <pic:cNvPr descr="UNPA.JPG" id="0" name="image5.jpg"/>
                   <pic:cNvPicPr preferRelativeResize="0"/>
                 </pic:nvPicPr>
                 <pic:blipFill>

--- a/Etapa Elaboración - Iteración 1/Plan de Estimación - Kairos - NexTech.docx
+++ b/Etapa Elaboración - Iteración 1/Plan de Estimación - Kairos - NexTech.docx
@@ -923,12 +923,12 @@
             <wp:extent cx="1200150" cy="1200150"/>
             <wp:effectExtent b="0" l="0" r="0" t="0"/>
             <wp:wrapSquare wrapText="bothSides" distB="0" distT="0" distL="114300" distR="114300"/>
-            <wp:docPr descr="psi-negro.png" id="16" name="image3.png"/>
+            <wp:docPr descr="psi-negro.png" id="16" name="image4.png"/>
             <a:graphic>
               <a:graphicData uri="http://schemas.openxmlformats.org/drawingml/2006/picture">
                 <pic:pic>
                   <pic:nvPicPr>
-                    <pic:cNvPr descr="psi-negro.png" id="0" name="image3.png"/>
+                    <pic:cNvPr descr="psi-negro.png" id="0" name="image4.png"/>
                     <pic:cNvPicPr preferRelativeResize="0"/>
                   </pic:nvPicPr>
                   <pic:blipFill>
@@ -978,12 +978,12 @@
             <wp:extent cx="1304925" cy="2019300"/>
             <wp:effectExtent b="0" l="0" r="0" t="0"/>
             <wp:wrapSquare wrapText="bothSides" distB="0" distT="0" distL="114300" distR="114300"/>
-            <wp:docPr descr="UNPA.JPG" id="17" name="image1.jpg"/>
+            <wp:docPr descr="UNPA.JPG" id="17" name="image5.jpg"/>
             <a:graphic>
               <a:graphicData uri="http://schemas.openxmlformats.org/drawingml/2006/picture">
                 <pic:pic>
                   <pic:nvPicPr>
-                    <pic:cNvPr descr="UNPA.JPG" id="0" name="image1.jpg"/>
+                    <pic:cNvPr descr="UNPA.JPG" id="0" name="image5.jpg"/>
                     <pic:cNvPicPr preferRelativeResize="0"/>
                   </pic:nvPicPr>
                   <pic:blipFill>
@@ -1348,12 +1348,12 @@
             <wp:extent cx="1200150" cy="1200150"/>
             <wp:effectExtent b="0" l="0" r="0" t="0"/>
             <wp:wrapSquare wrapText="bothSides" distB="0" distT="0" distL="114300" distR="114300"/>
-            <wp:docPr descr="psi-negro.png" id="15" name="image4.png"/>
+            <wp:docPr descr="psi-negro.png" id="15" name="image3.png"/>
             <a:graphic>
               <a:graphicData uri="http://schemas.openxmlformats.org/drawingml/2006/picture">
                 <pic:pic>
                   <pic:nvPicPr>
-                    <pic:cNvPr descr="psi-negro.png" id="0" name="image4.png"/>
+                    <pic:cNvPr descr="psi-negro.png" id="0" name="image3.png"/>
                     <pic:cNvPicPr preferRelativeResize="0"/>
                   </pic:nvPicPr>
                   <pic:blipFill>
@@ -1451,7 +1451,7 @@
     </w:p>
     <w:sdt>
       <w:sdtPr>
-        <w:id w:val="-1844921089"/>
+        <w:id w:val="-521955629"/>
         <w:docPartObj>
           <w:docPartGallery w:val="Table of Contents"/>
           <w:docPartUnique w:val="1"/>
@@ -15381,12 +15381,12 @@
           <wp:extent cx="669290" cy="669290"/>
           <wp:effectExtent b="0" l="0" r="0" t="0"/>
           <wp:wrapSquare wrapText="bothSides" distB="0" distT="0" distL="114300" distR="114300"/>
-          <wp:docPr descr="psi-negro.png" id="14" name="image2.png"/>
+          <wp:docPr descr="psi-negro.png" id="14" name="image1.png"/>
           <a:graphic>
             <a:graphicData uri="http://schemas.openxmlformats.org/drawingml/2006/picture">
               <pic:pic>
                 <pic:nvPicPr>
-                  <pic:cNvPr descr="psi-negro.png" id="0" name="image2.png"/>
+                  <pic:cNvPr descr="psi-negro.png" id="0" name="image1.png"/>
                   <pic:cNvPicPr preferRelativeResize="0"/>
                 </pic:nvPicPr>
                 <pic:blipFill>
@@ -15426,12 +15426,12 @@
           <wp:extent cx="425450" cy="666750"/>
           <wp:effectExtent b="0" l="0" r="0" t="0"/>
           <wp:wrapSquare wrapText="bothSides" distB="0" distT="0" distL="114300" distR="114300"/>
-          <wp:docPr descr="UNPA.JPG" id="18" name="image5.jpg"/>
+          <wp:docPr descr="UNPA.JPG" id="18" name="image2.jpg"/>
           <a:graphic>
             <a:graphicData uri="http://schemas.openxmlformats.org/drawingml/2006/picture">
               <pic:pic>
                 <pic:nvPicPr>
-                  <pic:cNvPr descr="UNPA.JPG" id="0" name="image5.jpg"/>
+                  <pic:cNvPr descr="UNPA.JPG" id="0" name="image2.jpg"/>
                   <pic:cNvPicPr preferRelativeResize="0"/>
                 </pic:nvPicPr>
                 <pic:blipFill>

--- a/Etapa Elaboración - Iteración 1/Plan de Estimación - Kairos - NexTech.docx
+++ b/Etapa Elaboración - Iteración 1/Plan de Estimación - Kairos - NexTech.docx
@@ -978,12 +978,12 @@
             <wp:extent cx="1304925" cy="2019300"/>
             <wp:effectExtent b="0" l="0" r="0" t="0"/>
             <wp:wrapSquare wrapText="bothSides" distB="0" distT="0" distL="114300" distR="114300"/>
-            <wp:docPr descr="UNPA.JPG" id="17" name="image5.jpg"/>
+            <wp:docPr descr="UNPA.JPG" id="17" name="image2.jpg"/>
             <a:graphic>
               <a:graphicData uri="http://schemas.openxmlformats.org/drawingml/2006/picture">
                 <pic:pic>
                   <pic:nvPicPr>
-                    <pic:cNvPr descr="UNPA.JPG" id="0" name="image5.jpg"/>
+                    <pic:cNvPr descr="UNPA.JPG" id="0" name="image2.jpg"/>
                     <pic:cNvPicPr preferRelativeResize="0"/>
                   </pic:nvPicPr>
                   <pic:blipFill>
@@ -1451,7 +1451,7 @@
     </w:p>
     <w:sdt>
       <w:sdtPr>
-        <w:id w:val="-521955629"/>
+        <w:id w:val="-736032787"/>
         <w:docPartObj>
           <w:docPartGallery w:val="Table of Contents"/>
           <w:docPartUnique w:val="1"/>
@@ -15426,12 +15426,12 @@
           <wp:extent cx="425450" cy="666750"/>
           <wp:effectExtent b="0" l="0" r="0" t="0"/>
           <wp:wrapSquare wrapText="bothSides" distB="0" distT="0" distL="114300" distR="114300"/>
-          <wp:docPr descr="UNPA.JPG" id="18" name="image2.jpg"/>
+          <wp:docPr descr="UNPA.JPG" id="18" name="image5.jpg"/>
           <a:graphic>
             <a:graphicData uri="http://schemas.openxmlformats.org/drawingml/2006/picture">
               <pic:pic>
                 <pic:nvPicPr>
-                  <pic:cNvPr descr="UNPA.JPG" id="0" name="image2.jpg"/>
+                  <pic:cNvPr descr="UNPA.JPG" id="0" name="image5.jpg"/>
                   <pic:cNvPicPr preferRelativeResize="0"/>
                 </pic:nvPicPr>
                 <pic:blipFill>

--- a/Etapa Elaboración - Iteración 1/Plan de Estimación - Kairos - NexTech.docx
+++ b/Etapa Elaboración - Iteración 1/Plan de Estimación - Kairos - NexTech.docx
@@ -923,12 +923,12 @@
             <wp:extent cx="1200150" cy="1200150"/>
             <wp:effectExtent b="0" l="0" r="0" t="0"/>
             <wp:wrapSquare wrapText="bothSides" distB="0" distT="0" distL="114300" distR="114300"/>
-            <wp:docPr descr="psi-negro.png" id="16" name="image4.png"/>
+            <wp:docPr descr="psi-negro.png" id="16" name="image1.png"/>
             <a:graphic>
               <a:graphicData uri="http://schemas.openxmlformats.org/drawingml/2006/picture">
                 <pic:pic>
                   <pic:nvPicPr>
-                    <pic:cNvPr descr="psi-negro.png" id="0" name="image4.png"/>
+                    <pic:cNvPr descr="psi-negro.png" id="0" name="image1.png"/>
                     <pic:cNvPicPr preferRelativeResize="0"/>
                   </pic:nvPicPr>
                   <pic:blipFill>
@@ -1348,12 +1348,12 @@
             <wp:extent cx="1200150" cy="1200150"/>
             <wp:effectExtent b="0" l="0" r="0" t="0"/>
             <wp:wrapSquare wrapText="bothSides" distB="0" distT="0" distL="114300" distR="114300"/>
-            <wp:docPr descr="psi-negro.png" id="15" name="image3.png"/>
+            <wp:docPr descr="psi-negro.png" id="15" name="image4.png"/>
             <a:graphic>
               <a:graphicData uri="http://schemas.openxmlformats.org/drawingml/2006/picture">
                 <pic:pic>
                   <pic:nvPicPr>
-                    <pic:cNvPr descr="psi-negro.png" id="0" name="image3.png"/>
+                    <pic:cNvPr descr="psi-negro.png" id="0" name="image4.png"/>
                     <pic:cNvPicPr preferRelativeResize="0"/>
                   </pic:nvPicPr>
                   <pic:blipFill>
@@ -1451,7 +1451,7 @@
     </w:p>
     <w:sdt>
       <w:sdtPr>
-        <w:id w:val="-736032787"/>
+        <w:id w:val="1442611999"/>
         <w:docPartObj>
           <w:docPartGallery w:val="Table of Contents"/>
           <w:docPartUnique w:val="1"/>
@@ -15381,12 +15381,12 @@
           <wp:extent cx="669290" cy="669290"/>
           <wp:effectExtent b="0" l="0" r="0" t="0"/>
           <wp:wrapSquare wrapText="bothSides" distB="0" distT="0" distL="114300" distR="114300"/>
-          <wp:docPr descr="psi-negro.png" id="14" name="image1.png"/>
+          <wp:docPr descr="psi-negro.png" id="14" name="image5.png"/>
           <a:graphic>
             <a:graphicData uri="http://schemas.openxmlformats.org/drawingml/2006/picture">
               <pic:pic>
                 <pic:nvPicPr>
-                  <pic:cNvPr descr="psi-negro.png" id="0" name="image1.png"/>
+                  <pic:cNvPr descr="psi-negro.png" id="0" name="image5.png"/>
                   <pic:cNvPicPr preferRelativeResize="0"/>
                 </pic:nvPicPr>
                 <pic:blipFill>
@@ -15426,12 +15426,12 @@
           <wp:extent cx="425450" cy="666750"/>
           <wp:effectExtent b="0" l="0" r="0" t="0"/>
           <wp:wrapSquare wrapText="bothSides" distB="0" distT="0" distL="114300" distR="114300"/>
-          <wp:docPr descr="UNPA.JPG" id="18" name="image5.jpg"/>
+          <wp:docPr descr="UNPA.JPG" id="18" name="image3.jpg"/>
           <a:graphic>
             <a:graphicData uri="http://schemas.openxmlformats.org/drawingml/2006/picture">
               <pic:pic>
                 <pic:nvPicPr>
-                  <pic:cNvPr descr="UNPA.JPG" id="0" name="image5.jpg"/>
+                  <pic:cNvPr descr="UNPA.JPG" id="0" name="image3.jpg"/>
                   <pic:cNvPicPr preferRelativeResize="0"/>
                 </pic:nvPicPr>
                 <pic:blipFill>

--- a/Etapa Elaboración - Iteración 1/Plan de Estimación - Kairos - NexTech.docx
+++ b/Etapa Elaboración - Iteración 1/Plan de Estimación - Kairos - NexTech.docx
@@ -22,7 +22,9 @@
         <w:rPr>
           <w:rFonts w:ascii="Cambria" w:cs="Cambria" w:eastAsia="Cambria" w:hAnsi="Cambria"/>
           <w:b w:val="0"/>
-          <w:i w:val="0"/>
+          <w:bCs w:val="0"/>
+          <w:i w:val="0"/>
+          <w:iCs w:val="0"/>
           <w:smallCaps w:val="0"/>
           <w:strike w:val="0"/>
           <w:color w:val="000000"/>
@@ -59,7 +61,9 @@
         <w:rPr>
           <w:rFonts w:ascii="Cambria" w:cs="Cambria" w:eastAsia="Cambria" w:hAnsi="Cambria"/>
           <w:b w:val="0"/>
-          <w:i w:val="0"/>
+          <w:bCs w:val="0"/>
+          <w:i w:val="0"/>
+          <w:iCs w:val="0"/>
           <w:smallCaps w:val="0"/>
           <w:strike w:val="0"/>
           <w:color w:val="000000"/>
@@ -96,7 +100,9 @@
         <w:rPr>
           <w:rFonts w:ascii="Cambria" w:cs="Cambria" w:eastAsia="Cambria" w:hAnsi="Cambria"/>
           <w:b w:val="0"/>
-          <w:i w:val="0"/>
+          <w:bCs w:val="0"/>
+          <w:i w:val="0"/>
+          <w:iCs w:val="0"/>
           <w:smallCaps w:val="0"/>
           <w:strike w:val="0"/>
           <w:color w:val="000000"/>
@@ -111,7 +117,9 @@
         <w:rPr>
           <w:rFonts w:ascii="Calibri" w:cs="Calibri" w:eastAsia="Calibri" w:hAnsi="Calibri"/>
           <w:b w:val="0"/>
-          <w:i w:val="0"/>
+          <w:bCs w:val="0"/>
+          <w:i w:val="0"/>
+          <w:iCs w:val="0"/>
           <w:smallCaps w:val="0"/>
           <w:strike w:val="0"/>
           <w:color w:val="000000"/>
@@ -231,7 +239,9 @@
         <w:rPr>
           <w:rFonts w:ascii="Calibri" w:cs="Calibri" w:eastAsia="Calibri" w:hAnsi="Calibri"/>
           <w:b w:val="0"/>
-          <w:i w:val="0"/>
+          <w:bCs w:val="0"/>
+          <w:i w:val="0"/>
+          <w:iCs w:val="0"/>
           <w:smallCaps w:val="0"/>
           <w:strike w:val="0"/>
           <w:color w:val="000000"/>
@@ -351,7 +361,9 @@
         <w:rPr>
           <w:rFonts w:ascii="Calibri" w:cs="Calibri" w:eastAsia="Calibri" w:hAnsi="Calibri"/>
           <w:b w:val="0"/>
-          <w:i w:val="0"/>
+          <w:bCs w:val="0"/>
+          <w:i w:val="0"/>
+          <w:iCs w:val="0"/>
           <w:smallCaps w:val="0"/>
           <w:strike w:val="0"/>
           <w:color w:val="000000"/>
@@ -471,7 +483,9 @@
         <w:rPr>
           <w:rFonts w:ascii="Calibri" w:cs="Calibri" w:eastAsia="Calibri" w:hAnsi="Calibri"/>
           <w:b w:val="0"/>
-          <w:i w:val="0"/>
+          <w:bCs w:val="0"/>
+          <w:i w:val="0"/>
+          <w:iCs w:val="0"/>
           <w:smallCaps w:val="0"/>
           <w:strike w:val="0"/>
           <w:color w:val="000000"/>
@@ -613,7 +627,9 @@
         <w:rPr>
           <w:rFonts w:ascii="Cambria" w:cs="Cambria" w:eastAsia="Cambria" w:hAnsi="Cambria"/>
           <w:b w:val="0"/>
-          <w:i w:val="0"/>
+          <w:bCs w:val="0"/>
+          <w:i w:val="0"/>
+          <w:iCs w:val="0"/>
           <w:smallCaps w:val="0"/>
           <w:strike w:val="0"/>
           <w:color w:val="000000"/>
@@ -628,7 +644,9 @@
         <w:rPr>
           <w:rFonts w:ascii="Cambria" w:cs="Cambria" w:eastAsia="Cambria" w:hAnsi="Cambria"/>
           <w:b w:val="0"/>
-          <w:i w:val="0"/>
+          <w:bCs w:val="0"/>
+          <w:i w:val="0"/>
+          <w:iCs w:val="0"/>
           <w:smallCaps w:val="0"/>
           <w:strike w:val="0"/>
           <w:color w:val="000000"/>
@@ -662,7 +680,9 @@
         <w:rPr>
           <w:rFonts w:ascii="Cambria" w:cs="Cambria" w:eastAsia="Cambria" w:hAnsi="Cambria"/>
           <w:b w:val="0"/>
-          <w:i w:val="0"/>
+          <w:bCs w:val="0"/>
+          <w:i w:val="0"/>
+          <w:iCs w:val="0"/>
           <w:smallCaps w:val="0"/>
           <w:strike w:val="0"/>
           <w:color w:val="000000"/>
@@ -708,7 +728,9 @@
         <w:rPr>
           <w:rFonts w:ascii="Calibri" w:cs="Calibri" w:eastAsia="Calibri" w:hAnsi="Calibri"/>
           <w:b w:val="0"/>
-          <w:i w:val="0"/>
+          <w:bCs w:val="0"/>
+          <w:i w:val="0"/>
+          <w:iCs w:val="0"/>
           <w:smallCaps w:val="0"/>
           <w:strike w:val="0"/>
           <w:color w:val="000000"/>
@@ -745,7 +767,9 @@
         <w:rPr>
           <w:rFonts w:ascii="Calibri" w:cs="Calibri" w:eastAsia="Calibri" w:hAnsi="Calibri"/>
           <w:b w:val="0"/>
-          <w:i w:val="0"/>
+          <w:bCs w:val="0"/>
+          <w:i w:val="0"/>
+          <w:iCs w:val="0"/>
           <w:smallCaps w:val="0"/>
           <w:strike w:val="0"/>
           <w:color w:val="000000"/>
@@ -782,7 +806,9 @@
         <w:rPr>
           <w:rFonts w:ascii="Calibri" w:cs="Calibri" w:eastAsia="Calibri" w:hAnsi="Calibri"/>
           <w:b w:val="0"/>
-          <w:i w:val="0"/>
+          <w:bCs w:val="0"/>
+          <w:i w:val="0"/>
+          <w:iCs w:val="0"/>
           <w:smallCaps w:val="0"/>
           <w:strike w:val="0"/>
           <w:color w:val="000000"/>
@@ -819,7 +845,9 @@
         <w:rPr>
           <w:rFonts w:ascii="Calibri" w:cs="Calibri" w:eastAsia="Calibri" w:hAnsi="Calibri"/>
           <w:b w:val="0"/>
-          <w:i w:val="0"/>
+          <w:bCs w:val="0"/>
+          <w:i w:val="0"/>
+          <w:iCs w:val="0"/>
           <w:smallCaps w:val="0"/>
           <w:strike w:val="0"/>
           <w:color w:val="000000"/>
@@ -895,7 +923,9 @@
         <w:rPr>
           <w:rFonts w:ascii="Calibri" w:cs="Calibri" w:eastAsia="Calibri" w:hAnsi="Calibri"/>
           <w:b w:val="0"/>
+          <w:bCs w:val="0"/>
           <w:i w:val="1"/>
+          <w:iCs w:val="1"/>
           <w:smallCaps w:val="0"/>
           <w:strike w:val="0"/>
           <w:color w:val="548dd4"/>
@@ -909,6 +939,7 @@
       <w:r>
         <w:rPr>
           <w:i w:val="1"/>
+          <w:iCs w:val="1"/>
           <w:color w:val="548dd4"/>
         </w:rPr>
         <w:drawing>
@@ -923,12 +954,12 @@
             <wp:extent cx="1200150" cy="1200150"/>
             <wp:effectExtent b="0" l="0" r="0" t="0"/>
             <wp:wrapSquare wrapText="bothSides" distB="0" distT="0" distL="114300" distR="114300"/>
-            <wp:docPr descr="psi-negro.png" id="16" name="image1.png"/>
+            <wp:docPr descr="psi-negro.png" id="16" name="image2.png"/>
             <a:graphic>
               <a:graphicData uri="http://schemas.openxmlformats.org/drawingml/2006/picture">
                 <pic:pic>
                   <pic:nvPicPr>
-                    <pic:cNvPr descr="psi-negro.png" id="0" name="image1.png"/>
+                    <pic:cNvPr descr="psi-negro.png" id="0" name="image2.png"/>
                     <pic:cNvPicPr preferRelativeResize="0"/>
                   </pic:nvPicPr>
                   <pic:blipFill>
@@ -956,7 +987,9 @@
         <w:rPr>
           <w:rFonts w:ascii="Calibri" w:cs="Calibri" w:eastAsia="Calibri" w:hAnsi="Calibri"/>
           <w:b w:val="0"/>
+          <w:bCs w:val="0"/>
           <w:i w:val="1"/>
+          <w:iCs w:val="1"/>
           <w:smallCaps w:val="0"/>
           <w:strike w:val="0"/>
           <w:color w:val="548dd4"/>
@@ -978,12 +1011,12 @@
             <wp:extent cx="1304925" cy="2019300"/>
             <wp:effectExtent b="0" l="0" r="0" t="0"/>
             <wp:wrapSquare wrapText="bothSides" distB="0" distT="0" distL="114300" distR="114300"/>
-            <wp:docPr descr="UNPA.JPG" id="17" name="image2.jpg"/>
+            <wp:docPr descr="UNPA.JPG" id="17" name="image3.jpg"/>
             <a:graphic>
               <a:graphicData uri="http://schemas.openxmlformats.org/drawingml/2006/picture">
                 <pic:pic>
                   <pic:nvPicPr>
-                    <pic:cNvPr descr="UNPA.JPG" id="0" name="image2.jpg"/>
+                    <pic:cNvPr descr="UNPA.JPG" id="0" name="image3.jpg"/>
                     <pic:cNvPicPr preferRelativeResize="0"/>
                   </pic:nvPicPr>
                   <pic:blipFill>
@@ -1039,7 +1072,9 @@
         <w:rPr>
           <w:rFonts w:ascii="Calibri" w:cs="Calibri" w:eastAsia="Calibri" w:hAnsi="Calibri"/>
           <w:b w:val="0"/>
+          <w:bCs w:val="0"/>
           <w:i w:val="1"/>
+          <w:iCs w:val="1"/>
           <w:smallCaps w:val="0"/>
           <w:strike w:val="0"/>
           <w:color w:val="548dd4"/>
@@ -1054,7 +1089,9 @@
         <w:rPr>
           <w:rFonts w:ascii="Calibri" w:cs="Calibri" w:eastAsia="Calibri" w:hAnsi="Calibri"/>
           <w:b w:val="0"/>
+          <w:bCs w:val="0"/>
           <w:i w:val="1"/>
+          <w:iCs w:val="1"/>
           <w:smallCaps w:val="0"/>
           <w:strike w:val="0"/>
           <w:color w:val="548dd4"/>
@@ -1262,7 +1299,9 @@
         <w:rPr>
           <w:rFonts w:ascii="Calibri" w:cs="Calibri" w:eastAsia="Calibri" w:hAnsi="Calibri"/>
           <w:b w:val="0"/>
+          <w:bCs w:val="0"/>
           <w:i w:val="1"/>
+          <w:iCs w:val="1"/>
           <w:smallCaps w:val="0"/>
           <w:strike w:val="0"/>
           <w:color w:val="548dd4"/>
@@ -1302,7 +1341,9 @@
         <w:rPr>
           <w:rFonts w:ascii="Calibri" w:cs="Calibri" w:eastAsia="Calibri" w:hAnsi="Calibri"/>
           <w:b w:val="0"/>
+          <w:bCs w:val="0"/>
           <w:i w:val="1"/>
+          <w:iCs w:val="1"/>
           <w:smallCaps w:val="0"/>
           <w:strike w:val="0"/>
           <w:color w:val="548dd4"/>
@@ -1420,7 +1461,9 @@
         <w:rPr>
           <w:rFonts w:ascii="Cambria" w:cs="Cambria" w:eastAsia="Cambria" w:hAnsi="Cambria"/>
           <w:b w:val="1"/>
-          <w:i w:val="0"/>
+          <w:bCs w:val="1"/>
+          <w:i w:val="0"/>
+          <w:iCs w:val="0"/>
           <w:smallCaps w:val="0"/>
           <w:strike w:val="0"/>
           <w:color w:val="366091"/>
@@ -1435,7 +1478,9 @@
         <w:rPr>
           <w:rFonts w:ascii="Cambria" w:cs="Cambria" w:eastAsia="Cambria" w:hAnsi="Cambria"/>
           <w:b w:val="1"/>
-          <w:i w:val="0"/>
+          <w:bCs w:val="1"/>
+          <w:i w:val="0"/>
+          <w:iCs w:val="0"/>
           <w:smallCaps w:val="0"/>
           <w:strike w:val="0"/>
           <w:color w:val="366091"/>
@@ -1451,7 +1496,7 @@
     </w:p>
     <w:sdt>
       <w:sdtPr>
-        <w:id w:val="1442611999"/>
+        <w:id w:val="1027426480"/>
         <w:docPartObj>
           <w:docPartGallery w:val="Table of Contents"/>
           <w:docPartUnique w:val="1"/>
@@ -1468,6 +1513,7 @@
             <w:ind w:left="0"/>
             <w:rPr>
               <w:b w:val="1"/>
+              <w:bCs w:val="1"/>
               <w:color w:val="17365d"/>
               <w:u w:val="none"/>
             </w:rPr>
@@ -1481,6 +1527,7 @@
             <w:r>
               <w:rPr>
                 <w:b w:val="1"/>
+                <w:bCs w:val="1"/>
                 <w:color w:val="17365d"/>
                 <w:u w:val="none"/>
                 <w:rtl w:val="0"/>
@@ -1506,6 +1553,7 @@
             <w:ind w:left="360" w:firstLine="0"/>
             <w:rPr>
               <w:i w:val="1"/>
+              <w:iCs w:val="1"/>
               <w:color w:val="548dd4"/>
               <w:u w:val="none"/>
             </w:rPr>
@@ -1515,7 +1563,9 @@
               <w:rPr>
                 <w:rFonts w:ascii="Calibri" w:cs="Calibri" w:eastAsia="Calibri" w:hAnsi="Calibri"/>
                 <w:b w:val="0"/>
+                <w:bCs w:val="0"/>
                 <w:i w:val="1"/>
+                <w:iCs w:val="1"/>
                 <w:smallCaps w:val="0"/>
                 <w:strike w:val="0"/>
                 <w:color w:val="548dd4"/>
@@ -1547,6 +1597,7 @@
             <w:ind w:left="360" w:firstLine="0"/>
             <w:rPr>
               <w:i w:val="1"/>
+              <w:iCs w:val="1"/>
               <w:color w:val="548dd4"/>
               <w:u w:val="none"/>
             </w:rPr>
@@ -1556,7 +1607,9 @@
               <w:rPr>
                 <w:rFonts w:ascii="Calibri" w:cs="Calibri" w:eastAsia="Calibri" w:hAnsi="Calibri"/>
                 <w:b w:val="0"/>
+                <w:bCs w:val="0"/>
                 <w:i w:val="1"/>
+                <w:iCs w:val="1"/>
                 <w:smallCaps w:val="0"/>
                 <w:strike w:val="0"/>
                 <w:color w:val="548dd4"/>
@@ -1588,6 +1641,7 @@
             <w:ind w:left="360" w:firstLine="0"/>
             <w:rPr>
               <w:i w:val="1"/>
+              <w:iCs w:val="1"/>
               <w:color w:val="548dd4"/>
               <w:u w:val="none"/>
             </w:rPr>
@@ -1597,7 +1651,9 @@
               <w:rPr>
                 <w:rFonts w:ascii="Calibri" w:cs="Calibri" w:eastAsia="Calibri" w:hAnsi="Calibri"/>
                 <w:b w:val="0"/>
+                <w:bCs w:val="0"/>
                 <w:i w:val="1"/>
+                <w:iCs w:val="1"/>
                 <w:smallCaps w:val="0"/>
                 <w:strike w:val="0"/>
                 <w:color w:val="548dd4"/>
@@ -1629,6 +1685,7 @@
             <w:ind w:left="360" w:firstLine="0"/>
             <w:rPr>
               <w:i w:val="1"/>
+              <w:iCs w:val="1"/>
               <w:color w:val="548dd4"/>
               <w:u w:val="none"/>
             </w:rPr>
@@ -1638,7 +1695,9 @@
               <w:rPr>
                 <w:rFonts w:ascii="Calibri" w:cs="Calibri" w:eastAsia="Calibri" w:hAnsi="Calibri"/>
                 <w:b w:val="0"/>
+                <w:bCs w:val="0"/>
                 <w:i w:val="1"/>
+                <w:iCs w:val="1"/>
                 <w:smallCaps w:val="0"/>
                 <w:strike w:val="0"/>
                 <w:color w:val="548dd4"/>
@@ -1670,6 +1729,7 @@
             <w:ind w:left="360" w:firstLine="0"/>
             <w:rPr>
               <w:i w:val="1"/>
+              <w:iCs w:val="1"/>
               <w:color w:val="548dd4"/>
               <w:u w:val="none"/>
             </w:rPr>
@@ -1679,7 +1739,9 @@
               <w:rPr>
                 <w:rFonts w:ascii="Calibri" w:cs="Calibri" w:eastAsia="Calibri" w:hAnsi="Calibri"/>
                 <w:b w:val="0"/>
+                <w:bCs w:val="0"/>
                 <w:i w:val="1"/>
+                <w:iCs w:val="1"/>
                 <w:smallCaps w:val="0"/>
                 <w:strike w:val="0"/>
                 <w:color w:val="548dd4"/>
@@ -1711,6 +1773,7 @@
             <w:ind w:left="0"/>
             <w:rPr>
               <w:b w:val="1"/>
+              <w:bCs w:val="1"/>
               <w:color w:val="366091"/>
               <w:u w:val="none"/>
             </w:rPr>
@@ -1720,6 +1783,7 @@
               <w:rPr>
                 <w:rFonts w:ascii="Calibri" w:cs="Calibri" w:eastAsia="Calibri" w:hAnsi="Calibri"/>
                 <w:b w:val="1"/>
+                <w:bCs w:val="1"/>
                 <w:smallCaps w:val="0"/>
                 <w:strike w:val="0"/>
                 <w:color w:val="366091"/>
@@ -1751,6 +1815,7 @@
             <w:ind w:left="360" w:firstLine="0"/>
             <w:rPr>
               <w:i w:val="1"/>
+              <w:iCs w:val="1"/>
               <w:color w:val="548dd4"/>
               <w:u w:val="none"/>
             </w:rPr>
@@ -1760,7 +1825,9 @@
               <w:rPr>
                 <w:rFonts w:ascii="Calibri" w:cs="Calibri" w:eastAsia="Calibri" w:hAnsi="Calibri"/>
                 <w:b w:val="0"/>
+                <w:bCs w:val="0"/>
                 <w:i w:val="1"/>
+                <w:iCs w:val="1"/>
                 <w:smallCaps w:val="0"/>
                 <w:strike w:val="0"/>
                 <w:color w:val="548dd4"/>
@@ -1792,6 +1859,7 @@
             <w:ind w:left="720" w:firstLine="0"/>
             <w:rPr>
               <w:i w:val="1"/>
+              <w:iCs w:val="1"/>
               <w:color w:val="548dd4"/>
               <w:u w:val="none"/>
             </w:rPr>
@@ -1801,7 +1869,9 @@
               <w:rPr>
                 <w:rFonts w:ascii="Calibri" w:cs="Calibri" w:eastAsia="Calibri" w:hAnsi="Calibri"/>
                 <w:b w:val="0"/>
+                <w:bCs w:val="0"/>
                 <w:i w:val="1"/>
+                <w:iCs w:val="1"/>
                 <w:smallCaps w:val="0"/>
                 <w:strike w:val="0"/>
                 <w:color w:val="548dd4"/>
@@ -1833,6 +1903,7 @@
             <w:ind w:left="720" w:firstLine="0"/>
             <w:rPr>
               <w:i w:val="1"/>
+              <w:iCs w:val="1"/>
               <w:color w:val="548dd4"/>
               <w:u w:val="none"/>
             </w:rPr>
@@ -1842,7 +1913,9 @@
               <w:rPr>
                 <w:rFonts w:ascii="Calibri" w:cs="Calibri" w:eastAsia="Calibri" w:hAnsi="Calibri"/>
                 <w:b w:val="0"/>
+                <w:bCs w:val="0"/>
                 <w:i w:val="1"/>
+                <w:iCs w:val="1"/>
                 <w:smallCaps w:val="0"/>
                 <w:strike w:val="0"/>
                 <w:color w:val="548dd4"/>
@@ -1874,6 +1947,7 @@
             <w:ind w:left="1080" w:firstLine="0"/>
             <w:rPr>
               <w:i w:val="1"/>
+              <w:iCs w:val="1"/>
               <w:color w:val="548dd4"/>
               <w:u w:val="none"/>
             </w:rPr>
@@ -1883,7 +1957,9 @@
               <w:rPr>
                 <w:rFonts w:ascii="Calibri" w:cs="Calibri" w:eastAsia="Calibri" w:hAnsi="Calibri"/>
                 <w:b w:val="0"/>
+                <w:bCs w:val="0"/>
                 <w:i w:val="1"/>
+                <w:iCs w:val="1"/>
                 <w:smallCaps w:val="0"/>
                 <w:strike w:val="0"/>
                 <w:color w:val="548dd4"/>
@@ -1915,6 +1991,7 @@
             <w:ind w:left="1080" w:firstLine="0"/>
             <w:rPr>
               <w:i w:val="1"/>
+              <w:iCs w:val="1"/>
               <w:color w:val="548dd4"/>
               <w:u w:val="none"/>
             </w:rPr>
@@ -1924,7 +2001,9 @@
               <w:rPr>
                 <w:rFonts w:ascii="Calibri" w:cs="Calibri" w:eastAsia="Calibri" w:hAnsi="Calibri"/>
                 <w:b w:val="0"/>
+                <w:bCs w:val="0"/>
                 <w:i w:val="1"/>
+                <w:iCs w:val="1"/>
                 <w:smallCaps w:val="0"/>
                 <w:strike w:val="0"/>
                 <w:color w:val="548dd4"/>
@@ -1956,6 +2035,7 @@
             <w:ind w:left="720" w:firstLine="0"/>
             <w:rPr>
               <w:i w:val="1"/>
+              <w:iCs w:val="1"/>
               <w:color w:val="548dd4"/>
               <w:u w:val="none"/>
             </w:rPr>
@@ -1965,7 +2045,9 @@
               <w:rPr>
                 <w:rFonts w:ascii="Calibri" w:cs="Calibri" w:eastAsia="Calibri" w:hAnsi="Calibri"/>
                 <w:b w:val="0"/>
+                <w:bCs w:val="0"/>
                 <w:i w:val="1"/>
+                <w:iCs w:val="1"/>
                 <w:smallCaps w:val="0"/>
                 <w:strike w:val="0"/>
                 <w:color w:val="548dd4"/>
@@ -1997,6 +2079,7 @@
             <w:ind w:left="360" w:firstLine="0"/>
             <w:rPr>
               <w:i w:val="1"/>
+              <w:iCs w:val="1"/>
               <w:color w:val="548dd4"/>
               <w:u w:val="none"/>
             </w:rPr>
@@ -2006,7 +2089,9 @@
               <w:rPr>
                 <w:rFonts w:ascii="Calibri" w:cs="Calibri" w:eastAsia="Calibri" w:hAnsi="Calibri"/>
                 <w:b w:val="0"/>
+                <w:bCs w:val="0"/>
                 <w:i w:val="1"/>
+                <w:iCs w:val="1"/>
                 <w:smallCaps w:val="0"/>
                 <w:strike w:val="0"/>
                 <w:color w:val="548dd4"/>
@@ -2122,7 +2207,9 @@
         <w:rPr>
           <w:rFonts w:ascii="Calibri" w:cs="Calibri" w:eastAsia="Calibri" w:hAnsi="Calibri"/>
           <w:b w:val="0"/>
-          <w:i w:val="0"/>
+          <w:bCs w:val="0"/>
+          <w:i w:val="0"/>
+          <w:iCs w:val="0"/>
           <w:smallCaps w:val="0"/>
           <w:strike w:val="0"/>
           <w:color w:val="000000"/>
@@ -2137,7 +2224,9 @@
         <w:rPr>
           <w:rFonts w:ascii="Calibri" w:cs="Calibri" w:eastAsia="Calibri" w:hAnsi="Calibri"/>
           <w:b w:val="0"/>
-          <w:i w:val="0"/>
+          <w:bCs w:val="0"/>
+          <w:i w:val="0"/>
+          <w:iCs w:val="0"/>
           <w:smallCaps w:val="0"/>
           <w:strike w:val="0"/>
           <w:color w:val="000000"/>
@@ -2171,7 +2260,9 @@
         <w:rPr>
           <w:rFonts w:ascii="Calibri" w:cs="Calibri" w:eastAsia="Calibri" w:hAnsi="Calibri"/>
           <w:b w:val="0"/>
-          <w:i w:val="0"/>
+          <w:bCs w:val="0"/>
+          <w:i w:val="0"/>
+          <w:iCs w:val="0"/>
           <w:smallCaps w:val="0"/>
           <w:strike w:val="0"/>
           <w:color w:val="000000"/>
@@ -2186,7 +2277,9 @@
         <w:rPr>
           <w:rFonts w:ascii="Calibri" w:cs="Calibri" w:eastAsia="Calibri" w:hAnsi="Calibri"/>
           <w:b w:val="0"/>
-          <w:i w:val="0"/>
+          <w:bCs w:val="0"/>
+          <w:i w:val="0"/>
+          <w:iCs w:val="0"/>
           <w:smallCaps w:val="0"/>
           <w:strike w:val="0"/>
           <w:color w:val="000000"/>
@@ -2220,7 +2313,9 @@
         <w:rPr>
           <w:rFonts w:ascii="Calibri" w:cs="Calibri" w:eastAsia="Calibri" w:hAnsi="Calibri"/>
           <w:b w:val="0"/>
-          <w:i w:val="0"/>
+          <w:bCs w:val="0"/>
+          <w:i w:val="0"/>
+          <w:iCs w:val="0"/>
           <w:smallCaps w:val="0"/>
           <w:strike w:val="0"/>
           <w:color w:val="000000"/>
@@ -2235,7 +2330,9 @@
         <w:rPr>
           <w:rFonts w:ascii="Calibri" w:cs="Calibri" w:eastAsia="Calibri" w:hAnsi="Calibri"/>
           <w:b w:val="0"/>
-          <w:i w:val="0"/>
+          <w:bCs w:val="0"/>
+          <w:i w:val="0"/>
+          <w:iCs w:val="0"/>
           <w:smallCaps w:val="0"/>
           <w:strike w:val="0"/>
           <w:color w:val="000000"/>
@@ -2258,7 +2355,9 @@
         <w:rPr>
           <w:rFonts w:ascii="Calibri" w:cs="Calibri" w:eastAsia="Calibri" w:hAnsi="Calibri"/>
           <w:b w:val="0"/>
-          <w:i w:val="0"/>
+          <w:bCs w:val="0"/>
+          <w:i w:val="0"/>
+          <w:iCs w:val="0"/>
           <w:smallCaps w:val="0"/>
           <w:strike w:val="0"/>
           <w:color w:val="000000"/>
@@ -2311,7 +2410,9 @@
         <w:rPr>
           <w:rFonts w:ascii="Calibri" w:cs="Calibri" w:eastAsia="Calibri" w:hAnsi="Calibri"/>
           <w:b w:val="0"/>
-          <w:i w:val="0"/>
+          <w:bCs w:val="0"/>
+          <w:i w:val="0"/>
+          <w:iCs w:val="0"/>
           <w:smallCaps w:val="0"/>
           <w:strike w:val="0"/>
           <w:color w:val="000000"/>
@@ -2326,7 +2427,9 @@
         <w:rPr>
           <w:rFonts w:ascii="Calibri" w:cs="Calibri" w:eastAsia="Calibri" w:hAnsi="Calibri"/>
           <w:b w:val="0"/>
-          <w:i w:val="0"/>
+          <w:bCs w:val="0"/>
+          <w:i w:val="0"/>
+          <w:iCs w:val="0"/>
           <w:smallCaps w:val="0"/>
           <w:strike w:val="0"/>
           <w:color w:val="000000"/>
@@ -2367,7 +2470,9 @@
         <w:rPr>
           <w:rFonts w:ascii="Calibri" w:cs="Calibri" w:eastAsia="Calibri" w:hAnsi="Calibri"/>
           <w:b w:val="0"/>
-          <w:i w:val="0"/>
+          <w:bCs w:val="0"/>
+          <w:i w:val="0"/>
+          <w:iCs w:val="0"/>
           <w:smallCaps w:val="0"/>
           <w:strike w:val="0"/>
           <w:color w:val="000000"/>
@@ -2414,7 +2519,9 @@
         <w:rPr>
           <w:rFonts w:ascii="Calibri" w:cs="Calibri" w:eastAsia="Calibri" w:hAnsi="Calibri"/>
           <w:b w:val="0"/>
-          <w:i w:val="0"/>
+          <w:bCs w:val="0"/>
+          <w:i w:val="0"/>
+          <w:iCs w:val="0"/>
           <w:smallCaps w:val="0"/>
           <w:strike w:val="0"/>
           <w:color w:val="000000"/>
@@ -2448,7 +2555,9 @@
         <w:rPr>
           <w:rFonts w:ascii="Calibri" w:cs="Calibri" w:eastAsia="Calibri" w:hAnsi="Calibri"/>
           <w:b w:val="0"/>
-          <w:i w:val="0"/>
+          <w:bCs w:val="0"/>
+          <w:i w:val="0"/>
+          <w:iCs w:val="0"/>
           <w:smallCaps w:val="0"/>
           <w:strike w:val="0"/>
           <w:color w:val="000000"/>
@@ -2463,7 +2572,9 @@
         <w:rPr>
           <w:rFonts w:ascii="Calibri" w:cs="Calibri" w:eastAsia="Calibri" w:hAnsi="Calibri"/>
           <w:b w:val="0"/>
-          <w:i w:val="0"/>
+          <w:bCs w:val="0"/>
+          <w:i w:val="0"/>
+          <w:iCs w:val="0"/>
           <w:smallCaps w:val="0"/>
           <w:strike w:val="0"/>
           <w:color w:val="000000"/>
@@ -2504,7 +2615,9 @@
         <w:rPr>
           <w:rFonts w:ascii="Calibri" w:cs="Calibri" w:eastAsia="Calibri" w:hAnsi="Calibri"/>
           <w:b w:val="0"/>
-          <w:i w:val="0"/>
+          <w:bCs w:val="0"/>
+          <w:i w:val="0"/>
+          <w:iCs w:val="0"/>
           <w:smallCaps w:val="0"/>
           <w:strike w:val="0"/>
           <w:color w:val="000000"/>
@@ -2545,7 +2658,9 @@
         <w:rPr>
           <w:rFonts w:ascii="Calibri" w:cs="Calibri" w:eastAsia="Calibri" w:hAnsi="Calibri"/>
           <w:b w:val="0"/>
-          <w:i w:val="0"/>
+          <w:bCs w:val="0"/>
+          <w:i w:val="0"/>
+          <w:iCs w:val="0"/>
           <w:smallCaps w:val="0"/>
           <w:strike w:val="0"/>
           <w:color w:val="000000"/>
@@ -2586,7 +2701,9 @@
         <w:rPr>
           <w:rFonts w:ascii="Calibri" w:cs="Calibri" w:eastAsia="Calibri" w:hAnsi="Calibri"/>
           <w:b w:val="0"/>
-          <w:i w:val="0"/>
+          <w:bCs w:val="0"/>
+          <w:i w:val="0"/>
+          <w:iCs w:val="0"/>
           <w:smallCaps w:val="0"/>
           <w:strike w:val="0"/>
           <w:color w:val="000000"/>
@@ -2627,7 +2744,9 @@
         <w:rPr>
           <w:rFonts w:ascii="Calibri" w:cs="Calibri" w:eastAsia="Calibri" w:hAnsi="Calibri"/>
           <w:b w:val="0"/>
-          <w:i w:val="0"/>
+          <w:bCs w:val="0"/>
+          <w:i w:val="0"/>
+          <w:iCs w:val="0"/>
           <w:smallCaps w:val="0"/>
           <w:strike w:val="0"/>
           <w:color w:val="000000"/>
@@ -2668,7 +2787,9 @@
         <w:rPr>
           <w:rFonts w:ascii="Calibri" w:cs="Calibri" w:eastAsia="Calibri" w:hAnsi="Calibri"/>
           <w:b w:val="0"/>
-          <w:i w:val="0"/>
+          <w:bCs w:val="0"/>
+          <w:i w:val="0"/>
+          <w:iCs w:val="0"/>
           <w:smallCaps w:val="0"/>
           <w:strike w:val="0"/>
           <w:color w:val="000000"/>
@@ -2702,7 +2823,9 @@
         <w:rPr>
           <w:rFonts w:ascii="Calibri" w:cs="Calibri" w:eastAsia="Calibri" w:hAnsi="Calibri"/>
           <w:b w:val="0"/>
-          <w:i w:val="0"/>
+          <w:bCs w:val="0"/>
+          <w:i w:val="0"/>
+          <w:iCs w:val="0"/>
           <w:smallCaps w:val="0"/>
           <w:strike w:val="0"/>
           <w:color w:val="000000"/>
@@ -2717,7 +2840,9 @@
         <w:rPr>
           <w:rFonts w:ascii="Calibri" w:cs="Calibri" w:eastAsia="Calibri" w:hAnsi="Calibri"/>
           <w:b w:val="0"/>
-          <w:i w:val="0"/>
+          <w:bCs w:val="0"/>
+          <w:i w:val="0"/>
+          <w:iCs w:val="0"/>
           <w:smallCaps w:val="0"/>
           <w:strike w:val="0"/>
           <w:color w:val="000000"/>
@@ -2741,7 +2866,9 @@
         <w:rPr>
           <w:rFonts w:ascii="Calibri" w:cs="Calibri" w:eastAsia="Calibri" w:hAnsi="Calibri"/>
           <w:b w:val="0"/>
-          <w:i w:val="0"/>
+          <w:bCs w:val="0"/>
+          <w:i w:val="0"/>
+          <w:iCs w:val="0"/>
           <w:smallCaps w:val="0"/>
           <w:strike w:val="0"/>
           <w:color w:val="000000"/>
@@ -2775,7 +2902,9 @@
         <w:rPr>
           <w:rFonts w:ascii="Calibri" w:cs="Calibri" w:eastAsia="Calibri" w:hAnsi="Calibri"/>
           <w:b w:val="0"/>
-          <w:i w:val="0"/>
+          <w:bCs w:val="0"/>
+          <w:i w:val="0"/>
+          <w:iCs w:val="0"/>
           <w:smallCaps w:val="0"/>
           <w:strike w:val="0"/>
           <w:color w:val="000000"/>
@@ -2831,7 +2960,9 @@
         <w:rPr>
           <w:rFonts w:ascii="Calibri" w:cs="Calibri" w:eastAsia="Calibri" w:hAnsi="Calibri"/>
           <w:b w:val="0"/>
-          <w:i w:val="0"/>
+          <w:bCs w:val="0"/>
+          <w:i w:val="0"/>
+          <w:iCs w:val="0"/>
           <w:smallCaps w:val="0"/>
           <w:strike w:val="0"/>
           <w:color w:val="000000"/>
@@ -2846,7 +2977,9 @@
         <w:rPr>
           <w:rFonts w:ascii="Calibri" w:cs="Calibri" w:eastAsia="Calibri" w:hAnsi="Calibri"/>
           <w:b w:val="0"/>
-          <w:i w:val="0"/>
+          <w:bCs w:val="0"/>
+          <w:i w:val="0"/>
+          <w:iCs w:val="0"/>
           <w:smallCaps w:val="0"/>
           <w:strike w:val="0"/>
           <w:color w:val="000000"/>
@@ -2880,7 +3013,9 @@
         <w:rPr>
           <w:rFonts w:ascii="Calibri" w:cs="Calibri" w:eastAsia="Calibri" w:hAnsi="Calibri"/>
           <w:b w:val="0"/>
-          <w:i w:val="0"/>
+          <w:bCs w:val="0"/>
+          <w:i w:val="0"/>
+          <w:iCs w:val="0"/>
           <w:smallCaps w:val="0"/>
           <w:strike w:val="0"/>
           <w:color w:val="000000"/>
@@ -2895,7 +3030,9 @@
         <w:rPr>
           <w:rFonts w:ascii="Calibri" w:cs="Calibri" w:eastAsia="Calibri" w:hAnsi="Calibri"/>
           <w:b w:val="0"/>
-          <w:i w:val="0"/>
+          <w:bCs w:val="0"/>
+          <w:i w:val="0"/>
+          <w:iCs w:val="0"/>
           <w:smallCaps w:val="0"/>
           <w:strike w:val="0"/>
           <w:color w:val="000000"/>
@@ -2949,7 +3086,9 @@
         <w:rPr>
           <w:rFonts w:ascii="Calibri" w:cs="Calibri" w:eastAsia="Calibri" w:hAnsi="Calibri"/>
           <w:b w:val="0"/>
-          <w:i w:val="0"/>
+          <w:bCs w:val="0"/>
+          <w:i w:val="0"/>
+          <w:iCs w:val="0"/>
           <w:smallCaps w:val="0"/>
           <w:strike w:val="0"/>
           <w:color w:val="000000"/>
@@ -2964,7 +3103,9 @@
         <w:rPr>
           <w:rFonts w:ascii="Calibri" w:cs="Calibri" w:eastAsia="Calibri" w:hAnsi="Calibri"/>
           <w:b w:val="0"/>
-          <w:i w:val="0"/>
+          <w:bCs w:val="0"/>
+          <w:i w:val="0"/>
+          <w:iCs w:val="0"/>
           <w:smallCaps w:val="0"/>
           <w:strike w:val="0"/>
           <w:color w:val="000000"/>
@@ -3005,7 +3146,9 @@
         <w:rPr>
           <w:rFonts w:ascii="Calibri" w:cs="Calibri" w:eastAsia="Calibri" w:hAnsi="Calibri"/>
           <w:b w:val="0"/>
-          <w:i w:val="0"/>
+          <w:bCs w:val="0"/>
+          <w:i w:val="0"/>
+          <w:iCs w:val="0"/>
           <w:smallCaps w:val="0"/>
           <w:strike w:val="0"/>
           <w:color w:val="000000"/>
@@ -3046,7 +3189,9 @@
         <w:rPr>
           <w:rFonts w:ascii="Calibri" w:cs="Calibri" w:eastAsia="Calibri" w:hAnsi="Calibri"/>
           <w:b w:val="0"/>
-          <w:i w:val="0"/>
+          <w:bCs w:val="0"/>
+          <w:i w:val="0"/>
+          <w:iCs w:val="0"/>
           <w:smallCaps w:val="0"/>
           <w:strike w:val="0"/>
           <w:color w:val="000000"/>
@@ -3087,7 +3232,9 @@
         <w:rPr>
           <w:rFonts w:ascii="Calibri" w:cs="Calibri" w:eastAsia="Calibri" w:hAnsi="Calibri"/>
           <w:b w:val="0"/>
-          <w:i w:val="0"/>
+          <w:bCs w:val="0"/>
+          <w:i w:val="0"/>
+          <w:iCs w:val="0"/>
           <w:smallCaps w:val="0"/>
           <w:strike w:val="0"/>
           <w:color w:val="000000"/>
@@ -3128,7 +3275,9 @@
         <w:rPr>
           <w:rFonts w:ascii="Calibri" w:cs="Calibri" w:eastAsia="Calibri" w:hAnsi="Calibri"/>
           <w:b w:val="0"/>
-          <w:i w:val="0"/>
+          <w:bCs w:val="0"/>
+          <w:i w:val="0"/>
+          <w:iCs w:val="0"/>
           <w:smallCaps w:val="0"/>
           <w:strike w:val="0"/>
           <w:color w:val="000000"/>
@@ -3162,7 +3311,9 @@
         <w:rPr>
           <w:rFonts w:ascii="Calibri" w:cs="Calibri" w:eastAsia="Calibri" w:hAnsi="Calibri"/>
           <w:b w:val="0"/>
-          <w:i w:val="0"/>
+          <w:bCs w:val="0"/>
+          <w:i w:val="0"/>
+          <w:iCs w:val="0"/>
           <w:smallCaps w:val="0"/>
           <w:strike w:val="0"/>
           <w:color w:val="000000"/>
@@ -3219,7 +3370,9 @@
         <w:rPr>
           <w:rFonts w:ascii="Calibri" w:cs="Calibri" w:eastAsia="Calibri" w:hAnsi="Calibri"/>
           <w:b w:val="0"/>
-          <w:i w:val="0"/>
+          <w:bCs w:val="0"/>
+          <w:i w:val="0"/>
+          <w:iCs w:val="0"/>
           <w:smallCaps w:val="0"/>
           <w:strike w:val="0"/>
           <w:color w:val="000000"/>
@@ -3234,7 +3387,9 @@
         <w:rPr>
           <w:rFonts w:ascii="Calibri" w:cs="Calibri" w:eastAsia="Calibri" w:hAnsi="Calibri"/>
           <w:b w:val="0"/>
-          <w:i w:val="0"/>
+          <w:bCs w:val="0"/>
+          <w:i w:val="0"/>
+          <w:iCs w:val="0"/>
           <w:smallCaps w:val="0"/>
           <w:strike w:val="0"/>
           <w:color w:val="000000"/>
@@ -3257,7 +3412,9 @@
         <w:rPr>
           <w:rFonts w:ascii="Calibri" w:cs="Calibri" w:eastAsia="Calibri" w:hAnsi="Calibri"/>
           <w:b w:val="0"/>
-          <w:i w:val="0"/>
+          <w:bCs w:val="0"/>
+          <w:i w:val="0"/>
+          <w:iCs w:val="0"/>
           <w:smallCaps w:val="0"/>
           <w:strike w:val="0"/>
           <w:color w:val="000000"/>
@@ -3291,7 +3448,9 @@
         <w:rPr>
           <w:rFonts w:ascii="Calibri" w:cs="Calibri" w:eastAsia="Calibri" w:hAnsi="Calibri"/>
           <w:b w:val="0"/>
-          <w:i w:val="0"/>
+          <w:bCs w:val="0"/>
+          <w:i w:val="0"/>
+          <w:iCs w:val="0"/>
           <w:smallCaps w:val="0"/>
           <w:strike w:val="0"/>
           <w:color w:val="000000"/>
@@ -3347,7 +3506,9 @@
         <w:rPr>
           <w:rFonts w:ascii="Cambria" w:cs="Cambria" w:eastAsia="Cambria" w:hAnsi="Cambria"/>
           <w:b w:val="1"/>
+          <w:bCs w:val="1"/>
           <w:i w:val="1"/>
+          <w:iCs w:val="1"/>
           <w:smallCaps w:val="0"/>
           <w:strike w:val="0"/>
           <w:color w:val="4f81bd"/>
@@ -3362,7 +3523,9 @@
         <w:rPr>
           <w:rFonts w:ascii="Cambria" w:cs="Cambria" w:eastAsia="Cambria" w:hAnsi="Cambria"/>
           <w:b w:val="1"/>
+          <w:bCs w:val="1"/>
           <w:i w:val="1"/>
+          <w:iCs w:val="1"/>
           <w:smallCaps w:val="0"/>
           <w:strike w:val="0"/>
           <w:color w:val="4f81bd"/>
@@ -3435,7 +3598,9 @@
         <w:rPr>
           <w:rFonts w:ascii="Cambria" w:cs="Cambria" w:eastAsia="Cambria" w:hAnsi="Cambria"/>
           <w:b w:val="1"/>
+          <w:bCs w:val="1"/>
           <w:i w:val="1"/>
+          <w:iCs w:val="1"/>
           <w:smallCaps w:val="0"/>
           <w:strike w:val="0"/>
           <w:color w:val="4f81bd"/>
@@ -3450,7 +3615,9 @@
         <w:rPr>
           <w:rFonts w:ascii="Cambria" w:cs="Cambria" w:eastAsia="Cambria" w:hAnsi="Cambria"/>
           <w:b w:val="1"/>
+          <w:bCs w:val="1"/>
           <w:i w:val="1"/>
+          <w:iCs w:val="1"/>
           <w:smallCaps w:val="0"/>
           <w:strike w:val="0"/>
           <w:color w:val="4f81bd"/>
@@ -3498,7 +3665,9 @@
         <w:rPr>
           <w:rFonts w:ascii="Cambria" w:cs="Cambria" w:eastAsia="Cambria" w:hAnsi="Cambria"/>
           <w:b w:val="1"/>
+          <w:bCs w:val="1"/>
           <w:i w:val="1"/>
+          <w:iCs w:val="1"/>
           <w:smallCaps w:val="0"/>
           <w:strike w:val="0"/>
           <w:color w:val="4f81bd"/>
@@ -3513,7 +3682,9 @@
         <w:rPr>
           <w:rFonts w:ascii="Cambria" w:cs="Cambria" w:eastAsia="Cambria" w:hAnsi="Cambria"/>
           <w:b w:val="1"/>
+          <w:bCs w:val="1"/>
           <w:i w:val="1"/>
+          <w:iCs w:val="1"/>
           <w:smallCaps w:val="0"/>
           <w:strike w:val="0"/>
           <w:color w:val="4f81bd"/>
@@ -3561,7 +3732,9 @@
         <w:rPr>
           <w:rFonts w:ascii="Calibri" w:cs="Calibri" w:eastAsia="Calibri" w:hAnsi="Calibri"/>
           <w:b w:val="0"/>
-          <w:i w:val="0"/>
+          <w:bCs w:val="0"/>
+          <w:i w:val="0"/>
+          <w:iCs w:val="0"/>
           <w:smallCaps w:val="0"/>
           <w:strike w:val="0"/>
           <w:color w:val="000000"/>
@@ -3576,7 +3749,9 @@
         <w:rPr>
           <w:rFonts w:ascii="Calibri" w:cs="Calibri" w:eastAsia="Calibri" w:hAnsi="Calibri"/>
           <w:b w:val="0"/>
-          <w:i w:val="0"/>
+          <w:bCs w:val="0"/>
+          <w:i w:val="0"/>
+          <w:iCs w:val="0"/>
           <w:smallCaps w:val="0"/>
           <w:strike w:val="0"/>
           <w:color w:val="000000"/>
@@ -3610,7 +3785,9 @@
         <w:rPr>
           <w:rFonts w:ascii="Times New Roman" w:cs="Times New Roman" w:eastAsia="Times New Roman" w:hAnsi="Times New Roman"/>
           <w:b w:val="0"/>
-          <w:i w:val="0"/>
+          <w:bCs w:val="0"/>
+          <w:i w:val="0"/>
+          <w:iCs w:val="0"/>
           <w:smallCaps w:val="0"/>
           <w:strike w:val="0"/>
           <w:color w:val="000000"/>
@@ -3688,7 +3865,9 @@
         <w:rPr>
           <w:rFonts w:ascii="Calibri" w:cs="Calibri" w:eastAsia="Calibri" w:hAnsi="Calibri"/>
           <w:b w:val="0"/>
-          <w:i w:val="0"/>
+          <w:bCs w:val="0"/>
+          <w:i w:val="0"/>
+          <w:iCs w:val="0"/>
           <w:smallCaps w:val="0"/>
           <w:strike w:val="0"/>
           <w:color w:val="000000"/>
@@ -3703,7 +3882,9 @@
         <w:rPr>
           <w:rFonts w:ascii="Calibri" w:cs="Calibri" w:eastAsia="Calibri" w:hAnsi="Calibri"/>
           <w:b w:val="0"/>
-          <w:i w:val="0"/>
+          <w:bCs w:val="0"/>
+          <w:i w:val="0"/>
+          <w:iCs w:val="0"/>
           <w:smallCaps w:val="0"/>
           <w:strike w:val="0"/>
           <w:color w:val="000000"/>
@@ -3737,7 +3918,9 @@
         <w:rPr>
           <w:rFonts w:ascii="Calibri" w:cs="Calibri" w:eastAsia="Calibri" w:hAnsi="Calibri"/>
           <w:b w:val="0"/>
-          <w:i w:val="0"/>
+          <w:bCs w:val="0"/>
+          <w:i w:val="0"/>
+          <w:iCs w:val="0"/>
           <w:smallCaps w:val="0"/>
           <w:strike w:val="0"/>
           <w:color w:val="000000"/>
@@ -3793,7 +3976,9 @@
         <w:rPr>
           <w:rFonts w:ascii="Calibri" w:cs="Calibri" w:eastAsia="Calibri" w:hAnsi="Calibri"/>
           <w:b w:val="0"/>
-          <w:i w:val="0"/>
+          <w:bCs w:val="0"/>
+          <w:i w:val="0"/>
+          <w:iCs w:val="0"/>
           <w:smallCaps w:val="0"/>
           <w:strike w:val="0"/>
           <w:color w:val="000000"/>
@@ -3808,7 +3993,9 @@
         <w:rPr>
           <w:rFonts w:ascii="Calibri" w:cs="Calibri" w:eastAsia="Calibri" w:hAnsi="Calibri"/>
           <w:b w:val="0"/>
-          <w:i w:val="0"/>
+          <w:bCs w:val="0"/>
+          <w:i w:val="0"/>
+          <w:iCs w:val="0"/>
           <w:smallCaps w:val="0"/>
           <w:strike w:val="0"/>
           <w:color w:val="000000"/>
@@ -3869,11 +4056,13 @@
             <w:pPr>
               <w:rPr>
                 <w:b w:val="1"/>
+                <w:bCs w:val="1"/>
               </w:rPr>
             </w:pPr>
             <w:r>
               <w:rPr>
                 <w:b w:val="1"/>
+                <w:bCs w:val="1"/>
                 <w:rtl w:val="0"/>
               </w:rPr>
               <w:t xml:space="preserve">Tipo de Actor</w:t>
@@ -3894,11 +4083,13 @@
             <w:pPr>
               <w:rPr>
                 <w:b w:val="1"/>
+                <w:bCs w:val="1"/>
               </w:rPr>
             </w:pPr>
             <w:r>
               <w:rPr>
                 <w:b w:val="1"/>
+                <w:bCs w:val="1"/>
                 <w:rtl w:val="0"/>
               </w:rPr>
               <w:t xml:space="preserve">Descripción</w:t>
@@ -3939,7 +4130,9 @@
               <w:rPr>
                 <w:rFonts w:ascii="Calibri" w:cs="Calibri" w:eastAsia="Calibri" w:hAnsi="Calibri"/>
                 <w:b w:val="0"/>
-                <w:i w:val="0"/>
+                <w:bCs w:val="0"/>
+                <w:i w:val="0"/>
+                <w:iCs w:val="0"/>
                 <w:smallCaps w:val="0"/>
                 <w:strike w:val="0"/>
                 <w:color w:val="000000"/>
@@ -3954,7 +4147,9 @@
               <w:rPr>
                 <w:rFonts w:ascii="Calibri" w:cs="Calibri" w:eastAsia="Calibri" w:hAnsi="Calibri"/>
                 <w:b w:val="0"/>
-                <w:i w:val="0"/>
+                <w:bCs w:val="0"/>
+                <w:i w:val="0"/>
+                <w:iCs w:val="0"/>
                 <w:smallCaps w:val="0"/>
                 <w:strike w:val="0"/>
                 <w:color w:val="000000"/>
@@ -3997,7 +4192,9 @@
               <w:rPr>
                 <w:rFonts w:ascii="Calibri" w:cs="Calibri" w:eastAsia="Calibri" w:hAnsi="Calibri"/>
                 <w:b w:val="0"/>
-                <w:i w:val="0"/>
+                <w:bCs w:val="0"/>
+                <w:i w:val="0"/>
+                <w:iCs w:val="0"/>
                 <w:smallCaps w:val="0"/>
                 <w:strike w:val="0"/>
                 <w:color w:val="000000"/>
@@ -4012,7 +4209,9 @@
               <w:rPr>
                 <w:rFonts w:ascii="Calibri" w:cs="Calibri" w:eastAsia="Calibri" w:hAnsi="Calibri"/>
                 <w:b w:val="0"/>
-                <w:i w:val="0"/>
+                <w:bCs w:val="0"/>
+                <w:i w:val="0"/>
+                <w:iCs w:val="0"/>
                 <w:smallCaps w:val="0"/>
                 <w:strike w:val="0"/>
                 <w:color w:val="000000"/>
@@ -4061,7 +4260,9 @@
               <w:rPr>
                 <w:rFonts w:ascii="Calibri" w:cs="Calibri" w:eastAsia="Calibri" w:hAnsi="Calibri"/>
                 <w:b w:val="0"/>
-                <w:i w:val="0"/>
+                <w:bCs w:val="0"/>
+                <w:i w:val="0"/>
+                <w:iCs w:val="0"/>
                 <w:smallCaps w:val="0"/>
                 <w:strike w:val="0"/>
                 <w:color w:val="000000"/>
@@ -4076,7 +4277,9 @@
               <w:rPr>
                 <w:rFonts w:ascii="Calibri" w:cs="Calibri" w:eastAsia="Calibri" w:hAnsi="Calibri"/>
                 <w:b w:val="0"/>
-                <w:i w:val="0"/>
+                <w:bCs w:val="0"/>
+                <w:i w:val="0"/>
+                <w:iCs w:val="0"/>
                 <w:smallCaps w:val="0"/>
                 <w:strike w:val="0"/>
                 <w:color w:val="000000"/>
@@ -4119,7 +4322,9 @@
               <w:rPr>
                 <w:rFonts w:ascii="Calibri" w:cs="Calibri" w:eastAsia="Calibri" w:hAnsi="Calibri"/>
                 <w:b w:val="0"/>
-                <w:i w:val="0"/>
+                <w:bCs w:val="0"/>
+                <w:i w:val="0"/>
+                <w:iCs w:val="0"/>
                 <w:smallCaps w:val="0"/>
                 <w:strike w:val="0"/>
                 <w:color w:val="000000"/>
@@ -4134,7 +4339,9 @@
               <w:rPr>
                 <w:rFonts w:ascii="Calibri" w:cs="Calibri" w:eastAsia="Calibri" w:hAnsi="Calibri"/>
                 <w:b w:val="0"/>
-                <w:i w:val="0"/>
+                <w:bCs w:val="0"/>
+                <w:i w:val="0"/>
+                <w:iCs w:val="0"/>
                 <w:smallCaps w:val="0"/>
                 <w:strike w:val="0"/>
                 <w:color w:val="000000"/>
@@ -4183,7 +4390,9 @@
               <w:rPr>
                 <w:rFonts w:ascii="Calibri" w:cs="Calibri" w:eastAsia="Calibri" w:hAnsi="Calibri"/>
                 <w:b w:val="0"/>
-                <w:i w:val="0"/>
+                <w:bCs w:val="0"/>
+                <w:i w:val="0"/>
+                <w:iCs w:val="0"/>
                 <w:smallCaps w:val="0"/>
                 <w:strike w:val="0"/>
                 <w:color w:val="000000"/>
@@ -4198,7 +4407,9 @@
               <w:rPr>
                 <w:rFonts w:ascii="Calibri" w:cs="Calibri" w:eastAsia="Calibri" w:hAnsi="Calibri"/>
                 <w:b w:val="0"/>
-                <w:i w:val="0"/>
+                <w:bCs w:val="0"/>
+                <w:i w:val="0"/>
+                <w:iCs w:val="0"/>
                 <w:smallCaps w:val="0"/>
                 <w:strike w:val="0"/>
                 <w:color w:val="000000"/>
@@ -4241,7 +4452,9 @@
               <w:rPr>
                 <w:rFonts w:ascii="Calibri" w:cs="Calibri" w:eastAsia="Calibri" w:hAnsi="Calibri"/>
                 <w:b w:val="0"/>
-                <w:i w:val="0"/>
+                <w:bCs w:val="0"/>
+                <w:i w:val="0"/>
+                <w:iCs w:val="0"/>
                 <w:smallCaps w:val="0"/>
                 <w:strike w:val="0"/>
                 <w:color w:val="000000"/>
@@ -4256,7 +4469,9 @@
               <w:rPr>
                 <w:rFonts w:ascii="Calibri" w:cs="Calibri" w:eastAsia="Calibri" w:hAnsi="Calibri"/>
                 <w:b w:val="0"/>
-                <w:i w:val="0"/>
+                <w:bCs w:val="0"/>
+                <w:i w:val="0"/>
+                <w:iCs w:val="0"/>
                 <w:smallCaps w:val="0"/>
                 <w:strike w:val="0"/>
                 <w:color w:val="000000"/>
@@ -4304,7 +4519,9 @@
         <w:rPr>
           <w:rFonts w:ascii="Calibri" w:cs="Calibri" w:eastAsia="Calibri" w:hAnsi="Calibri"/>
           <w:b w:val="0"/>
-          <w:i w:val="0"/>
+          <w:bCs w:val="0"/>
+          <w:i w:val="0"/>
+          <w:iCs w:val="0"/>
           <w:smallCaps w:val="0"/>
           <w:strike w:val="0"/>
           <w:color w:val="000000"/>
@@ -4319,7 +4536,9 @@
         <w:rPr>
           <w:rFonts w:ascii="Calibri" w:cs="Calibri" w:eastAsia="Calibri" w:hAnsi="Calibri"/>
           <w:b w:val="0"/>
-          <w:i w:val="0"/>
+          <w:bCs w:val="0"/>
+          <w:i w:val="0"/>
+          <w:iCs w:val="0"/>
           <w:smallCaps w:val="0"/>
           <w:strike w:val="0"/>
           <w:color w:val="000000"/>
@@ -4356,7 +4575,9 @@
         <w:rPr>
           <w:rFonts w:ascii="Calibri" w:cs="Calibri" w:eastAsia="Calibri" w:hAnsi="Calibri"/>
           <w:b w:val="0"/>
-          <w:i w:val="0"/>
+          <w:bCs w:val="0"/>
+          <w:i w:val="0"/>
+          <w:iCs w:val="0"/>
           <w:smallCaps w:val="0"/>
           <w:strike w:val="0"/>
           <w:color w:val="000000"/>
@@ -4411,11 +4632,13 @@
             <w:pPr>
               <w:rPr>
                 <w:b w:val="1"/>
+                <w:bCs w:val="1"/>
               </w:rPr>
             </w:pPr>
             <w:r>
               <w:rPr>
                 <w:b w:val="1"/>
+                <w:bCs w:val="1"/>
                 <w:rtl w:val="0"/>
               </w:rPr>
               <w:t xml:space="preserve">Tipo de Actor</w:t>
@@ -4438,11 +4661,13 @@
               <w:jc w:val="center"/>
               <w:rPr>
                 <w:b w:val="1"/>
+                <w:bCs w:val="1"/>
               </w:rPr>
             </w:pPr>
             <w:r>
               <w:rPr>
                 <w:b w:val="1"/>
+                <w:bCs w:val="1"/>
                 <w:rtl w:val="0"/>
               </w:rPr>
               <w:t xml:space="preserve">Peso</w:t>
@@ -4483,7 +4708,9 @@
               <w:rPr>
                 <w:rFonts w:ascii="Calibri" w:cs="Calibri" w:eastAsia="Calibri" w:hAnsi="Calibri"/>
                 <w:b w:val="0"/>
-                <w:i w:val="0"/>
+                <w:bCs w:val="0"/>
+                <w:i w:val="0"/>
+                <w:iCs w:val="0"/>
                 <w:smallCaps w:val="0"/>
                 <w:strike w:val="0"/>
                 <w:color w:val="000000"/>
@@ -4498,7 +4725,9 @@
               <w:rPr>
                 <w:rFonts w:ascii="Calibri" w:cs="Calibri" w:eastAsia="Calibri" w:hAnsi="Calibri"/>
                 <w:b w:val="0"/>
-                <w:i w:val="0"/>
+                <w:bCs w:val="0"/>
+                <w:i w:val="0"/>
+                <w:iCs w:val="0"/>
                 <w:smallCaps w:val="0"/>
                 <w:strike w:val="0"/>
                 <w:color w:val="000000"/>
@@ -4542,7 +4771,9 @@
               <w:rPr>
                 <w:rFonts w:ascii="Calibri" w:cs="Calibri" w:eastAsia="Calibri" w:hAnsi="Calibri"/>
                 <w:b w:val="0"/>
-                <w:i w:val="0"/>
+                <w:bCs w:val="0"/>
+                <w:i w:val="0"/>
+                <w:iCs w:val="0"/>
                 <w:smallCaps w:val="0"/>
                 <w:strike w:val="0"/>
                 <w:color w:val="000000"/>
@@ -4557,7 +4788,9 @@
               <w:rPr>
                 <w:rFonts w:ascii="Calibri" w:cs="Calibri" w:eastAsia="Calibri" w:hAnsi="Calibri"/>
                 <w:b w:val="0"/>
-                <w:i w:val="0"/>
+                <w:bCs w:val="0"/>
+                <w:i w:val="0"/>
+                <w:iCs w:val="0"/>
                 <w:smallCaps w:val="0"/>
                 <w:strike w:val="0"/>
                 <w:color w:val="000000"/>
@@ -4606,7 +4839,9 @@
               <w:rPr>
                 <w:rFonts w:ascii="Calibri" w:cs="Calibri" w:eastAsia="Calibri" w:hAnsi="Calibri"/>
                 <w:b w:val="0"/>
-                <w:i w:val="0"/>
+                <w:bCs w:val="0"/>
+                <w:i w:val="0"/>
+                <w:iCs w:val="0"/>
                 <w:smallCaps w:val="0"/>
                 <w:strike w:val="0"/>
                 <w:color w:val="000000"/>
@@ -4621,7 +4856,9 @@
               <w:rPr>
                 <w:rFonts w:ascii="Calibri" w:cs="Calibri" w:eastAsia="Calibri" w:hAnsi="Calibri"/>
                 <w:b w:val="0"/>
-                <w:i w:val="0"/>
+                <w:bCs w:val="0"/>
+                <w:i w:val="0"/>
+                <w:iCs w:val="0"/>
                 <w:smallCaps w:val="0"/>
                 <w:strike w:val="0"/>
                 <w:color w:val="000000"/>
@@ -4665,7 +4902,9 @@
               <w:rPr>
                 <w:rFonts w:ascii="Calibri" w:cs="Calibri" w:eastAsia="Calibri" w:hAnsi="Calibri"/>
                 <w:b w:val="0"/>
-                <w:i w:val="0"/>
+                <w:bCs w:val="0"/>
+                <w:i w:val="0"/>
+                <w:iCs w:val="0"/>
                 <w:smallCaps w:val="0"/>
                 <w:strike w:val="0"/>
                 <w:color w:val="000000"/>
@@ -4680,7 +4919,9 @@
               <w:rPr>
                 <w:rFonts w:ascii="Calibri" w:cs="Calibri" w:eastAsia="Calibri" w:hAnsi="Calibri"/>
                 <w:b w:val="0"/>
-                <w:i w:val="0"/>
+                <w:bCs w:val="0"/>
+                <w:i w:val="0"/>
+                <w:iCs w:val="0"/>
                 <w:smallCaps w:val="0"/>
                 <w:strike w:val="0"/>
                 <w:color w:val="000000"/>
@@ -4729,7 +4970,9 @@
               <w:rPr>
                 <w:rFonts w:ascii="Calibri" w:cs="Calibri" w:eastAsia="Calibri" w:hAnsi="Calibri"/>
                 <w:b w:val="0"/>
-                <w:i w:val="0"/>
+                <w:bCs w:val="0"/>
+                <w:i w:val="0"/>
+                <w:iCs w:val="0"/>
                 <w:smallCaps w:val="0"/>
                 <w:strike w:val="0"/>
                 <w:color w:val="000000"/>
@@ -4744,7 +4987,9 @@
               <w:rPr>
                 <w:rFonts w:ascii="Calibri" w:cs="Calibri" w:eastAsia="Calibri" w:hAnsi="Calibri"/>
                 <w:b w:val="0"/>
-                <w:i w:val="0"/>
+                <w:bCs w:val="0"/>
+                <w:i w:val="0"/>
+                <w:iCs w:val="0"/>
                 <w:smallCaps w:val="0"/>
                 <w:strike w:val="0"/>
                 <w:color w:val="000000"/>
@@ -4788,7 +5033,9 @@
               <w:rPr>
                 <w:rFonts w:ascii="Calibri" w:cs="Calibri" w:eastAsia="Calibri" w:hAnsi="Calibri"/>
                 <w:b w:val="0"/>
-                <w:i w:val="0"/>
+                <w:bCs w:val="0"/>
+                <w:i w:val="0"/>
+                <w:iCs w:val="0"/>
                 <w:smallCaps w:val="0"/>
                 <w:strike w:val="0"/>
                 <w:color w:val="000000"/>
@@ -4803,7 +5050,9 @@
               <w:rPr>
                 <w:rFonts w:ascii="Calibri" w:cs="Calibri" w:eastAsia="Calibri" w:hAnsi="Calibri"/>
                 <w:b w:val="0"/>
-                <w:i w:val="0"/>
+                <w:bCs w:val="0"/>
+                <w:i w:val="0"/>
+                <w:iCs w:val="0"/>
                 <w:smallCaps w:val="0"/>
                 <w:strike w:val="0"/>
                 <w:color w:val="000000"/>
@@ -4850,7 +5099,9 @@
         <w:rPr>
           <w:rFonts w:ascii="Calibri" w:cs="Calibri" w:eastAsia="Calibri" w:hAnsi="Calibri"/>
           <w:b w:val="0"/>
-          <w:i w:val="0"/>
+          <w:bCs w:val="0"/>
+          <w:i w:val="0"/>
+          <w:iCs w:val="0"/>
           <w:smallCaps w:val="0"/>
           <w:strike w:val="0"/>
           <w:color w:val="000000"/>
@@ -4865,7 +5116,9 @@
         <w:rPr>
           <w:rFonts w:ascii="Calibri" w:cs="Calibri" w:eastAsia="Calibri" w:hAnsi="Calibri"/>
           <w:b w:val="0"/>
-          <w:i w:val="0"/>
+          <w:bCs w:val="0"/>
+          <w:i w:val="0"/>
+          <w:iCs w:val="0"/>
           <w:smallCaps w:val="0"/>
           <w:strike w:val="0"/>
           <w:color w:val="000000"/>
@@ -4930,7 +5183,9 @@
         <w:rPr>
           <w:rFonts w:ascii="Calibri" w:cs="Calibri" w:eastAsia="Calibri" w:hAnsi="Calibri"/>
           <w:b w:val="0"/>
-          <w:i w:val="0"/>
+          <w:bCs w:val="0"/>
+          <w:i w:val="0"/>
+          <w:iCs w:val="0"/>
           <w:smallCaps w:val="0"/>
           <w:strike w:val="0"/>
           <w:color w:val="000000"/>
@@ -4945,7 +5200,9 @@
         <w:rPr>
           <w:rFonts w:ascii="Calibri" w:cs="Calibri" w:eastAsia="Calibri" w:hAnsi="Calibri"/>
           <w:b w:val="0"/>
-          <w:i w:val="0"/>
+          <w:bCs w:val="0"/>
+          <w:i w:val="0"/>
+          <w:iCs w:val="0"/>
           <w:smallCaps w:val="0"/>
           <w:strike w:val="0"/>
           <w:color w:val="000000"/>
@@ -4979,7 +5236,9 @@
         <w:rPr>
           <w:rFonts w:ascii="Calibri" w:cs="Calibri" w:eastAsia="Calibri" w:hAnsi="Calibri"/>
           <w:b w:val="0"/>
-          <w:i w:val="0"/>
+          <w:bCs w:val="0"/>
+          <w:i w:val="0"/>
+          <w:iCs w:val="0"/>
           <w:smallCaps w:val="0"/>
           <w:strike w:val="0"/>
           <w:color w:val="000000"/>
@@ -4994,7 +5253,9 @@
         <w:rPr>
           <w:rFonts w:ascii="Calibri" w:cs="Calibri" w:eastAsia="Calibri" w:hAnsi="Calibri"/>
           <w:b w:val="0"/>
-          <w:i w:val="0"/>
+          <w:bCs w:val="0"/>
+          <w:i w:val="0"/>
+          <w:iCs w:val="0"/>
           <w:smallCaps w:val="0"/>
           <w:strike w:val="0"/>
           <w:color w:val="000000"/>
@@ -5035,7 +5296,9 @@
         <w:rPr>
           <w:rFonts w:ascii="Calibri" w:cs="Calibri" w:eastAsia="Calibri" w:hAnsi="Calibri"/>
           <w:b w:val="0"/>
-          <w:i w:val="0"/>
+          <w:bCs w:val="0"/>
+          <w:i w:val="0"/>
+          <w:iCs w:val="0"/>
           <w:smallCaps w:val="0"/>
           <w:strike w:val="0"/>
           <w:color w:val="000000"/>
@@ -5076,7 +5339,9 @@
         <w:rPr>
           <w:rFonts w:ascii="Calibri" w:cs="Calibri" w:eastAsia="Calibri" w:hAnsi="Calibri"/>
           <w:b w:val="0"/>
-          <w:i w:val="0"/>
+          <w:bCs w:val="0"/>
+          <w:i w:val="0"/>
+          <w:iCs w:val="0"/>
           <w:smallCaps w:val="0"/>
           <w:strike w:val="0"/>
           <w:color w:val="000000"/>
@@ -5141,7 +5406,9 @@
         <w:rPr>
           <w:rFonts w:ascii="Calibri" w:cs="Calibri" w:eastAsia="Calibri" w:hAnsi="Calibri"/>
           <w:b w:val="0"/>
-          <w:i w:val="0"/>
+          <w:bCs w:val="0"/>
+          <w:i w:val="0"/>
+          <w:iCs w:val="0"/>
           <w:smallCaps w:val="0"/>
           <w:strike w:val="0"/>
           <w:color w:val="000000"/>
@@ -5156,7 +5423,9 @@
         <w:rPr>
           <w:rFonts w:ascii="Calibri" w:cs="Calibri" w:eastAsia="Calibri" w:hAnsi="Calibri"/>
           <w:b w:val="0"/>
-          <w:i w:val="0"/>
+          <w:bCs w:val="0"/>
+          <w:i w:val="0"/>
+          <w:iCs w:val="0"/>
           <w:smallCaps w:val="0"/>
           <w:strike w:val="0"/>
           <w:color w:val="000000"/>
@@ -5190,7 +5459,9 @@
         <w:rPr>
           <w:rFonts w:ascii="Calibri" w:cs="Calibri" w:eastAsia="Calibri" w:hAnsi="Calibri"/>
           <w:b w:val="0"/>
-          <w:i w:val="0"/>
+          <w:bCs w:val="0"/>
+          <w:i w:val="0"/>
+          <w:iCs w:val="0"/>
           <w:smallCaps w:val="0"/>
           <w:strike w:val="0"/>
           <w:color w:val="000000"/>
@@ -5205,7 +5476,9 @@
         <w:rPr>
           <w:rFonts w:ascii="Calibri" w:cs="Calibri" w:eastAsia="Calibri" w:hAnsi="Calibri"/>
           <w:b w:val="0"/>
-          <w:i w:val="0"/>
+          <w:bCs w:val="0"/>
+          <w:i w:val="0"/>
+          <w:iCs w:val="0"/>
           <w:smallCaps w:val="0"/>
           <w:strike w:val="0"/>
           <w:color w:val="000000"/>
@@ -5268,11 +5541,13 @@
             <w:pPr>
               <w:rPr>
                 <w:b w:val="1"/>
+                <w:bCs w:val="1"/>
               </w:rPr>
             </w:pPr>
             <w:r>
               <w:rPr>
                 <w:b w:val="1"/>
+                <w:bCs w:val="1"/>
                 <w:rtl w:val="0"/>
               </w:rPr>
               <w:t xml:space="preserve">Tipo de Caso de uso</w:t>
@@ -5292,11 +5567,13 @@
             <w:pPr>
               <w:rPr>
                 <w:b w:val="1"/>
+                <w:bCs w:val="1"/>
               </w:rPr>
             </w:pPr>
             <w:r>
               <w:rPr>
                 <w:b w:val="1"/>
+                <w:bCs w:val="1"/>
                 <w:rtl w:val="0"/>
               </w:rPr>
               <w:t xml:space="preserve">Descripción – Compuesto por</w:t>
@@ -5319,11 +5596,13 @@
               <w:jc w:val="center"/>
               <w:rPr>
                 <w:b w:val="1"/>
+                <w:bCs w:val="1"/>
               </w:rPr>
             </w:pPr>
             <w:r>
               <w:rPr>
                 <w:b w:val="1"/>
+                <w:bCs w:val="1"/>
                 <w:rtl w:val="0"/>
               </w:rPr>
               <w:t xml:space="preserve">Factor</w:t>
@@ -5364,7 +5643,9 @@
               <w:rPr>
                 <w:rFonts w:ascii="Calibri" w:cs="Calibri" w:eastAsia="Calibri" w:hAnsi="Calibri"/>
                 <w:b w:val="0"/>
-                <w:i w:val="0"/>
+                <w:bCs w:val="0"/>
+                <w:i w:val="0"/>
+                <w:iCs w:val="0"/>
                 <w:smallCaps w:val="0"/>
                 <w:strike w:val="0"/>
                 <w:color w:val="000000"/>
@@ -5379,7 +5660,9 @@
               <w:rPr>
                 <w:rFonts w:ascii="Calibri" w:cs="Calibri" w:eastAsia="Calibri" w:hAnsi="Calibri"/>
                 <w:b w:val="0"/>
-                <w:i w:val="0"/>
+                <w:bCs w:val="0"/>
+                <w:i w:val="0"/>
+                <w:iCs w:val="0"/>
                 <w:smallCaps w:val="0"/>
                 <w:strike w:val="0"/>
                 <w:color w:val="000000"/>
@@ -5421,7 +5704,9 @@
               <w:rPr>
                 <w:rFonts w:ascii="Calibri" w:cs="Calibri" w:eastAsia="Calibri" w:hAnsi="Calibri"/>
                 <w:b w:val="0"/>
-                <w:i w:val="0"/>
+                <w:bCs w:val="0"/>
+                <w:i w:val="0"/>
+                <w:iCs w:val="0"/>
                 <w:smallCaps w:val="0"/>
                 <w:strike w:val="0"/>
                 <w:color w:val="000000"/>
@@ -5436,7 +5721,9 @@
               <w:rPr>
                 <w:rFonts w:ascii="Calibri" w:cs="Calibri" w:eastAsia="Calibri" w:hAnsi="Calibri"/>
                 <w:b w:val="0"/>
-                <w:i w:val="0"/>
+                <w:bCs w:val="0"/>
+                <w:i w:val="0"/>
+                <w:iCs w:val="0"/>
                 <w:smallCaps w:val="0"/>
                 <w:strike w:val="0"/>
                 <w:color w:val="000000"/>
@@ -5480,7 +5767,9 @@
               <w:rPr>
                 <w:rFonts w:ascii="Calibri" w:cs="Calibri" w:eastAsia="Calibri" w:hAnsi="Calibri"/>
                 <w:b w:val="0"/>
-                <w:i w:val="0"/>
+                <w:bCs w:val="0"/>
+                <w:i w:val="0"/>
+                <w:iCs w:val="0"/>
                 <w:smallCaps w:val="0"/>
                 <w:strike w:val="0"/>
                 <w:color w:val="000000"/>
@@ -5495,7 +5784,9 @@
               <w:rPr>
                 <w:rFonts w:ascii="Calibri" w:cs="Calibri" w:eastAsia="Calibri" w:hAnsi="Calibri"/>
                 <w:b w:val="0"/>
-                <w:i w:val="0"/>
+                <w:bCs w:val="0"/>
+                <w:i w:val="0"/>
+                <w:iCs w:val="0"/>
                 <w:smallCaps w:val="0"/>
                 <w:strike w:val="0"/>
                 <w:color w:val="000000"/>
@@ -5544,7 +5835,9 @@
               <w:rPr>
                 <w:rFonts w:ascii="Calibri" w:cs="Calibri" w:eastAsia="Calibri" w:hAnsi="Calibri"/>
                 <w:b w:val="0"/>
-                <w:i w:val="0"/>
+                <w:bCs w:val="0"/>
+                <w:i w:val="0"/>
+                <w:iCs w:val="0"/>
                 <w:smallCaps w:val="0"/>
                 <w:strike w:val="0"/>
                 <w:color w:val="000000"/>
@@ -5559,7 +5852,9 @@
               <w:rPr>
                 <w:rFonts w:ascii="Calibri" w:cs="Calibri" w:eastAsia="Calibri" w:hAnsi="Calibri"/>
                 <w:b w:val="0"/>
-                <w:i w:val="0"/>
+                <w:bCs w:val="0"/>
+                <w:i w:val="0"/>
+                <w:iCs w:val="0"/>
                 <w:smallCaps w:val="0"/>
                 <w:strike w:val="0"/>
                 <w:color w:val="000000"/>
@@ -5601,7 +5896,9 @@
               <w:rPr>
                 <w:rFonts w:ascii="Calibri" w:cs="Calibri" w:eastAsia="Calibri" w:hAnsi="Calibri"/>
                 <w:b w:val="0"/>
-                <w:i w:val="0"/>
+                <w:bCs w:val="0"/>
+                <w:i w:val="0"/>
+                <w:iCs w:val="0"/>
                 <w:smallCaps w:val="0"/>
                 <w:strike w:val="0"/>
                 <w:color w:val="000000"/>
@@ -5616,7 +5913,9 @@
               <w:rPr>
                 <w:rFonts w:ascii="Calibri" w:cs="Calibri" w:eastAsia="Calibri" w:hAnsi="Calibri"/>
                 <w:b w:val="0"/>
-                <w:i w:val="0"/>
+                <w:bCs w:val="0"/>
+                <w:i w:val="0"/>
+                <w:iCs w:val="0"/>
                 <w:smallCaps w:val="0"/>
                 <w:strike w:val="0"/>
                 <w:color w:val="000000"/>
@@ -5660,7 +5959,9 @@
               <w:rPr>
                 <w:rFonts w:ascii="Calibri" w:cs="Calibri" w:eastAsia="Calibri" w:hAnsi="Calibri"/>
                 <w:b w:val="0"/>
-                <w:i w:val="0"/>
+                <w:bCs w:val="0"/>
+                <w:i w:val="0"/>
+                <w:iCs w:val="0"/>
                 <w:smallCaps w:val="0"/>
                 <w:strike w:val="0"/>
                 <w:color w:val="000000"/>
@@ -5675,7 +5976,9 @@
               <w:rPr>
                 <w:rFonts w:ascii="Calibri" w:cs="Calibri" w:eastAsia="Calibri" w:hAnsi="Calibri"/>
                 <w:b w:val="0"/>
-                <w:i w:val="0"/>
+                <w:bCs w:val="0"/>
+                <w:i w:val="0"/>
+                <w:iCs w:val="0"/>
                 <w:smallCaps w:val="0"/>
                 <w:strike w:val="0"/>
                 <w:color w:val="000000"/>
@@ -5724,7 +6027,9 @@
               <w:rPr>
                 <w:rFonts w:ascii="Calibri" w:cs="Calibri" w:eastAsia="Calibri" w:hAnsi="Calibri"/>
                 <w:b w:val="0"/>
-                <w:i w:val="0"/>
+                <w:bCs w:val="0"/>
+                <w:i w:val="0"/>
+                <w:iCs w:val="0"/>
                 <w:smallCaps w:val="0"/>
                 <w:strike w:val="0"/>
                 <w:color w:val="000000"/>
@@ -5739,7 +6044,9 @@
               <w:rPr>
                 <w:rFonts w:ascii="Calibri" w:cs="Calibri" w:eastAsia="Calibri" w:hAnsi="Calibri"/>
                 <w:b w:val="0"/>
-                <w:i w:val="0"/>
+                <w:bCs w:val="0"/>
+                <w:i w:val="0"/>
+                <w:iCs w:val="0"/>
                 <w:smallCaps w:val="0"/>
                 <w:strike w:val="0"/>
                 <w:color w:val="000000"/>
@@ -5781,7 +6088,9 @@
               <w:rPr>
                 <w:rFonts w:ascii="Calibri" w:cs="Calibri" w:eastAsia="Calibri" w:hAnsi="Calibri"/>
                 <w:b w:val="0"/>
-                <w:i w:val="0"/>
+                <w:bCs w:val="0"/>
+                <w:i w:val="0"/>
+                <w:iCs w:val="0"/>
                 <w:smallCaps w:val="0"/>
                 <w:strike w:val="0"/>
                 <w:color w:val="000000"/>
@@ -5796,7 +6105,9 @@
               <w:rPr>
                 <w:rFonts w:ascii="Calibri" w:cs="Calibri" w:eastAsia="Calibri" w:hAnsi="Calibri"/>
                 <w:b w:val="0"/>
-                <w:i w:val="0"/>
+                <w:bCs w:val="0"/>
+                <w:i w:val="0"/>
+                <w:iCs w:val="0"/>
                 <w:smallCaps w:val="0"/>
                 <w:strike w:val="0"/>
                 <w:color w:val="000000"/>
@@ -5840,7 +6151,9 @@
               <w:rPr>
                 <w:rFonts w:ascii="Calibri" w:cs="Calibri" w:eastAsia="Calibri" w:hAnsi="Calibri"/>
                 <w:b w:val="0"/>
-                <w:i w:val="0"/>
+                <w:bCs w:val="0"/>
+                <w:i w:val="0"/>
+                <w:iCs w:val="0"/>
                 <w:smallCaps w:val="0"/>
                 <w:strike w:val="0"/>
                 <w:color w:val="000000"/>
@@ -5855,7 +6168,9 @@
               <w:rPr>
                 <w:rFonts w:ascii="Calibri" w:cs="Calibri" w:eastAsia="Calibri" w:hAnsi="Calibri"/>
                 <w:b w:val="0"/>
-                <w:i w:val="0"/>
+                <w:bCs w:val="0"/>
+                <w:i w:val="0"/>
+                <w:iCs w:val="0"/>
                 <w:smallCaps w:val="0"/>
                 <w:strike w:val="0"/>
                 <w:color w:val="000000"/>
@@ -5912,7 +6227,9 @@
         <w:rPr>
           <w:rFonts w:ascii="Calibri" w:cs="Calibri" w:eastAsia="Calibri" w:hAnsi="Calibri"/>
           <w:b w:val="0"/>
-          <w:i w:val="0"/>
+          <w:bCs w:val="0"/>
+          <w:i w:val="0"/>
+          <w:iCs w:val="0"/>
           <w:smallCaps w:val="0"/>
           <w:strike w:val="0"/>
           <w:color w:val="000000"/>
@@ -5927,7 +6244,9 @@
         <w:rPr>
           <w:rFonts w:ascii="Calibri" w:cs="Calibri" w:eastAsia="Calibri" w:hAnsi="Calibri"/>
           <w:b w:val="0"/>
-          <w:i w:val="0"/>
+          <w:bCs w:val="0"/>
+          <w:i w:val="0"/>
+          <w:iCs w:val="0"/>
           <w:smallCaps w:val="0"/>
           <w:strike w:val="0"/>
           <w:color w:val="000000"/>
@@ -5950,7 +6269,9 @@
         <w:rPr>
           <w:rFonts w:ascii="Calibri" w:cs="Calibri" w:eastAsia="Calibri" w:hAnsi="Calibri"/>
           <w:b w:val="0"/>
-          <w:i w:val="0"/>
+          <w:bCs w:val="0"/>
+          <w:i w:val="0"/>
+          <w:iCs w:val="0"/>
           <w:smallCaps w:val="0"/>
           <w:strike w:val="0"/>
           <w:color w:val="000000"/>
@@ -6012,11 +6333,13 @@
             <w:pPr>
               <w:rPr>
                 <w:b w:val="1"/>
+                <w:bCs w:val="1"/>
               </w:rPr>
             </w:pPr>
             <w:r>
               <w:rPr>
                 <w:b w:val="1"/>
+                <w:bCs w:val="1"/>
                 <w:rtl w:val="0"/>
               </w:rPr>
               <w:t xml:space="preserve">Tipo de Caso de uso</w:t>
@@ -6036,11 +6359,13 @@
             <w:pPr>
               <w:rPr>
                 <w:b w:val="1"/>
+                <w:bCs w:val="1"/>
               </w:rPr>
             </w:pPr>
             <w:r>
               <w:rPr>
                 <w:b w:val="1"/>
+                <w:bCs w:val="1"/>
                 <w:rtl w:val="0"/>
               </w:rPr>
               <w:t xml:space="preserve">Descripción – Compuesto por</w:t>
@@ -6063,11 +6388,13 @@
               <w:jc w:val="center"/>
               <w:rPr>
                 <w:b w:val="1"/>
+                <w:bCs w:val="1"/>
               </w:rPr>
             </w:pPr>
             <w:r>
               <w:rPr>
                 <w:b w:val="1"/>
+                <w:bCs w:val="1"/>
                 <w:rtl w:val="0"/>
               </w:rPr>
               <w:t xml:space="preserve">Factor</w:t>
@@ -6108,7 +6435,9 @@
               <w:rPr>
                 <w:rFonts w:ascii="Calibri" w:cs="Calibri" w:eastAsia="Calibri" w:hAnsi="Calibri"/>
                 <w:b w:val="0"/>
-                <w:i w:val="0"/>
+                <w:bCs w:val="0"/>
+                <w:i w:val="0"/>
+                <w:iCs w:val="0"/>
                 <w:smallCaps w:val="0"/>
                 <w:strike w:val="0"/>
                 <w:color w:val="000000"/>
@@ -6123,7 +6452,9 @@
               <w:rPr>
                 <w:rFonts w:ascii="Calibri" w:cs="Calibri" w:eastAsia="Calibri" w:hAnsi="Calibri"/>
                 <w:b w:val="0"/>
-                <w:i w:val="0"/>
+                <w:bCs w:val="0"/>
+                <w:i w:val="0"/>
+                <w:iCs w:val="0"/>
                 <w:smallCaps w:val="0"/>
                 <w:strike w:val="0"/>
                 <w:color w:val="000000"/>
@@ -6165,7 +6496,9 @@
               <w:rPr>
                 <w:rFonts w:ascii="Calibri" w:cs="Calibri" w:eastAsia="Calibri" w:hAnsi="Calibri"/>
                 <w:b w:val="0"/>
-                <w:i w:val="0"/>
+                <w:bCs w:val="0"/>
+                <w:i w:val="0"/>
+                <w:iCs w:val="0"/>
                 <w:smallCaps w:val="0"/>
                 <w:strike w:val="0"/>
                 <w:color w:val="000000"/>
@@ -6180,7 +6513,9 @@
               <w:rPr>
                 <w:rFonts w:ascii="Calibri" w:cs="Calibri" w:eastAsia="Calibri" w:hAnsi="Calibri"/>
                 <w:b w:val="0"/>
-                <w:i w:val="0"/>
+                <w:bCs w:val="0"/>
+                <w:i w:val="0"/>
+                <w:iCs w:val="0"/>
                 <w:smallCaps w:val="0"/>
                 <w:strike w:val="0"/>
                 <w:color w:val="000000"/>
@@ -6224,7 +6559,9 @@
               <w:rPr>
                 <w:rFonts w:ascii="Calibri" w:cs="Calibri" w:eastAsia="Calibri" w:hAnsi="Calibri"/>
                 <w:b w:val="0"/>
-                <w:i w:val="0"/>
+                <w:bCs w:val="0"/>
+                <w:i w:val="0"/>
+                <w:iCs w:val="0"/>
                 <w:smallCaps w:val="0"/>
                 <w:strike w:val="0"/>
                 <w:color w:val="000000"/>
@@ -6239,7 +6576,9 @@
               <w:rPr>
                 <w:rFonts w:ascii="Calibri" w:cs="Calibri" w:eastAsia="Calibri" w:hAnsi="Calibri"/>
                 <w:b w:val="0"/>
-                <w:i w:val="0"/>
+                <w:bCs w:val="0"/>
+                <w:i w:val="0"/>
+                <w:iCs w:val="0"/>
                 <w:smallCaps w:val="0"/>
                 <w:strike w:val="0"/>
                 <w:color w:val="000000"/>
@@ -6288,7 +6627,9 @@
               <w:rPr>
                 <w:rFonts w:ascii="Calibri" w:cs="Calibri" w:eastAsia="Calibri" w:hAnsi="Calibri"/>
                 <w:b w:val="0"/>
-                <w:i w:val="0"/>
+                <w:bCs w:val="0"/>
+                <w:i w:val="0"/>
+                <w:iCs w:val="0"/>
                 <w:smallCaps w:val="0"/>
                 <w:strike w:val="0"/>
                 <w:color w:val="000000"/>
@@ -6303,7 +6644,9 @@
               <w:rPr>
                 <w:rFonts w:ascii="Calibri" w:cs="Calibri" w:eastAsia="Calibri" w:hAnsi="Calibri"/>
                 <w:b w:val="0"/>
-                <w:i w:val="0"/>
+                <w:bCs w:val="0"/>
+                <w:i w:val="0"/>
+                <w:iCs w:val="0"/>
                 <w:smallCaps w:val="0"/>
                 <w:strike w:val="0"/>
                 <w:color w:val="000000"/>
@@ -6345,7 +6688,9 @@
               <w:rPr>
                 <w:rFonts w:ascii="Calibri" w:cs="Calibri" w:eastAsia="Calibri" w:hAnsi="Calibri"/>
                 <w:b w:val="0"/>
-                <w:i w:val="0"/>
+                <w:bCs w:val="0"/>
+                <w:i w:val="0"/>
+                <w:iCs w:val="0"/>
                 <w:smallCaps w:val="0"/>
                 <w:strike w:val="0"/>
                 <w:color w:val="000000"/>
@@ -6360,7 +6705,9 @@
               <w:rPr>
                 <w:rFonts w:ascii="Calibri" w:cs="Calibri" w:eastAsia="Calibri" w:hAnsi="Calibri"/>
                 <w:b w:val="0"/>
-                <w:i w:val="0"/>
+                <w:bCs w:val="0"/>
+                <w:i w:val="0"/>
+                <w:iCs w:val="0"/>
                 <w:smallCaps w:val="0"/>
                 <w:strike w:val="0"/>
                 <w:color w:val="000000"/>
@@ -6404,7 +6751,9 @@
               <w:rPr>
                 <w:rFonts w:ascii="Calibri" w:cs="Calibri" w:eastAsia="Calibri" w:hAnsi="Calibri"/>
                 <w:b w:val="0"/>
-                <w:i w:val="0"/>
+                <w:bCs w:val="0"/>
+                <w:i w:val="0"/>
+                <w:iCs w:val="0"/>
                 <w:smallCaps w:val="0"/>
                 <w:strike w:val="0"/>
                 <w:color w:val="000000"/>
@@ -6419,7 +6768,9 @@
               <w:rPr>
                 <w:rFonts w:ascii="Calibri" w:cs="Calibri" w:eastAsia="Calibri" w:hAnsi="Calibri"/>
                 <w:b w:val="0"/>
-                <w:i w:val="0"/>
+                <w:bCs w:val="0"/>
+                <w:i w:val="0"/>
+                <w:iCs w:val="0"/>
                 <w:smallCaps w:val="0"/>
                 <w:strike w:val="0"/>
                 <w:color w:val="000000"/>
@@ -6468,7 +6819,9 @@
               <w:rPr>
                 <w:rFonts w:ascii="Calibri" w:cs="Calibri" w:eastAsia="Calibri" w:hAnsi="Calibri"/>
                 <w:b w:val="0"/>
-                <w:i w:val="0"/>
+                <w:bCs w:val="0"/>
+                <w:i w:val="0"/>
+                <w:iCs w:val="0"/>
                 <w:smallCaps w:val="0"/>
                 <w:strike w:val="0"/>
                 <w:color w:val="000000"/>
@@ -6483,7 +6836,9 @@
               <w:rPr>
                 <w:rFonts w:ascii="Calibri" w:cs="Calibri" w:eastAsia="Calibri" w:hAnsi="Calibri"/>
                 <w:b w:val="0"/>
-                <w:i w:val="0"/>
+                <w:bCs w:val="0"/>
+                <w:i w:val="0"/>
+                <w:iCs w:val="0"/>
                 <w:smallCaps w:val="0"/>
                 <w:strike w:val="0"/>
                 <w:color w:val="000000"/>
@@ -6525,7 +6880,9 @@
               <w:rPr>
                 <w:rFonts w:ascii="Calibri" w:cs="Calibri" w:eastAsia="Calibri" w:hAnsi="Calibri"/>
                 <w:b w:val="0"/>
-                <w:i w:val="0"/>
+                <w:bCs w:val="0"/>
+                <w:i w:val="0"/>
+                <w:iCs w:val="0"/>
                 <w:smallCaps w:val="0"/>
                 <w:strike w:val="0"/>
                 <w:color w:val="000000"/>
@@ -6540,7 +6897,9 @@
               <w:rPr>
                 <w:rFonts w:ascii="Calibri" w:cs="Calibri" w:eastAsia="Calibri" w:hAnsi="Calibri"/>
                 <w:b w:val="0"/>
-                <w:i w:val="0"/>
+                <w:bCs w:val="0"/>
+                <w:i w:val="0"/>
+                <w:iCs w:val="0"/>
                 <w:smallCaps w:val="0"/>
                 <w:strike w:val="0"/>
                 <w:color w:val="000000"/>
@@ -6584,7 +6943,9 @@
               <w:rPr>
                 <w:rFonts w:ascii="Calibri" w:cs="Calibri" w:eastAsia="Calibri" w:hAnsi="Calibri"/>
                 <w:b w:val="0"/>
-                <w:i w:val="0"/>
+                <w:bCs w:val="0"/>
+                <w:i w:val="0"/>
+                <w:iCs w:val="0"/>
                 <w:smallCaps w:val="0"/>
                 <w:strike w:val="0"/>
                 <w:color w:val="000000"/>
@@ -6599,7 +6960,9 @@
               <w:rPr>
                 <w:rFonts w:ascii="Calibri" w:cs="Calibri" w:eastAsia="Calibri" w:hAnsi="Calibri"/>
                 <w:b w:val="0"/>
-                <w:i w:val="0"/>
+                <w:bCs w:val="0"/>
+                <w:i w:val="0"/>
+                <w:iCs w:val="0"/>
                 <w:smallCaps w:val="0"/>
                 <w:strike w:val="0"/>
                 <w:color w:val="000000"/>
@@ -6647,7 +7010,9 @@
         <w:rPr>
           <w:rFonts w:ascii="Calibri" w:cs="Calibri" w:eastAsia="Calibri" w:hAnsi="Calibri"/>
           <w:b w:val="0"/>
-          <w:i w:val="0"/>
+          <w:bCs w:val="0"/>
+          <w:i w:val="0"/>
+          <w:iCs w:val="0"/>
           <w:smallCaps w:val="0"/>
           <w:strike w:val="0"/>
           <w:color w:val="000000"/>
@@ -6662,7 +7027,9 @@
         <w:rPr>
           <w:rFonts w:ascii="Calibri" w:cs="Calibri" w:eastAsia="Calibri" w:hAnsi="Calibri"/>
           <w:b w:val="0"/>
-          <w:i w:val="0"/>
+          <w:bCs w:val="0"/>
+          <w:i w:val="0"/>
+          <w:iCs w:val="0"/>
           <w:smallCaps w:val="0"/>
           <w:strike w:val="0"/>
           <w:color w:val="000000"/>
@@ -6696,7 +7063,9 @@
         <w:rPr>
           <w:rFonts w:ascii="Calibri" w:cs="Calibri" w:eastAsia="Calibri" w:hAnsi="Calibri"/>
           <w:b w:val="0"/>
-          <w:i w:val="0"/>
+          <w:bCs w:val="0"/>
+          <w:i w:val="0"/>
+          <w:iCs w:val="0"/>
           <w:smallCaps w:val="0"/>
           <w:strike w:val="0"/>
           <w:color w:val="000000"/>
@@ -6711,7 +7080,9 @@
         <w:rPr>
           <w:rFonts w:ascii="Calibri" w:cs="Calibri" w:eastAsia="Calibri" w:hAnsi="Calibri"/>
           <w:b w:val="0"/>
-          <w:i w:val="0"/>
+          <w:bCs w:val="0"/>
+          <w:i w:val="0"/>
+          <w:iCs w:val="0"/>
           <w:smallCaps w:val="0"/>
           <w:strike w:val="0"/>
           <w:color w:val="000000"/>
@@ -6734,7 +7105,9 @@
         <w:rPr>
           <w:rFonts w:ascii="Calibri" w:cs="Calibri" w:eastAsia="Calibri" w:hAnsi="Calibri"/>
           <w:b w:val="0"/>
-          <w:i w:val="0"/>
+          <w:bCs w:val="0"/>
+          <w:i w:val="0"/>
+          <w:iCs w:val="0"/>
           <w:smallCaps w:val="0"/>
           <w:strike w:val="0"/>
           <w:color w:val="000000"/>
@@ -6768,7 +7141,9 @@
         <w:rPr>
           <w:rFonts w:ascii="Calibri" w:cs="Calibri" w:eastAsia="Calibri" w:hAnsi="Calibri"/>
           <w:b w:val="0"/>
-          <w:i w:val="0"/>
+          <w:bCs w:val="0"/>
+          <w:i w:val="0"/>
+          <w:iCs w:val="0"/>
           <w:smallCaps w:val="0"/>
           <w:strike w:val="0"/>
           <w:color w:val="000000"/>
@@ -6783,7 +7158,9 @@
         <w:rPr>
           <w:rFonts w:ascii="Calibri" w:cs="Calibri" w:eastAsia="Calibri" w:hAnsi="Calibri"/>
           <w:b w:val="0"/>
-          <w:i w:val="0"/>
+          <w:bCs w:val="0"/>
+          <w:i w:val="0"/>
+          <w:iCs w:val="0"/>
           <w:smallCaps w:val="0"/>
           <w:strike w:val="0"/>
           <w:color w:val="000000"/>
@@ -6817,7 +7194,9 @@
         <w:rPr>
           <w:rFonts w:ascii="Calibri" w:cs="Calibri" w:eastAsia="Calibri" w:hAnsi="Calibri"/>
           <w:b w:val="0"/>
-          <w:i w:val="0"/>
+          <w:bCs w:val="0"/>
+          <w:i w:val="0"/>
+          <w:iCs w:val="0"/>
           <w:smallCaps w:val="0"/>
           <w:strike w:val="0"/>
           <w:color w:val="000000"/>
@@ -6832,7 +7211,9 @@
         <w:rPr>
           <w:rFonts w:ascii="Calibri" w:cs="Calibri" w:eastAsia="Calibri" w:hAnsi="Calibri"/>
           <w:b w:val="0"/>
-          <w:i w:val="0"/>
+          <w:bCs w:val="0"/>
+          <w:i w:val="0"/>
+          <w:iCs w:val="0"/>
           <w:smallCaps w:val="0"/>
           <w:strike w:val="0"/>
           <w:color w:val="000000"/>
@@ -6855,7 +7236,9 @@
         <w:rPr>
           <w:rFonts w:ascii="Calibri" w:cs="Calibri" w:eastAsia="Calibri" w:hAnsi="Calibri"/>
           <w:b w:val="0"/>
-          <w:i w:val="0"/>
+          <w:bCs w:val="0"/>
+          <w:i w:val="0"/>
+          <w:iCs w:val="0"/>
           <w:smallCaps w:val="0"/>
           <w:strike w:val="0"/>
           <w:color w:val="000000"/>
@@ -6918,7 +7301,9 @@
         <w:rPr>
           <w:rFonts w:ascii="Calibri" w:cs="Calibri" w:eastAsia="Calibri" w:hAnsi="Calibri"/>
           <w:b w:val="0"/>
-          <w:i w:val="0"/>
+          <w:bCs w:val="0"/>
+          <w:i w:val="0"/>
+          <w:iCs w:val="0"/>
           <w:smallCaps w:val="0"/>
           <w:strike w:val="0"/>
           <w:color w:val="000000"/>
@@ -6933,7 +7318,9 @@
         <w:rPr>
           <w:rFonts w:ascii="Calibri" w:cs="Calibri" w:eastAsia="Calibri" w:hAnsi="Calibri"/>
           <w:b w:val="0"/>
-          <w:i w:val="0"/>
+          <w:bCs w:val="0"/>
+          <w:i w:val="0"/>
+          <w:iCs w:val="0"/>
           <w:smallCaps w:val="0"/>
           <w:strike w:val="0"/>
           <w:color w:val="000000"/>
@@ -6967,7 +7354,9 @@
         <w:rPr>
           <w:rFonts w:ascii="Calibri" w:cs="Calibri" w:eastAsia="Calibri" w:hAnsi="Calibri"/>
           <w:b w:val="1"/>
-          <w:i w:val="0"/>
+          <w:bCs w:val="1"/>
+          <w:i w:val="0"/>
+          <w:iCs w:val="0"/>
           <w:smallCaps w:val="0"/>
           <w:strike w:val="0"/>
           <w:color w:val="000000"/>
@@ -6982,7 +7371,9 @@
         <w:rPr>
           <w:rFonts w:ascii="Calibri" w:cs="Calibri" w:eastAsia="Calibri" w:hAnsi="Calibri"/>
           <w:b w:val="1"/>
-          <w:i w:val="0"/>
+          <w:bCs w:val="1"/>
+          <w:i w:val="0"/>
+          <w:iCs w:val="0"/>
           <w:smallCaps w:val="0"/>
           <w:strike w:val="0"/>
           <w:color w:val="000000"/>
@@ -7045,7 +7436,9 @@
         <w:rPr>
           <w:rFonts w:ascii="Calibri" w:cs="Calibri" w:eastAsia="Calibri" w:hAnsi="Calibri"/>
           <w:b w:val="0"/>
-          <w:i w:val="0"/>
+          <w:bCs w:val="0"/>
+          <w:i w:val="0"/>
+          <w:iCs w:val="0"/>
           <w:smallCaps w:val="0"/>
           <w:strike w:val="0"/>
           <w:color w:val="000000"/>
@@ -7060,7 +7453,9 @@
         <w:rPr>
           <w:rFonts w:ascii="Calibri" w:cs="Calibri" w:eastAsia="Calibri" w:hAnsi="Calibri"/>
           <w:b w:val="0"/>
-          <w:i w:val="0"/>
+          <w:bCs w:val="0"/>
+          <w:i w:val="0"/>
+          <w:iCs w:val="0"/>
           <w:smallCaps w:val="0"/>
           <w:strike w:val="0"/>
           <w:color w:val="000000"/>
@@ -7094,7 +7489,9 @@
         <w:rPr>
           <w:rFonts w:ascii="Calibri" w:cs="Calibri" w:eastAsia="Calibri" w:hAnsi="Calibri"/>
           <w:b w:val="0"/>
-          <w:i w:val="0"/>
+          <w:bCs w:val="0"/>
+          <w:i w:val="0"/>
+          <w:iCs w:val="0"/>
           <w:smallCaps w:val="0"/>
           <w:strike w:val="0"/>
           <w:color w:val="000000"/>
@@ -7116,6 +7513,7 @@
         <w:rPr>
           <w:rFonts w:ascii="Cambria" w:cs="Cambria" w:eastAsia="Cambria" w:hAnsi="Cambria"/>
           <w:b w:val="1"/>
+          <w:bCs w:val="1"/>
           <w:color w:val="4f81bd"/>
         </w:rPr>
       </w:pPr>
@@ -7150,7 +7548,9 @@
         <w:rPr>
           <w:rFonts w:ascii="Cambria" w:cs="Cambria" w:eastAsia="Cambria" w:hAnsi="Cambria"/>
           <w:b w:val="1"/>
-          <w:i w:val="0"/>
+          <w:bCs w:val="1"/>
+          <w:i w:val="0"/>
+          <w:iCs w:val="0"/>
           <w:smallCaps w:val="0"/>
           <w:strike w:val="0"/>
           <w:color w:val="4f81bd"/>
@@ -7167,7 +7567,9 @@
         <w:rPr>
           <w:rFonts w:ascii="Cambria" w:cs="Cambria" w:eastAsia="Cambria" w:hAnsi="Cambria"/>
           <w:b w:val="1"/>
-          <w:i w:val="0"/>
+          <w:bCs w:val="1"/>
+          <w:i w:val="0"/>
+          <w:iCs w:val="0"/>
           <w:smallCaps w:val="0"/>
           <w:strike w:val="0"/>
           <w:color w:val="4f81bd"/>
@@ -7201,7 +7603,9 @@
         <w:rPr>
           <w:rFonts w:ascii="Cambria" w:cs="Cambria" w:eastAsia="Cambria" w:hAnsi="Cambria"/>
           <w:b w:val="1"/>
+          <w:bCs w:val="1"/>
           <w:i w:val="1"/>
+          <w:iCs w:val="1"/>
           <w:smallCaps w:val="0"/>
           <w:strike w:val="0"/>
           <w:color w:val="4f81bd"/>
@@ -7218,7 +7622,9 @@
         <w:rPr>
           <w:rFonts w:ascii="Cambria" w:cs="Cambria" w:eastAsia="Cambria" w:hAnsi="Cambria"/>
           <w:b w:val="1"/>
+          <w:bCs w:val="1"/>
           <w:i w:val="1"/>
+          <w:iCs w:val="1"/>
           <w:smallCaps w:val="0"/>
           <w:strike w:val="0"/>
           <w:color w:val="4f81bd"/>
@@ -7297,7 +7703,9 @@
               <w:rPr>
                 <w:rFonts w:ascii="Calibri" w:cs="Calibri" w:eastAsia="Calibri" w:hAnsi="Calibri"/>
                 <w:b w:val="1"/>
-                <w:i w:val="0"/>
+                <w:bCs w:val="1"/>
+                <w:i w:val="0"/>
+                <w:iCs w:val="0"/>
                 <w:smallCaps w:val="0"/>
                 <w:strike w:val="0"/>
                 <w:color w:val="000000"/>
@@ -7312,7 +7720,9 @@
               <w:rPr>
                 <w:rFonts w:ascii="Calibri" w:cs="Calibri" w:eastAsia="Calibri" w:hAnsi="Calibri"/>
                 <w:b w:val="1"/>
-                <w:i w:val="0"/>
+                <w:bCs w:val="1"/>
+                <w:i w:val="0"/>
+                <w:iCs w:val="0"/>
                 <w:smallCaps w:val="0"/>
                 <w:strike w:val="0"/>
                 <w:color w:val="000000"/>
@@ -7356,7 +7766,9 @@
               <w:rPr>
                 <w:rFonts w:ascii="Calibri" w:cs="Calibri" w:eastAsia="Calibri" w:hAnsi="Calibri"/>
                 <w:b w:val="1"/>
-                <w:i w:val="0"/>
+                <w:bCs w:val="1"/>
+                <w:i w:val="0"/>
+                <w:iCs w:val="0"/>
                 <w:smallCaps w:val="0"/>
                 <w:strike w:val="0"/>
                 <w:color w:val="000000"/>
@@ -7371,7 +7783,9 @@
               <w:rPr>
                 <w:rFonts w:ascii="Calibri" w:cs="Calibri" w:eastAsia="Calibri" w:hAnsi="Calibri"/>
                 <w:b w:val="1"/>
-                <w:i w:val="0"/>
+                <w:bCs w:val="1"/>
+                <w:i w:val="0"/>
+                <w:iCs w:val="0"/>
                 <w:smallCaps w:val="0"/>
                 <w:strike w:val="0"/>
                 <w:color w:val="000000"/>
@@ -7417,7 +7831,9 @@
               <w:rPr>
                 <w:rFonts w:ascii="Calibri" w:cs="Calibri" w:eastAsia="Calibri" w:hAnsi="Calibri"/>
                 <w:b w:val="1"/>
-                <w:i w:val="0"/>
+                <w:bCs w:val="1"/>
+                <w:i w:val="0"/>
+                <w:iCs w:val="0"/>
                 <w:smallCaps w:val="0"/>
                 <w:strike w:val="0"/>
                 <w:color w:val="000000"/>
@@ -7432,7 +7848,9 @@
               <w:rPr>
                 <w:rFonts w:ascii="Calibri" w:cs="Calibri" w:eastAsia="Calibri" w:hAnsi="Calibri"/>
                 <w:b w:val="1"/>
-                <w:i w:val="0"/>
+                <w:bCs w:val="1"/>
+                <w:i w:val="0"/>
+                <w:iCs w:val="0"/>
                 <w:smallCaps w:val="0"/>
                 <w:strike w:val="0"/>
                 <w:color w:val="000000"/>
@@ -7481,7 +7899,9 @@
               <w:rPr>
                 <w:rFonts w:ascii="Calibri" w:cs="Calibri" w:eastAsia="Calibri" w:hAnsi="Calibri"/>
                 <w:b w:val="0"/>
-                <w:i w:val="0"/>
+                <w:bCs w:val="0"/>
+                <w:i w:val="0"/>
+                <w:iCs w:val="0"/>
                 <w:smallCaps w:val="0"/>
                 <w:strike w:val="0"/>
                 <w:color w:val="000000"/>
@@ -7496,7 +7916,9 @@
               <w:rPr>
                 <w:rFonts w:ascii="Calibri" w:cs="Calibri" w:eastAsia="Calibri" w:hAnsi="Calibri"/>
                 <w:b w:val="0"/>
-                <w:i w:val="0"/>
+                <w:bCs w:val="0"/>
+                <w:i w:val="0"/>
+                <w:iCs w:val="0"/>
                 <w:smallCaps w:val="0"/>
                 <w:strike w:val="0"/>
                 <w:color w:val="000000"/>
@@ -7538,7 +7960,9 @@
               <w:rPr>
                 <w:rFonts w:ascii="Calibri" w:cs="Calibri" w:eastAsia="Calibri" w:hAnsi="Calibri"/>
                 <w:b w:val="0"/>
-                <w:i w:val="0"/>
+                <w:bCs w:val="0"/>
+                <w:i w:val="0"/>
+                <w:iCs w:val="0"/>
                 <w:smallCaps w:val="0"/>
                 <w:strike w:val="0"/>
                 <w:color w:val="000000"/>
@@ -7553,7 +7977,9 @@
               <w:rPr>
                 <w:rFonts w:ascii="Calibri" w:cs="Calibri" w:eastAsia="Calibri" w:hAnsi="Calibri"/>
                 <w:b w:val="0"/>
-                <w:i w:val="0"/>
+                <w:bCs w:val="0"/>
+                <w:i w:val="0"/>
+                <w:iCs w:val="0"/>
                 <w:smallCaps w:val="0"/>
                 <w:strike w:val="0"/>
                 <w:color w:val="000000"/>
@@ -7597,7 +8023,9 @@
               <w:rPr>
                 <w:rFonts w:ascii="Calibri" w:cs="Calibri" w:eastAsia="Calibri" w:hAnsi="Calibri"/>
                 <w:b w:val="0"/>
-                <w:i w:val="0"/>
+                <w:bCs w:val="0"/>
+                <w:i w:val="0"/>
+                <w:iCs w:val="0"/>
                 <w:smallCaps w:val="0"/>
                 <w:strike w:val="0"/>
                 <w:color w:val="000000"/>
@@ -7612,7 +8040,9 @@
               <w:rPr>
                 <w:rFonts w:ascii="Calibri" w:cs="Calibri" w:eastAsia="Calibri" w:hAnsi="Calibri"/>
                 <w:b w:val="0"/>
-                <w:i w:val="0"/>
+                <w:bCs w:val="0"/>
+                <w:i w:val="0"/>
+                <w:iCs w:val="0"/>
                 <w:smallCaps w:val="0"/>
                 <w:strike w:val="0"/>
                 <w:color w:val="000000"/>
@@ -7661,7 +8091,9 @@
               <w:rPr>
                 <w:rFonts w:ascii="Calibri" w:cs="Calibri" w:eastAsia="Calibri" w:hAnsi="Calibri"/>
                 <w:b w:val="0"/>
-                <w:i w:val="0"/>
+                <w:bCs w:val="0"/>
+                <w:i w:val="0"/>
+                <w:iCs w:val="0"/>
                 <w:smallCaps w:val="0"/>
                 <w:strike w:val="0"/>
                 <w:color w:val="000000"/>
@@ -7676,7 +8108,9 @@
               <w:rPr>
                 <w:rFonts w:ascii="Calibri" w:cs="Calibri" w:eastAsia="Calibri" w:hAnsi="Calibri"/>
                 <w:b w:val="0"/>
-                <w:i w:val="0"/>
+                <w:bCs w:val="0"/>
+                <w:i w:val="0"/>
+                <w:iCs w:val="0"/>
                 <w:smallCaps w:val="0"/>
                 <w:strike w:val="0"/>
                 <w:color w:val="000000"/>
@@ -7718,7 +8152,9 @@
               <w:rPr>
                 <w:rFonts w:ascii="Calibri" w:cs="Calibri" w:eastAsia="Calibri" w:hAnsi="Calibri"/>
                 <w:b w:val="0"/>
-                <w:i w:val="0"/>
+                <w:bCs w:val="0"/>
+                <w:i w:val="0"/>
+                <w:iCs w:val="0"/>
                 <w:smallCaps w:val="0"/>
                 <w:strike w:val="0"/>
                 <w:color w:val="000000"/>
@@ -7733,7 +8169,9 @@
               <w:rPr>
                 <w:rFonts w:ascii="Calibri" w:cs="Calibri" w:eastAsia="Calibri" w:hAnsi="Calibri"/>
                 <w:b w:val="0"/>
-                <w:i w:val="0"/>
+                <w:bCs w:val="0"/>
+                <w:i w:val="0"/>
+                <w:iCs w:val="0"/>
                 <w:smallCaps w:val="0"/>
                 <w:strike w:val="0"/>
                 <w:color w:val="000000"/>
@@ -7777,7 +8215,9 @@
               <w:rPr>
                 <w:rFonts w:ascii="Calibri" w:cs="Calibri" w:eastAsia="Calibri" w:hAnsi="Calibri"/>
                 <w:b w:val="0"/>
-                <w:i w:val="0"/>
+                <w:bCs w:val="0"/>
+                <w:i w:val="0"/>
+                <w:iCs w:val="0"/>
                 <w:smallCaps w:val="0"/>
                 <w:strike w:val="0"/>
                 <w:color w:val="000000"/>
@@ -7792,7 +8232,9 @@
               <w:rPr>
                 <w:rFonts w:ascii="Calibri" w:cs="Calibri" w:eastAsia="Calibri" w:hAnsi="Calibri"/>
                 <w:b w:val="0"/>
-                <w:i w:val="0"/>
+                <w:bCs w:val="0"/>
+                <w:i w:val="0"/>
+                <w:iCs w:val="0"/>
                 <w:smallCaps w:val="0"/>
                 <w:strike w:val="0"/>
                 <w:color w:val="000000"/>
@@ -7841,7 +8283,9 @@
               <w:rPr>
                 <w:rFonts w:ascii="Calibri" w:cs="Calibri" w:eastAsia="Calibri" w:hAnsi="Calibri"/>
                 <w:b w:val="0"/>
-                <w:i w:val="0"/>
+                <w:bCs w:val="0"/>
+                <w:i w:val="0"/>
+                <w:iCs w:val="0"/>
                 <w:smallCaps w:val="0"/>
                 <w:strike w:val="0"/>
                 <w:color w:val="000000"/>
@@ -7856,7 +8300,9 @@
               <w:rPr>
                 <w:rFonts w:ascii="Calibri" w:cs="Calibri" w:eastAsia="Calibri" w:hAnsi="Calibri"/>
                 <w:b w:val="0"/>
-                <w:i w:val="0"/>
+                <w:bCs w:val="0"/>
+                <w:i w:val="0"/>
+                <w:iCs w:val="0"/>
                 <w:smallCaps w:val="0"/>
                 <w:strike w:val="0"/>
                 <w:color w:val="000000"/>
@@ -7898,7 +8344,9 @@
               <w:rPr>
                 <w:rFonts w:ascii="Calibri" w:cs="Calibri" w:eastAsia="Calibri" w:hAnsi="Calibri"/>
                 <w:b w:val="0"/>
-                <w:i w:val="0"/>
+                <w:bCs w:val="0"/>
+                <w:i w:val="0"/>
+                <w:iCs w:val="0"/>
                 <w:smallCaps w:val="0"/>
                 <w:strike w:val="0"/>
                 <w:color w:val="000000"/>
@@ -7913,7 +8361,9 @@
               <w:rPr>
                 <w:rFonts w:ascii="Calibri" w:cs="Calibri" w:eastAsia="Calibri" w:hAnsi="Calibri"/>
                 <w:b w:val="0"/>
-                <w:i w:val="0"/>
+                <w:bCs w:val="0"/>
+                <w:i w:val="0"/>
+                <w:iCs w:val="0"/>
                 <w:smallCaps w:val="0"/>
                 <w:strike w:val="0"/>
                 <w:color w:val="000000"/>
@@ -7957,7 +8407,9 @@
               <w:rPr>
                 <w:rFonts w:ascii="Calibri" w:cs="Calibri" w:eastAsia="Calibri" w:hAnsi="Calibri"/>
                 <w:b w:val="0"/>
-                <w:i w:val="0"/>
+                <w:bCs w:val="0"/>
+                <w:i w:val="0"/>
+                <w:iCs w:val="0"/>
                 <w:smallCaps w:val="0"/>
                 <w:strike w:val="0"/>
                 <w:color w:val="000000"/>
@@ -7972,7 +8424,9 @@
               <w:rPr>
                 <w:rFonts w:ascii="Calibri" w:cs="Calibri" w:eastAsia="Calibri" w:hAnsi="Calibri"/>
                 <w:b w:val="0"/>
-                <w:i w:val="0"/>
+                <w:bCs w:val="0"/>
+                <w:i w:val="0"/>
+                <w:iCs w:val="0"/>
                 <w:smallCaps w:val="0"/>
                 <w:strike w:val="0"/>
                 <w:color w:val="000000"/>
@@ -8021,7 +8475,9 @@
               <w:rPr>
                 <w:rFonts w:ascii="Calibri" w:cs="Calibri" w:eastAsia="Calibri" w:hAnsi="Calibri"/>
                 <w:b w:val="0"/>
-                <w:i w:val="0"/>
+                <w:bCs w:val="0"/>
+                <w:i w:val="0"/>
+                <w:iCs w:val="0"/>
                 <w:smallCaps w:val="0"/>
                 <w:strike w:val="0"/>
                 <w:color w:val="000000"/>
@@ -8036,7 +8492,9 @@
               <w:rPr>
                 <w:rFonts w:ascii="Calibri" w:cs="Calibri" w:eastAsia="Calibri" w:hAnsi="Calibri"/>
                 <w:b w:val="0"/>
-                <w:i w:val="0"/>
+                <w:bCs w:val="0"/>
+                <w:i w:val="0"/>
+                <w:iCs w:val="0"/>
                 <w:smallCaps w:val="0"/>
                 <w:strike w:val="0"/>
                 <w:color w:val="000000"/>
@@ -8078,7 +8536,9 @@
               <w:rPr>
                 <w:rFonts w:ascii="Calibri" w:cs="Calibri" w:eastAsia="Calibri" w:hAnsi="Calibri"/>
                 <w:b w:val="0"/>
-                <w:i w:val="0"/>
+                <w:bCs w:val="0"/>
+                <w:i w:val="0"/>
+                <w:iCs w:val="0"/>
                 <w:smallCaps w:val="0"/>
                 <w:strike w:val="0"/>
                 <w:color w:val="000000"/>
@@ -8093,7 +8553,9 @@
               <w:rPr>
                 <w:rFonts w:ascii="Calibri" w:cs="Calibri" w:eastAsia="Calibri" w:hAnsi="Calibri"/>
                 <w:b w:val="0"/>
-                <w:i w:val="0"/>
+                <w:bCs w:val="0"/>
+                <w:i w:val="0"/>
+                <w:iCs w:val="0"/>
                 <w:smallCaps w:val="0"/>
                 <w:strike w:val="0"/>
                 <w:color w:val="000000"/>
@@ -8137,7 +8599,9 @@
               <w:rPr>
                 <w:rFonts w:ascii="Calibri" w:cs="Calibri" w:eastAsia="Calibri" w:hAnsi="Calibri"/>
                 <w:b w:val="0"/>
-                <w:i w:val="0"/>
+                <w:bCs w:val="0"/>
+                <w:i w:val="0"/>
+                <w:iCs w:val="0"/>
                 <w:smallCaps w:val="0"/>
                 <w:strike w:val="0"/>
                 <w:color w:val="000000"/>
@@ -8152,7 +8616,9 @@
               <w:rPr>
                 <w:rFonts w:ascii="Calibri" w:cs="Calibri" w:eastAsia="Calibri" w:hAnsi="Calibri"/>
                 <w:b w:val="0"/>
-                <w:i w:val="0"/>
+                <w:bCs w:val="0"/>
+                <w:i w:val="0"/>
+                <w:iCs w:val="0"/>
                 <w:smallCaps w:val="0"/>
                 <w:strike w:val="0"/>
                 <w:color w:val="000000"/>
@@ -8201,7 +8667,9 @@
               <w:rPr>
                 <w:rFonts w:ascii="Calibri" w:cs="Calibri" w:eastAsia="Calibri" w:hAnsi="Calibri"/>
                 <w:b w:val="0"/>
-                <w:i w:val="0"/>
+                <w:bCs w:val="0"/>
+                <w:i w:val="0"/>
+                <w:iCs w:val="0"/>
                 <w:smallCaps w:val="0"/>
                 <w:strike w:val="0"/>
                 <w:color w:val="000000"/>
@@ -8216,7 +8684,9 @@
               <w:rPr>
                 <w:rFonts w:ascii="Calibri" w:cs="Calibri" w:eastAsia="Calibri" w:hAnsi="Calibri"/>
                 <w:b w:val="0"/>
-                <w:i w:val="0"/>
+                <w:bCs w:val="0"/>
+                <w:i w:val="0"/>
+                <w:iCs w:val="0"/>
                 <w:smallCaps w:val="0"/>
                 <w:strike w:val="0"/>
                 <w:color w:val="000000"/>
@@ -8258,7 +8728,9 @@
               <w:rPr>
                 <w:rFonts w:ascii="Calibri" w:cs="Calibri" w:eastAsia="Calibri" w:hAnsi="Calibri"/>
                 <w:b w:val="0"/>
-                <w:i w:val="0"/>
+                <w:bCs w:val="0"/>
+                <w:i w:val="0"/>
+                <w:iCs w:val="0"/>
                 <w:smallCaps w:val="0"/>
                 <w:strike w:val="0"/>
                 <w:color w:val="000000"/>
@@ -8273,7 +8745,9 @@
               <w:rPr>
                 <w:rFonts w:ascii="Calibri" w:cs="Calibri" w:eastAsia="Calibri" w:hAnsi="Calibri"/>
                 <w:b w:val="0"/>
-                <w:i w:val="0"/>
+                <w:bCs w:val="0"/>
+                <w:i w:val="0"/>
+                <w:iCs w:val="0"/>
                 <w:smallCaps w:val="0"/>
                 <w:strike w:val="0"/>
                 <w:color w:val="000000"/>
@@ -8317,7 +8791,9 @@
               <w:rPr>
                 <w:rFonts w:ascii="Calibri" w:cs="Calibri" w:eastAsia="Calibri" w:hAnsi="Calibri"/>
                 <w:b w:val="0"/>
-                <w:i w:val="0"/>
+                <w:bCs w:val="0"/>
+                <w:i w:val="0"/>
+                <w:iCs w:val="0"/>
                 <w:smallCaps w:val="0"/>
                 <w:strike w:val="0"/>
                 <w:color w:val="000000"/>
@@ -8332,7 +8808,9 @@
               <w:rPr>
                 <w:rFonts w:ascii="Calibri" w:cs="Calibri" w:eastAsia="Calibri" w:hAnsi="Calibri"/>
                 <w:b w:val="0"/>
-                <w:i w:val="0"/>
+                <w:bCs w:val="0"/>
+                <w:i w:val="0"/>
+                <w:iCs w:val="0"/>
                 <w:smallCaps w:val="0"/>
                 <w:strike w:val="0"/>
                 <w:color w:val="000000"/>
@@ -8381,7 +8859,9 @@
               <w:rPr>
                 <w:rFonts w:ascii="Calibri" w:cs="Calibri" w:eastAsia="Calibri" w:hAnsi="Calibri"/>
                 <w:b w:val="0"/>
-                <w:i w:val="0"/>
+                <w:bCs w:val="0"/>
+                <w:i w:val="0"/>
+                <w:iCs w:val="0"/>
                 <w:smallCaps w:val="0"/>
                 <w:strike w:val="0"/>
                 <w:color w:val="000000"/>
@@ -8396,7 +8876,9 @@
               <w:rPr>
                 <w:rFonts w:ascii="Calibri" w:cs="Calibri" w:eastAsia="Calibri" w:hAnsi="Calibri"/>
                 <w:b w:val="0"/>
-                <w:i w:val="0"/>
+                <w:bCs w:val="0"/>
+                <w:i w:val="0"/>
+                <w:iCs w:val="0"/>
                 <w:smallCaps w:val="0"/>
                 <w:strike w:val="0"/>
                 <w:color w:val="000000"/>
@@ -8438,7 +8920,9 @@
               <w:rPr>
                 <w:rFonts w:ascii="Calibri" w:cs="Calibri" w:eastAsia="Calibri" w:hAnsi="Calibri"/>
                 <w:b w:val="0"/>
-                <w:i w:val="0"/>
+                <w:bCs w:val="0"/>
+                <w:i w:val="0"/>
+                <w:iCs w:val="0"/>
                 <w:smallCaps w:val="0"/>
                 <w:strike w:val="0"/>
                 <w:color w:val="000000"/>
@@ -8453,7 +8937,9 @@
               <w:rPr>
                 <w:rFonts w:ascii="Calibri" w:cs="Calibri" w:eastAsia="Calibri" w:hAnsi="Calibri"/>
                 <w:b w:val="0"/>
-                <w:i w:val="0"/>
+                <w:bCs w:val="0"/>
+                <w:i w:val="0"/>
+                <w:iCs w:val="0"/>
                 <w:smallCaps w:val="0"/>
                 <w:strike w:val="0"/>
                 <w:color w:val="000000"/>
@@ -8497,7 +8983,9 @@
               <w:rPr>
                 <w:rFonts w:ascii="Calibri" w:cs="Calibri" w:eastAsia="Calibri" w:hAnsi="Calibri"/>
                 <w:b w:val="0"/>
-                <w:i w:val="0"/>
+                <w:bCs w:val="0"/>
+                <w:i w:val="0"/>
+                <w:iCs w:val="0"/>
                 <w:smallCaps w:val="0"/>
                 <w:strike w:val="0"/>
                 <w:color w:val="000000"/>
@@ -8512,7 +9000,9 @@
               <w:rPr>
                 <w:rFonts w:ascii="Calibri" w:cs="Calibri" w:eastAsia="Calibri" w:hAnsi="Calibri"/>
                 <w:b w:val="0"/>
-                <w:i w:val="0"/>
+                <w:bCs w:val="0"/>
+                <w:i w:val="0"/>
+                <w:iCs w:val="0"/>
                 <w:smallCaps w:val="0"/>
                 <w:strike w:val="0"/>
                 <w:color w:val="000000"/>
@@ -8561,7 +9051,9 @@
               <w:rPr>
                 <w:rFonts w:ascii="Calibri" w:cs="Calibri" w:eastAsia="Calibri" w:hAnsi="Calibri"/>
                 <w:b w:val="0"/>
-                <w:i w:val="0"/>
+                <w:bCs w:val="0"/>
+                <w:i w:val="0"/>
+                <w:iCs w:val="0"/>
                 <w:smallCaps w:val="0"/>
                 <w:strike w:val="0"/>
                 <w:color w:val="000000"/>
@@ -8576,7 +9068,9 @@
               <w:rPr>
                 <w:rFonts w:ascii="Calibri" w:cs="Calibri" w:eastAsia="Calibri" w:hAnsi="Calibri"/>
                 <w:b w:val="0"/>
-                <w:i w:val="0"/>
+                <w:bCs w:val="0"/>
+                <w:i w:val="0"/>
+                <w:iCs w:val="0"/>
                 <w:smallCaps w:val="0"/>
                 <w:strike w:val="0"/>
                 <w:color w:val="000000"/>
@@ -8618,7 +9112,9 @@
               <w:rPr>
                 <w:rFonts w:ascii="Calibri" w:cs="Calibri" w:eastAsia="Calibri" w:hAnsi="Calibri"/>
                 <w:b w:val="0"/>
-                <w:i w:val="0"/>
+                <w:bCs w:val="0"/>
+                <w:i w:val="0"/>
+                <w:iCs w:val="0"/>
                 <w:smallCaps w:val="0"/>
                 <w:strike w:val="0"/>
                 <w:color w:val="000000"/>
@@ -8633,7 +9129,9 @@
               <w:rPr>
                 <w:rFonts w:ascii="Calibri" w:cs="Calibri" w:eastAsia="Calibri" w:hAnsi="Calibri"/>
                 <w:b w:val="0"/>
-                <w:i w:val="0"/>
+                <w:bCs w:val="0"/>
+                <w:i w:val="0"/>
+                <w:iCs w:val="0"/>
                 <w:smallCaps w:val="0"/>
                 <w:strike w:val="0"/>
                 <w:color w:val="000000"/>
@@ -8677,7 +9175,9 @@
               <w:rPr>
                 <w:rFonts w:ascii="Calibri" w:cs="Calibri" w:eastAsia="Calibri" w:hAnsi="Calibri"/>
                 <w:b w:val="0"/>
-                <w:i w:val="0"/>
+                <w:bCs w:val="0"/>
+                <w:i w:val="0"/>
+                <w:iCs w:val="0"/>
                 <w:smallCaps w:val="0"/>
                 <w:strike w:val="0"/>
                 <w:color w:val="000000"/>
@@ -8692,7 +9192,9 @@
               <w:rPr>
                 <w:rFonts w:ascii="Calibri" w:cs="Calibri" w:eastAsia="Calibri" w:hAnsi="Calibri"/>
                 <w:b w:val="0"/>
-                <w:i w:val="0"/>
+                <w:bCs w:val="0"/>
+                <w:i w:val="0"/>
+                <w:iCs w:val="0"/>
                 <w:smallCaps w:val="0"/>
                 <w:strike w:val="0"/>
                 <w:color w:val="000000"/>
@@ -8741,7 +9243,9 @@
               <w:rPr>
                 <w:rFonts w:ascii="Calibri" w:cs="Calibri" w:eastAsia="Calibri" w:hAnsi="Calibri"/>
                 <w:b w:val="0"/>
-                <w:i w:val="0"/>
+                <w:bCs w:val="0"/>
+                <w:i w:val="0"/>
+                <w:iCs w:val="0"/>
                 <w:smallCaps w:val="0"/>
                 <w:strike w:val="0"/>
                 <w:color w:val="000000"/>
@@ -8756,7 +9260,9 @@
               <w:rPr>
                 <w:rFonts w:ascii="Calibri" w:cs="Calibri" w:eastAsia="Calibri" w:hAnsi="Calibri"/>
                 <w:b w:val="0"/>
-                <w:i w:val="0"/>
+                <w:bCs w:val="0"/>
+                <w:i w:val="0"/>
+                <w:iCs w:val="0"/>
                 <w:smallCaps w:val="0"/>
                 <w:strike w:val="0"/>
                 <w:color w:val="000000"/>
@@ -8798,7 +9304,9 @@
               <w:rPr>
                 <w:rFonts w:ascii="Calibri" w:cs="Calibri" w:eastAsia="Calibri" w:hAnsi="Calibri"/>
                 <w:b w:val="0"/>
-                <w:i w:val="0"/>
+                <w:bCs w:val="0"/>
+                <w:i w:val="0"/>
+                <w:iCs w:val="0"/>
                 <w:smallCaps w:val="0"/>
                 <w:strike w:val="0"/>
                 <w:color w:val="000000"/>
@@ -8813,7 +9321,9 @@
               <w:rPr>
                 <w:rFonts w:ascii="Calibri" w:cs="Calibri" w:eastAsia="Calibri" w:hAnsi="Calibri"/>
                 <w:b w:val="0"/>
-                <w:i w:val="0"/>
+                <w:bCs w:val="0"/>
+                <w:i w:val="0"/>
+                <w:iCs w:val="0"/>
                 <w:smallCaps w:val="0"/>
                 <w:strike w:val="0"/>
                 <w:color w:val="000000"/>
@@ -8857,7 +9367,9 @@
               <w:rPr>
                 <w:rFonts w:ascii="Calibri" w:cs="Calibri" w:eastAsia="Calibri" w:hAnsi="Calibri"/>
                 <w:b w:val="0"/>
-                <w:i w:val="0"/>
+                <w:bCs w:val="0"/>
+                <w:i w:val="0"/>
+                <w:iCs w:val="0"/>
                 <w:smallCaps w:val="0"/>
                 <w:strike w:val="0"/>
                 <w:color w:val="000000"/>
@@ -8872,7 +9384,9 @@
               <w:rPr>
                 <w:rFonts w:ascii="Calibri" w:cs="Calibri" w:eastAsia="Calibri" w:hAnsi="Calibri"/>
                 <w:b w:val="0"/>
-                <w:i w:val="0"/>
+                <w:bCs w:val="0"/>
+                <w:i w:val="0"/>
+                <w:iCs w:val="0"/>
                 <w:smallCaps w:val="0"/>
                 <w:strike w:val="0"/>
                 <w:color w:val="000000"/>
@@ -8921,7 +9435,9 @@
               <w:rPr>
                 <w:rFonts w:ascii="Calibri" w:cs="Calibri" w:eastAsia="Calibri" w:hAnsi="Calibri"/>
                 <w:b w:val="0"/>
-                <w:i w:val="0"/>
+                <w:bCs w:val="0"/>
+                <w:i w:val="0"/>
+                <w:iCs w:val="0"/>
                 <w:smallCaps w:val="0"/>
                 <w:strike w:val="0"/>
                 <w:color w:val="000000"/>
@@ -8936,7 +9452,9 @@
               <w:rPr>
                 <w:rFonts w:ascii="Calibri" w:cs="Calibri" w:eastAsia="Calibri" w:hAnsi="Calibri"/>
                 <w:b w:val="0"/>
-                <w:i w:val="0"/>
+                <w:bCs w:val="0"/>
+                <w:i w:val="0"/>
+                <w:iCs w:val="0"/>
                 <w:smallCaps w:val="0"/>
                 <w:strike w:val="0"/>
                 <w:color w:val="000000"/>
@@ -8978,7 +9496,9 @@
               <w:rPr>
                 <w:rFonts w:ascii="Calibri" w:cs="Calibri" w:eastAsia="Calibri" w:hAnsi="Calibri"/>
                 <w:b w:val="0"/>
-                <w:i w:val="0"/>
+                <w:bCs w:val="0"/>
+                <w:i w:val="0"/>
+                <w:iCs w:val="0"/>
                 <w:smallCaps w:val="0"/>
                 <w:strike w:val="0"/>
                 <w:color w:val="000000"/>
@@ -8993,7 +9513,9 @@
               <w:rPr>
                 <w:rFonts w:ascii="Calibri" w:cs="Calibri" w:eastAsia="Calibri" w:hAnsi="Calibri"/>
                 <w:b w:val="0"/>
-                <w:i w:val="0"/>
+                <w:bCs w:val="0"/>
+                <w:i w:val="0"/>
+                <w:iCs w:val="0"/>
                 <w:smallCaps w:val="0"/>
                 <w:strike w:val="0"/>
                 <w:color w:val="000000"/>
@@ -9037,7 +9559,9 @@
               <w:rPr>
                 <w:rFonts w:ascii="Calibri" w:cs="Calibri" w:eastAsia="Calibri" w:hAnsi="Calibri"/>
                 <w:b w:val="0"/>
-                <w:i w:val="0"/>
+                <w:bCs w:val="0"/>
+                <w:i w:val="0"/>
+                <w:iCs w:val="0"/>
                 <w:smallCaps w:val="0"/>
                 <w:strike w:val="0"/>
                 <w:color w:val="000000"/>
@@ -9052,7 +9576,9 @@
               <w:rPr>
                 <w:rFonts w:ascii="Calibri" w:cs="Calibri" w:eastAsia="Calibri" w:hAnsi="Calibri"/>
                 <w:b w:val="0"/>
-                <w:i w:val="0"/>
+                <w:bCs w:val="0"/>
+                <w:i w:val="0"/>
+                <w:iCs w:val="0"/>
                 <w:smallCaps w:val="0"/>
                 <w:strike w:val="0"/>
                 <w:color w:val="000000"/>
@@ -9101,7 +9627,9 @@
               <w:rPr>
                 <w:rFonts w:ascii="Calibri" w:cs="Calibri" w:eastAsia="Calibri" w:hAnsi="Calibri"/>
                 <w:b w:val="0"/>
-                <w:i w:val="0"/>
+                <w:bCs w:val="0"/>
+                <w:i w:val="0"/>
+                <w:iCs w:val="0"/>
                 <w:smallCaps w:val="0"/>
                 <w:strike w:val="0"/>
                 <w:color w:val="000000"/>
@@ -9116,7 +9644,9 @@
               <w:rPr>
                 <w:rFonts w:ascii="Calibri" w:cs="Calibri" w:eastAsia="Calibri" w:hAnsi="Calibri"/>
                 <w:b w:val="0"/>
-                <w:i w:val="0"/>
+                <w:bCs w:val="0"/>
+                <w:i w:val="0"/>
+                <w:iCs w:val="0"/>
                 <w:smallCaps w:val="0"/>
                 <w:strike w:val="0"/>
                 <w:color w:val="000000"/>
@@ -9158,7 +9688,9 @@
               <w:rPr>
                 <w:rFonts w:ascii="Calibri" w:cs="Calibri" w:eastAsia="Calibri" w:hAnsi="Calibri"/>
                 <w:b w:val="0"/>
-                <w:i w:val="0"/>
+                <w:bCs w:val="0"/>
+                <w:i w:val="0"/>
+                <w:iCs w:val="0"/>
                 <w:smallCaps w:val="0"/>
                 <w:strike w:val="0"/>
                 <w:color w:val="000000"/>
@@ -9173,7 +9705,9 @@
               <w:rPr>
                 <w:rFonts w:ascii="Calibri" w:cs="Calibri" w:eastAsia="Calibri" w:hAnsi="Calibri"/>
                 <w:b w:val="0"/>
-                <w:i w:val="0"/>
+                <w:bCs w:val="0"/>
+                <w:i w:val="0"/>
+                <w:iCs w:val="0"/>
                 <w:smallCaps w:val="0"/>
                 <w:strike w:val="0"/>
                 <w:color w:val="000000"/>
@@ -9217,7 +9751,9 @@
               <w:rPr>
                 <w:rFonts w:ascii="Calibri" w:cs="Calibri" w:eastAsia="Calibri" w:hAnsi="Calibri"/>
                 <w:b w:val="0"/>
-                <w:i w:val="0"/>
+                <w:bCs w:val="0"/>
+                <w:i w:val="0"/>
+                <w:iCs w:val="0"/>
                 <w:smallCaps w:val="0"/>
                 <w:strike w:val="0"/>
                 <w:color w:val="000000"/>
@@ -9232,7 +9768,9 @@
               <w:rPr>
                 <w:rFonts w:ascii="Calibri" w:cs="Calibri" w:eastAsia="Calibri" w:hAnsi="Calibri"/>
                 <w:b w:val="0"/>
-                <w:i w:val="0"/>
+                <w:bCs w:val="0"/>
+                <w:i w:val="0"/>
+                <w:iCs w:val="0"/>
                 <w:smallCaps w:val="0"/>
                 <w:strike w:val="0"/>
                 <w:color w:val="000000"/>
@@ -9281,7 +9819,9 @@
               <w:rPr>
                 <w:rFonts w:ascii="Calibri" w:cs="Calibri" w:eastAsia="Calibri" w:hAnsi="Calibri"/>
                 <w:b w:val="0"/>
-                <w:i w:val="0"/>
+                <w:bCs w:val="0"/>
+                <w:i w:val="0"/>
+                <w:iCs w:val="0"/>
                 <w:smallCaps w:val="0"/>
                 <w:strike w:val="0"/>
                 <w:color w:val="000000"/>
@@ -9296,7 +9836,9 @@
               <w:rPr>
                 <w:rFonts w:ascii="Calibri" w:cs="Calibri" w:eastAsia="Calibri" w:hAnsi="Calibri"/>
                 <w:b w:val="0"/>
-                <w:i w:val="0"/>
+                <w:bCs w:val="0"/>
+                <w:i w:val="0"/>
+                <w:iCs w:val="0"/>
                 <w:smallCaps w:val="0"/>
                 <w:strike w:val="0"/>
                 <w:color w:val="000000"/>
@@ -9338,7 +9880,9 @@
               <w:rPr>
                 <w:rFonts w:ascii="Calibri" w:cs="Calibri" w:eastAsia="Calibri" w:hAnsi="Calibri"/>
                 <w:b w:val="0"/>
-                <w:i w:val="0"/>
+                <w:bCs w:val="0"/>
+                <w:i w:val="0"/>
+                <w:iCs w:val="0"/>
                 <w:smallCaps w:val="0"/>
                 <w:strike w:val="0"/>
                 <w:color w:val="000000"/>
@@ -9353,7 +9897,9 @@
               <w:rPr>
                 <w:rFonts w:ascii="Calibri" w:cs="Calibri" w:eastAsia="Calibri" w:hAnsi="Calibri"/>
                 <w:b w:val="0"/>
-                <w:i w:val="0"/>
+                <w:bCs w:val="0"/>
+                <w:i w:val="0"/>
+                <w:iCs w:val="0"/>
                 <w:smallCaps w:val="0"/>
                 <w:strike w:val="0"/>
                 <w:color w:val="000000"/>
@@ -9397,7 +9943,9 @@
               <w:rPr>
                 <w:rFonts w:ascii="Calibri" w:cs="Calibri" w:eastAsia="Calibri" w:hAnsi="Calibri"/>
                 <w:b w:val="0"/>
-                <w:i w:val="0"/>
+                <w:bCs w:val="0"/>
+                <w:i w:val="0"/>
+                <w:iCs w:val="0"/>
                 <w:smallCaps w:val="0"/>
                 <w:strike w:val="0"/>
                 <w:color w:val="000000"/>
@@ -9412,7 +9960,9 @@
               <w:rPr>
                 <w:rFonts w:ascii="Calibri" w:cs="Calibri" w:eastAsia="Calibri" w:hAnsi="Calibri"/>
                 <w:b w:val="0"/>
-                <w:i w:val="0"/>
+                <w:bCs w:val="0"/>
+                <w:i w:val="0"/>
+                <w:iCs w:val="0"/>
                 <w:smallCaps w:val="0"/>
                 <w:strike w:val="0"/>
                 <w:color w:val="000000"/>
@@ -9461,7 +10011,9 @@
               <w:rPr>
                 <w:rFonts w:ascii="Calibri" w:cs="Calibri" w:eastAsia="Calibri" w:hAnsi="Calibri"/>
                 <w:b w:val="0"/>
-                <w:i w:val="0"/>
+                <w:bCs w:val="0"/>
+                <w:i w:val="0"/>
+                <w:iCs w:val="0"/>
                 <w:smallCaps w:val="0"/>
                 <w:strike w:val="0"/>
                 <w:color w:val="000000"/>
@@ -9476,7 +10028,9 @@
               <w:rPr>
                 <w:rFonts w:ascii="Calibri" w:cs="Calibri" w:eastAsia="Calibri" w:hAnsi="Calibri"/>
                 <w:b w:val="0"/>
-                <w:i w:val="0"/>
+                <w:bCs w:val="0"/>
+                <w:i w:val="0"/>
+                <w:iCs w:val="0"/>
                 <w:smallCaps w:val="0"/>
                 <w:strike w:val="0"/>
                 <w:color w:val="000000"/>
@@ -9518,7 +10072,9 @@
               <w:rPr>
                 <w:rFonts w:ascii="Calibri" w:cs="Calibri" w:eastAsia="Calibri" w:hAnsi="Calibri"/>
                 <w:b w:val="0"/>
-                <w:i w:val="0"/>
+                <w:bCs w:val="0"/>
+                <w:i w:val="0"/>
+                <w:iCs w:val="0"/>
                 <w:smallCaps w:val="0"/>
                 <w:strike w:val="0"/>
                 <w:color w:val="000000"/>
@@ -9533,7 +10089,9 @@
               <w:rPr>
                 <w:rFonts w:ascii="Calibri" w:cs="Calibri" w:eastAsia="Calibri" w:hAnsi="Calibri"/>
                 <w:b w:val="0"/>
-                <w:i w:val="0"/>
+                <w:bCs w:val="0"/>
+                <w:i w:val="0"/>
+                <w:iCs w:val="0"/>
                 <w:smallCaps w:val="0"/>
                 <w:strike w:val="0"/>
                 <w:color w:val="000000"/>
@@ -9577,7 +10135,9 @@
               <w:rPr>
                 <w:rFonts w:ascii="Calibri" w:cs="Calibri" w:eastAsia="Calibri" w:hAnsi="Calibri"/>
                 <w:b w:val="0"/>
-                <w:i w:val="0"/>
+                <w:bCs w:val="0"/>
+                <w:i w:val="0"/>
+                <w:iCs w:val="0"/>
                 <w:smallCaps w:val="0"/>
                 <w:strike w:val="0"/>
                 <w:color w:val="000000"/>
@@ -9592,7 +10152,9 @@
               <w:rPr>
                 <w:rFonts w:ascii="Calibri" w:cs="Calibri" w:eastAsia="Calibri" w:hAnsi="Calibri"/>
                 <w:b w:val="0"/>
-                <w:i w:val="0"/>
+                <w:bCs w:val="0"/>
+                <w:i w:val="0"/>
+                <w:iCs w:val="0"/>
                 <w:smallCaps w:val="0"/>
                 <w:strike w:val="0"/>
                 <w:color w:val="000000"/>
@@ -9641,7 +10203,9 @@
               <w:rPr>
                 <w:rFonts w:ascii="Calibri" w:cs="Calibri" w:eastAsia="Calibri" w:hAnsi="Calibri"/>
                 <w:b w:val="0"/>
-                <w:i w:val="0"/>
+                <w:bCs w:val="0"/>
+                <w:i w:val="0"/>
+                <w:iCs w:val="0"/>
                 <w:smallCaps w:val="0"/>
                 <w:strike w:val="0"/>
                 <w:color w:val="000000"/>
@@ -9656,7 +10220,9 @@
               <w:rPr>
                 <w:rFonts w:ascii="Calibri" w:cs="Calibri" w:eastAsia="Calibri" w:hAnsi="Calibri"/>
                 <w:b w:val="0"/>
-                <w:i w:val="0"/>
+                <w:bCs w:val="0"/>
+                <w:i w:val="0"/>
+                <w:iCs w:val="0"/>
                 <w:smallCaps w:val="0"/>
                 <w:strike w:val="0"/>
                 <w:color w:val="000000"/>
@@ -9698,7 +10264,9 @@
               <w:rPr>
                 <w:rFonts w:ascii="Calibri" w:cs="Calibri" w:eastAsia="Calibri" w:hAnsi="Calibri"/>
                 <w:b w:val="0"/>
-                <w:i w:val="0"/>
+                <w:bCs w:val="0"/>
+                <w:i w:val="0"/>
+                <w:iCs w:val="0"/>
                 <w:smallCaps w:val="0"/>
                 <w:strike w:val="0"/>
                 <w:color w:val="000000"/>
@@ -9713,7 +10281,9 @@
               <w:rPr>
                 <w:rFonts w:ascii="Calibri" w:cs="Calibri" w:eastAsia="Calibri" w:hAnsi="Calibri"/>
                 <w:b w:val="0"/>
-                <w:i w:val="0"/>
+                <w:bCs w:val="0"/>
+                <w:i w:val="0"/>
+                <w:iCs w:val="0"/>
                 <w:smallCaps w:val="0"/>
                 <w:strike w:val="0"/>
                 <w:color w:val="000000"/>
@@ -9757,7 +10327,9 @@
               <w:rPr>
                 <w:rFonts w:ascii="Calibri" w:cs="Calibri" w:eastAsia="Calibri" w:hAnsi="Calibri"/>
                 <w:b w:val="0"/>
-                <w:i w:val="0"/>
+                <w:bCs w:val="0"/>
+                <w:i w:val="0"/>
+                <w:iCs w:val="0"/>
                 <w:smallCaps w:val="0"/>
                 <w:strike w:val="0"/>
                 <w:color w:val="000000"/>
@@ -9772,7 +10344,9 @@
               <w:rPr>
                 <w:rFonts w:ascii="Calibri" w:cs="Calibri" w:eastAsia="Calibri" w:hAnsi="Calibri"/>
                 <w:b w:val="0"/>
-                <w:i w:val="0"/>
+                <w:bCs w:val="0"/>
+                <w:i w:val="0"/>
+                <w:iCs w:val="0"/>
                 <w:smallCaps w:val="0"/>
                 <w:strike w:val="0"/>
                 <w:color w:val="000000"/>
@@ -9820,7 +10394,9 @@
         <w:rPr>
           <w:rFonts w:ascii="Cambria" w:cs="Cambria" w:eastAsia="Cambria" w:hAnsi="Cambria"/>
           <w:b w:val="1"/>
+          <w:bCs w:val="1"/>
           <w:i w:val="1"/>
+          <w:iCs w:val="1"/>
           <w:smallCaps w:val="0"/>
           <w:strike w:val="0"/>
           <w:color w:val="4f81bd"/>
@@ -9837,7 +10413,9 @@
         <w:rPr>
           <w:rFonts w:ascii="Cambria" w:cs="Cambria" w:eastAsia="Cambria" w:hAnsi="Cambria"/>
           <w:b w:val="1"/>
+          <w:bCs w:val="1"/>
           <w:i w:val="1"/>
+          <w:iCs w:val="1"/>
           <w:smallCaps w:val="0"/>
           <w:strike w:val="0"/>
           <w:color w:val="4f81bd"/>
@@ -9871,7 +10449,9 @@
         <w:rPr>
           <w:rFonts w:ascii="Calibri" w:cs="Calibri" w:eastAsia="Calibri" w:hAnsi="Calibri"/>
           <w:b w:val="0"/>
-          <w:i w:val="0"/>
+          <w:bCs w:val="0"/>
+          <w:i w:val="0"/>
+          <w:iCs w:val="0"/>
           <w:smallCaps w:val="0"/>
           <w:strike w:val="0"/>
           <w:color w:val="000000"/>
@@ -9886,7 +10466,9 @@
         <w:rPr>
           <w:rFonts w:ascii="Calibri" w:cs="Calibri" w:eastAsia="Calibri" w:hAnsi="Calibri"/>
           <w:b w:val="0"/>
-          <w:i w:val="0"/>
+          <w:bCs w:val="0"/>
+          <w:i w:val="0"/>
+          <w:iCs w:val="0"/>
           <w:smallCaps w:val="0"/>
           <w:strike w:val="0"/>
           <w:color w:val="000000"/>
@@ -9927,7 +10509,9 @@
         <w:rPr>
           <w:rFonts w:ascii="Calibri" w:cs="Calibri" w:eastAsia="Calibri" w:hAnsi="Calibri"/>
           <w:b w:val="0"/>
-          <w:i w:val="0"/>
+          <w:bCs w:val="0"/>
+          <w:i w:val="0"/>
+          <w:iCs w:val="0"/>
           <w:smallCaps w:val="0"/>
           <w:strike w:val="0"/>
           <w:color w:val="000000"/>
@@ -9968,7 +10552,9 @@
         <w:rPr>
           <w:rFonts w:ascii="Calibri" w:cs="Calibri" w:eastAsia="Calibri" w:hAnsi="Calibri"/>
           <w:b w:val="0"/>
-          <w:i w:val="0"/>
+          <w:bCs w:val="0"/>
+          <w:i w:val="0"/>
+          <w:iCs w:val="0"/>
           <w:smallCaps w:val="0"/>
           <w:strike w:val="0"/>
           <w:color w:val="000000"/>
@@ -10009,7 +10595,9 @@
         <w:rPr>
           <w:rFonts w:ascii="Calibri" w:cs="Calibri" w:eastAsia="Calibri" w:hAnsi="Calibri"/>
           <w:b w:val="0"/>
-          <w:i w:val="0"/>
+          <w:bCs w:val="0"/>
+          <w:i w:val="0"/>
+          <w:iCs w:val="0"/>
           <w:smallCaps w:val="0"/>
           <w:strike w:val="0"/>
           <w:color w:val="000000"/>
@@ -10043,7 +10631,9 @@
         <w:rPr>
           <w:rFonts w:ascii="Calibri" w:cs="Calibri" w:eastAsia="Calibri" w:hAnsi="Calibri"/>
           <w:b w:val="0"/>
-          <w:i w:val="0"/>
+          <w:bCs w:val="0"/>
+          <w:i w:val="0"/>
+          <w:iCs w:val="0"/>
           <w:smallCaps w:val="0"/>
           <w:strike w:val="0"/>
           <w:color w:val="000000"/>
@@ -10080,7 +10670,9 @@
         <w:rPr>
           <w:rFonts w:ascii="Calibri" w:cs="Calibri" w:eastAsia="Calibri" w:hAnsi="Calibri"/>
           <w:b w:val="0"/>
-          <w:i w:val="0"/>
+          <w:bCs w:val="0"/>
+          <w:i w:val="0"/>
+          <w:iCs w:val="0"/>
           <w:smallCaps w:val="0"/>
           <w:strike w:val="0"/>
           <w:color w:val="000000"/>
@@ -10095,7 +10687,9 @@
         <w:rPr>
           <w:rFonts w:ascii="Calibri" w:cs="Calibri" w:eastAsia="Calibri" w:hAnsi="Calibri"/>
           <w:b w:val="0"/>
-          <w:i w:val="0"/>
+          <w:bCs w:val="0"/>
+          <w:i w:val="0"/>
+          <w:iCs w:val="0"/>
           <w:smallCaps w:val="0"/>
           <w:strike w:val="0"/>
           <w:color w:val="000000"/>
@@ -10129,7 +10723,9 @@
         <w:rPr>
           <w:rFonts w:ascii="Calibri" w:cs="Calibri" w:eastAsia="Calibri" w:hAnsi="Calibri"/>
           <w:b w:val="0"/>
-          <w:i w:val="0"/>
+          <w:bCs w:val="0"/>
+          <w:i w:val="0"/>
+          <w:iCs w:val="0"/>
           <w:smallCaps w:val="0"/>
           <w:strike w:val="0"/>
           <w:color w:val="000000"/>
@@ -10144,7 +10740,9 @@
         <w:rPr>
           <w:rFonts w:ascii="Calibri" w:cs="Calibri" w:eastAsia="Calibri" w:hAnsi="Calibri"/>
           <w:b w:val="0"/>
-          <w:i w:val="0"/>
+          <w:bCs w:val="0"/>
+          <w:i w:val="0"/>
+          <w:iCs w:val="0"/>
           <w:smallCaps w:val="0"/>
           <w:strike w:val="0"/>
           <w:color w:val="000000"/>
@@ -10178,7 +10776,9 @@
         <w:rPr>
           <w:rFonts w:ascii="Calibri" w:cs="Calibri" w:eastAsia="Calibri" w:hAnsi="Calibri"/>
           <w:b w:val="0"/>
-          <w:i w:val="0"/>
+          <w:bCs w:val="0"/>
+          <w:i w:val="0"/>
+          <w:iCs w:val="0"/>
           <w:smallCaps w:val="0"/>
           <w:strike w:val="0"/>
           <w:color w:val="000000"/>
@@ -10193,7 +10793,9 @@
         <w:rPr>
           <w:rFonts w:ascii="Calibri" w:cs="Calibri" w:eastAsia="Calibri" w:hAnsi="Calibri"/>
           <w:b w:val="0"/>
-          <w:i w:val="0"/>
+          <w:bCs w:val="0"/>
+          <w:i w:val="0"/>
+          <w:iCs w:val="0"/>
           <w:smallCaps w:val="0"/>
           <w:strike w:val="0"/>
           <w:color w:val="000000"/>
@@ -10227,7 +10829,9 @@
         <w:rPr>
           <w:rFonts w:ascii="Calibri" w:cs="Calibri" w:eastAsia="Calibri" w:hAnsi="Calibri"/>
           <w:b w:val="0"/>
-          <w:i w:val="0"/>
+          <w:bCs w:val="0"/>
+          <w:i w:val="0"/>
+          <w:iCs w:val="0"/>
           <w:smallCaps w:val="0"/>
           <w:strike w:val="0"/>
           <w:color w:val="000000"/>
@@ -10242,7 +10846,9 @@
         <w:rPr>
           <w:rFonts w:ascii="Calibri" w:cs="Calibri" w:eastAsia="Calibri" w:hAnsi="Calibri"/>
           <w:b w:val="0"/>
-          <w:i w:val="0"/>
+          <w:bCs w:val="0"/>
+          <w:i w:val="0"/>
+          <w:iCs w:val="0"/>
           <w:smallCaps w:val="0"/>
           <w:strike w:val="0"/>
           <w:color w:val="000000"/>
@@ -10276,7 +10882,9 @@
         <w:rPr>
           <w:rFonts w:ascii="Calibri" w:cs="Calibri" w:eastAsia="Calibri" w:hAnsi="Calibri"/>
           <w:b w:val="0"/>
-          <w:i w:val="0"/>
+          <w:bCs w:val="0"/>
+          <w:i w:val="0"/>
+          <w:iCs w:val="0"/>
           <w:smallCaps w:val="0"/>
           <w:strike w:val="0"/>
           <w:color w:val="000000"/>
@@ -10313,7 +10921,9 @@
         <w:rPr>
           <w:rFonts w:ascii="Cambria" w:cs="Cambria" w:eastAsia="Cambria" w:hAnsi="Cambria"/>
           <w:b w:val="1"/>
-          <w:i w:val="0"/>
+          <w:bCs w:val="1"/>
+          <w:i w:val="0"/>
+          <w:iCs w:val="0"/>
           <w:smallCaps w:val="0"/>
           <w:strike w:val="0"/>
           <w:color w:val="4f81bd"/>
@@ -10330,7 +10940,9 @@
         <w:rPr>
           <w:rFonts w:ascii="Cambria" w:cs="Cambria" w:eastAsia="Cambria" w:hAnsi="Cambria"/>
           <w:b w:val="1"/>
-          <w:i w:val="0"/>
+          <w:bCs w:val="1"/>
+          <w:i w:val="0"/>
+          <w:iCs w:val="0"/>
           <w:smallCaps w:val="0"/>
           <w:strike w:val="0"/>
           <w:color w:val="4f81bd"/>
@@ -10364,7 +10976,9 @@
         <w:rPr>
           <w:rFonts w:ascii="Cambria" w:cs="Cambria" w:eastAsia="Cambria" w:hAnsi="Cambria"/>
           <w:b w:val="1"/>
+          <w:bCs w:val="1"/>
           <w:i w:val="1"/>
+          <w:iCs w:val="1"/>
           <w:smallCaps w:val="0"/>
           <w:strike w:val="0"/>
           <w:color w:val="4f81bd"/>
@@ -10381,7 +10995,9 @@
         <w:rPr>
           <w:rFonts w:ascii="Cambria" w:cs="Cambria" w:eastAsia="Cambria" w:hAnsi="Cambria"/>
           <w:b w:val="1"/>
+          <w:bCs w:val="1"/>
           <w:i w:val="1"/>
+          <w:iCs w:val="1"/>
           <w:smallCaps w:val="0"/>
           <w:strike w:val="0"/>
           <w:color w:val="4f81bd"/>
@@ -10461,7 +11077,9 @@
               <w:rPr>
                 <w:rFonts w:ascii="Calibri" w:cs="Calibri" w:eastAsia="Calibri" w:hAnsi="Calibri"/>
                 <w:b w:val="1"/>
-                <w:i w:val="0"/>
+                <w:bCs w:val="1"/>
+                <w:i w:val="0"/>
+                <w:iCs w:val="0"/>
                 <w:smallCaps w:val="0"/>
                 <w:strike w:val="0"/>
                 <w:color w:val="000000"/>
@@ -10476,7 +11094,9 @@
               <w:rPr>
                 <w:rFonts w:ascii="Calibri" w:cs="Calibri" w:eastAsia="Calibri" w:hAnsi="Calibri"/>
                 <w:b w:val="1"/>
-                <w:i w:val="0"/>
+                <w:bCs w:val="1"/>
+                <w:i w:val="0"/>
+                <w:iCs w:val="0"/>
                 <w:smallCaps w:val="0"/>
                 <w:strike w:val="0"/>
                 <w:color w:val="000000"/>
@@ -10520,7 +11140,9 @@
               <w:rPr>
                 <w:rFonts w:ascii="Calibri" w:cs="Calibri" w:eastAsia="Calibri" w:hAnsi="Calibri"/>
                 <w:b w:val="1"/>
-                <w:i w:val="0"/>
+                <w:bCs w:val="1"/>
+                <w:i w:val="0"/>
+                <w:iCs w:val="0"/>
                 <w:smallCaps w:val="0"/>
                 <w:strike w:val="0"/>
                 <w:color w:val="000000"/>
@@ -10535,7 +11157,9 @@
               <w:rPr>
                 <w:rFonts w:ascii="Calibri" w:cs="Calibri" w:eastAsia="Calibri" w:hAnsi="Calibri"/>
                 <w:b w:val="1"/>
-                <w:i w:val="0"/>
+                <w:bCs w:val="1"/>
+                <w:i w:val="0"/>
+                <w:iCs w:val="0"/>
                 <w:smallCaps w:val="0"/>
                 <w:strike w:val="0"/>
                 <w:color w:val="000000"/>
@@ -10581,7 +11205,9 @@
               <w:rPr>
                 <w:rFonts w:ascii="Calibri" w:cs="Calibri" w:eastAsia="Calibri" w:hAnsi="Calibri"/>
                 <w:b w:val="1"/>
-                <w:i w:val="0"/>
+                <w:bCs w:val="1"/>
+                <w:i w:val="0"/>
+                <w:iCs w:val="0"/>
                 <w:smallCaps w:val="0"/>
                 <w:strike w:val="0"/>
                 <w:color w:val="000000"/>
@@ -10596,7 +11222,9 @@
               <w:rPr>
                 <w:rFonts w:ascii="Calibri" w:cs="Calibri" w:eastAsia="Calibri" w:hAnsi="Calibri"/>
                 <w:b w:val="1"/>
-                <w:i w:val="0"/>
+                <w:bCs w:val="1"/>
+                <w:i w:val="0"/>
+                <w:iCs w:val="0"/>
                 <w:smallCaps w:val="0"/>
                 <w:strike w:val="0"/>
                 <w:color w:val="000000"/>
@@ -10645,7 +11273,9 @@
               <w:rPr>
                 <w:rFonts w:ascii="Calibri" w:cs="Calibri" w:eastAsia="Calibri" w:hAnsi="Calibri"/>
                 <w:b w:val="0"/>
-                <w:i w:val="0"/>
+                <w:bCs w:val="0"/>
+                <w:i w:val="0"/>
+                <w:iCs w:val="0"/>
                 <w:smallCaps w:val="0"/>
                 <w:strike w:val="0"/>
                 <w:color w:val="000000"/>
@@ -10660,7 +11290,9 @@
               <w:rPr>
                 <w:rFonts w:ascii="Calibri" w:cs="Calibri" w:eastAsia="Calibri" w:hAnsi="Calibri"/>
                 <w:b w:val="0"/>
-                <w:i w:val="0"/>
+                <w:bCs w:val="0"/>
+                <w:i w:val="0"/>
+                <w:iCs w:val="0"/>
                 <w:smallCaps w:val="0"/>
                 <w:strike w:val="0"/>
                 <w:color w:val="000000"/>
@@ -10702,7 +11334,9 @@
               <w:rPr>
                 <w:rFonts w:ascii="Calibri" w:cs="Calibri" w:eastAsia="Calibri" w:hAnsi="Calibri"/>
                 <w:b w:val="0"/>
-                <w:i w:val="0"/>
+                <w:bCs w:val="0"/>
+                <w:i w:val="0"/>
+                <w:iCs w:val="0"/>
                 <w:smallCaps w:val="0"/>
                 <w:strike w:val="0"/>
                 <w:color w:val="000000"/>
@@ -10717,7 +11351,9 @@
               <w:rPr>
                 <w:rFonts w:ascii="Calibri" w:cs="Calibri" w:eastAsia="Calibri" w:hAnsi="Calibri"/>
                 <w:b w:val="0"/>
-                <w:i w:val="0"/>
+                <w:bCs w:val="0"/>
+                <w:i w:val="0"/>
+                <w:iCs w:val="0"/>
                 <w:smallCaps w:val="0"/>
                 <w:strike w:val="0"/>
                 <w:color w:val="000000"/>
@@ -10761,7 +11397,9 @@
               <w:rPr>
                 <w:rFonts w:ascii="Calibri" w:cs="Calibri" w:eastAsia="Calibri" w:hAnsi="Calibri"/>
                 <w:b w:val="0"/>
-                <w:i w:val="0"/>
+                <w:bCs w:val="0"/>
+                <w:i w:val="0"/>
+                <w:iCs w:val="0"/>
                 <w:smallCaps w:val="0"/>
                 <w:strike w:val="0"/>
                 <w:color w:val="000000"/>
@@ -10776,7 +11414,9 @@
               <w:rPr>
                 <w:rFonts w:ascii="Calibri" w:cs="Calibri" w:eastAsia="Calibri" w:hAnsi="Calibri"/>
                 <w:b w:val="0"/>
-                <w:i w:val="0"/>
+                <w:bCs w:val="0"/>
+                <w:i w:val="0"/>
+                <w:iCs w:val="0"/>
                 <w:smallCaps w:val="0"/>
                 <w:strike w:val="0"/>
                 <w:color w:val="000000"/>
@@ -10825,7 +11465,9 @@
               <w:rPr>
                 <w:rFonts w:ascii="Calibri" w:cs="Calibri" w:eastAsia="Calibri" w:hAnsi="Calibri"/>
                 <w:b w:val="0"/>
-                <w:i w:val="0"/>
+                <w:bCs w:val="0"/>
+                <w:i w:val="0"/>
+                <w:iCs w:val="0"/>
                 <w:smallCaps w:val="0"/>
                 <w:strike w:val="0"/>
                 <w:color w:val="000000"/>
@@ -10840,7 +11482,9 @@
               <w:rPr>
                 <w:rFonts w:ascii="Calibri" w:cs="Calibri" w:eastAsia="Calibri" w:hAnsi="Calibri"/>
                 <w:b w:val="0"/>
-                <w:i w:val="0"/>
+                <w:bCs w:val="0"/>
+                <w:i w:val="0"/>
+                <w:iCs w:val="0"/>
                 <w:smallCaps w:val="0"/>
                 <w:strike w:val="0"/>
                 <w:color w:val="000000"/>
@@ -10882,7 +11526,9 @@
               <w:rPr>
                 <w:rFonts w:ascii="Calibri" w:cs="Calibri" w:eastAsia="Calibri" w:hAnsi="Calibri"/>
                 <w:b w:val="0"/>
-                <w:i w:val="0"/>
+                <w:bCs w:val="0"/>
+                <w:i w:val="0"/>
+                <w:iCs w:val="0"/>
                 <w:smallCaps w:val="0"/>
                 <w:strike w:val="0"/>
                 <w:color w:val="000000"/>
@@ -10897,7 +11543,9 @@
               <w:rPr>
                 <w:rFonts w:ascii="Calibri" w:cs="Calibri" w:eastAsia="Calibri" w:hAnsi="Calibri"/>
                 <w:b w:val="0"/>
-                <w:i w:val="0"/>
+                <w:bCs w:val="0"/>
+                <w:i w:val="0"/>
+                <w:iCs w:val="0"/>
                 <w:smallCaps w:val="0"/>
                 <w:strike w:val="0"/>
                 <w:color w:val="000000"/>
@@ -10941,7 +11589,9 @@
               <w:rPr>
                 <w:rFonts w:ascii="Calibri" w:cs="Calibri" w:eastAsia="Calibri" w:hAnsi="Calibri"/>
                 <w:b w:val="0"/>
-                <w:i w:val="0"/>
+                <w:bCs w:val="0"/>
+                <w:i w:val="0"/>
+                <w:iCs w:val="0"/>
                 <w:smallCaps w:val="0"/>
                 <w:strike w:val="0"/>
                 <w:color w:val="000000"/>
@@ -10956,7 +11606,9 @@
               <w:rPr>
                 <w:rFonts w:ascii="Calibri" w:cs="Calibri" w:eastAsia="Calibri" w:hAnsi="Calibri"/>
                 <w:b w:val="0"/>
-                <w:i w:val="0"/>
+                <w:bCs w:val="0"/>
+                <w:i w:val="0"/>
+                <w:iCs w:val="0"/>
                 <w:smallCaps w:val="0"/>
                 <w:strike w:val="0"/>
                 <w:color w:val="000000"/>
@@ -11005,7 +11657,9 @@
               <w:rPr>
                 <w:rFonts w:ascii="Calibri" w:cs="Calibri" w:eastAsia="Calibri" w:hAnsi="Calibri"/>
                 <w:b w:val="0"/>
-                <w:i w:val="0"/>
+                <w:bCs w:val="0"/>
+                <w:i w:val="0"/>
+                <w:iCs w:val="0"/>
                 <w:smallCaps w:val="0"/>
                 <w:strike w:val="0"/>
                 <w:color w:val="000000"/>
@@ -11020,7 +11674,9 @@
               <w:rPr>
                 <w:rFonts w:ascii="Calibri" w:cs="Calibri" w:eastAsia="Calibri" w:hAnsi="Calibri"/>
                 <w:b w:val="0"/>
-                <w:i w:val="0"/>
+                <w:bCs w:val="0"/>
+                <w:i w:val="0"/>
+                <w:iCs w:val="0"/>
                 <w:smallCaps w:val="0"/>
                 <w:strike w:val="0"/>
                 <w:color w:val="000000"/>
@@ -11062,7 +11718,9 @@
               <w:rPr>
                 <w:rFonts w:ascii="Calibri" w:cs="Calibri" w:eastAsia="Calibri" w:hAnsi="Calibri"/>
                 <w:b w:val="0"/>
-                <w:i w:val="0"/>
+                <w:bCs w:val="0"/>
+                <w:i w:val="0"/>
+                <w:iCs w:val="0"/>
                 <w:smallCaps w:val="0"/>
                 <w:strike w:val="0"/>
                 <w:color w:val="000000"/>
@@ -11077,7 +11735,9 @@
               <w:rPr>
                 <w:rFonts w:ascii="Calibri" w:cs="Calibri" w:eastAsia="Calibri" w:hAnsi="Calibri"/>
                 <w:b w:val="0"/>
-                <w:i w:val="0"/>
+                <w:bCs w:val="0"/>
+                <w:i w:val="0"/>
+                <w:iCs w:val="0"/>
                 <w:smallCaps w:val="0"/>
                 <w:strike w:val="0"/>
                 <w:color w:val="000000"/>
@@ -11121,7 +11781,9 @@
               <w:rPr>
                 <w:rFonts w:ascii="Calibri" w:cs="Calibri" w:eastAsia="Calibri" w:hAnsi="Calibri"/>
                 <w:b w:val="0"/>
-                <w:i w:val="0"/>
+                <w:bCs w:val="0"/>
+                <w:i w:val="0"/>
+                <w:iCs w:val="0"/>
                 <w:smallCaps w:val="0"/>
                 <w:strike w:val="0"/>
                 <w:color w:val="000000"/>
@@ -11136,7 +11798,9 @@
               <w:rPr>
                 <w:rFonts w:ascii="Calibri" w:cs="Calibri" w:eastAsia="Calibri" w:hAnsi="Calibri"/>
                 <w:b w:val="0"/>
-                <w:i w:val="0"/>
+                <w:bCs w:val="0"/>
+                <w:i w:val="0"/>
+                <w:iCs w:val="0"/>
                 <w:smallCaps w:val="0"/>
                 <w:strike w:val="0"/>
                 <w:color w:val="000000"/>
@@ -11185,7 +11849,9 @@
               <w:rPr>
                 <w:rFonts w:ascii="Calibri" w:cs="Calibri" w:eastAsia="Calibri" w:hAnsi="Calibri"/>
                 <w:b w:val="0"/>
-                <w:i w:val="0"/>
+                <w:bCs w:val="0"/>
+                <w:i w:val="0"/>
+                <w:iCs w:val="0"/>
                 <w:smallCaps w:val="0"/>
                 <w:strike w:val="0"/>
                 <w:color w:val="000000"/>
@@ -11200,7 +11866,9 @@
               <w:rPr>
                 <w:rFonts w:ascii="Calibri" w:cs="Calibri" w:eastAsia="Calibri" w:hAnsi="Calibri"/>
                 <w:b w:val="0"/>
-                <w:i w:val="0"/>
+                <w:bCs w:val="0"/>
+                <w:i w:val="0"/>
+                <w:iCs w:val="0"/>
                 <w:smallCaps w:val="0"/>
                 <w:strike w:val="0"/>
                 <w:color w:val="000000"/>
@@ -11242,7 +11910,9 @@
               <w:rPr>
                 <w:rFonts w:ascii="Calibri" w:cs="Calibri" w:eastAsia="Calibri" w:hAnsi="Calibri"/>
                 <w:b w:val="0"/>
-                <w:i w:val="0"/>
+                <w:bCs w:val="0"/>
+                <w:i w:val="0"/>
+                <w:iCs w:val="0"/>
                 <w:smallCaps w:val="0"/>
                 <w:strike w:val="0"/>
                 <w:color w:val="000000"/>
@@ -11257,7 +11927,9 @@
               <w:rPr>
                 <w:rFonts w:ascii="Calibri" w:cs="Calibri" w:eastAsia="Calibri" w:hAnsi="Calibri"/>
                 <w:b w:val="0"/>
-                <w:i w:val="0"/>
+                <w:bCs w:val="0"/>
+                <w:i w:val="0"/>
+                <w:iCs w:val="0"/>
                 <w:smallCaps w:val="0"/>
                 <w:strike w:val="0"/>
                 <w:color w:val="000000"/>
@@ -11301,7 +11973,9 @@
               <w:rPr>
                 <w:rFonts w:ascii="Calibri" w:cs="Calibri" w:eastAsia="Calibri" w:hAnsi="Calibri"/>
                 <w:b w:val="0"/>
-                <w:i w:val="0"/>
+                <w:bCs w:val="0"/>
+                <w:i w:val="0"/>
+                <w:iCs w:val="0"/>
                 <w:smallCaps w:val="0"/>
                 <w:strike w:val="0"/>
                 <w:color w:val="000000"/>
@@ -11316,7 +11990,9 @@
               <w:rPr>
                 <w:rFonts w:ascii="Calibri" w:cs="Calibri" w:eastAsia="Calibri" w:hAnsi="Calibri"/>
                 <w:b w:val="0"/>
-                <w:i w:val="0"/>
+                <w:bCs w:val="0"/>
+                <w:i w:val="0"/>
+                <w:iCs w:val="0"/>
                 <w:smallCaps w:val="0"/>
                 <w:strike w:val="0"/>
                 <w:color w:val="000000"/>
@@ -11365,7 +12041,9 @@
               <w:rPr>
                 <w:rFonts w:ascii="Calibri" w:cs="Calibri" w:eastAsia="Calibri" w:hAnsi="Calibri"/>
                 <w:b w:val="0"/>
-                <w:i w:val="0"/>
+                <w:bCs w:val="0"/>
+                <w:i w:val="0"/>
+                <w:iCs w:val="0"/>
                 <w:smallCaps w:val="0"/>
                 <w:strike w:val="0"/>
                 <w:color w:val="000000"/>
@@ -11380,7 +12058,9 @@
               <w:rPr>
                 <w:rFonts w:ascii="Calibri" w:cs="Calibri" w:eastAsia="Calibri" w:hAnsi="Calibri"/>
                 <w:b w:val="0"/>
-                <w:i w:val="0"/>
+                <w:bCs w:val="0"/>
+                <w:i w:val="0"/>
+                <w:iCs w:val="0"/>
                 <w:smallCaps w:val="0"/>
                 <w:strike w:val="0"/>
                 <w:color w:val="000000"/>
@@ -11422,7 +12102,9 @@
               <w:rPr>
                 <w:rFonts w:ascii="Calibri" w:cs="Calibri" w:eastAsia="Calibri" w:hAnsi="Calibri"/>
                 <w:b w:val="0"/>
-                <w:i w:val="0"/>
+                <w:bCs w:val="0"/>
+                <w:i w:val="0"/>
+                <w:iCs w:val="0"/>
                 <w:smallCaps w:val="0"/>
                 <w:strike w:val="0"/>
                 <w:color w:val="000000"/>
@@ -11437,7 +12119,9 @@
               <w:rPr>
                 <w:rFonts w:ascii="Calibri" w:cs="Calibri" w:eastAsia="Calibri" w:hAnsi="Calibri"/>
                 <w:b w:val="0"/>
-                <w:i w:val="0"/>
+                <w:bCs w:val="0"/>
+                <w:i w:val="0"/>
+                <w:iCs w:val="0"/>
                 <w:smallCaps w:val="0"/>
                 <w:strike w:val="0"/>
                 <w:color w:val="000000"/>
@@ -11481,7 +12165,9 @@
               <w:rPr>
                 <w:rFonts w:ascii="Calibri" w:cs="Calibri" w:eastAsia="Calibri" w:hAnsi="Calibri"/>
                 <w:b w:val="0"/>
-                <w:i w:val="0"/>
+                <w:bCs w:val="0"/>
+                <w:i w:val="0"/>
+                <w:iCs w:val="0"/>
                 <w:smallCaps w:val="0"/>
                 <w:strike w:val="0"/>
                 <w:color w:val="000000"/>
@@ -11496,7 +12182,9 @@
               <w:rPr>
                 <w:rFonts w:ascii="Calibri" w:cs="Calibri" w:eastAsia="Calibri" w:hAnsi="Calibri"/>
                 <w:b w:val="0"/>
-                <w:i w:val="0"/>
+                <w:bCs w:val="0"/>
+                <w:i w:val="0"/>
+                <w:iCs w:val="0"/>
                 <w:smallCaps w:val="0"/>
                 <w:strike w:val="0"/>
                 <w:color w:val="000000"/>
@@ -11545,7 +12233,9 @@
               <w:rPr>
                 <w:rFonts w:ascii="Calibri" w:cs="Calibri" w:eastAsia="Calibri" w:hAnsi="Calibri"/>
                 <w:b w:val="0"/>
-                <w:i w:val="0"/>
+                <w:bCs w:val="0"/>
+                <w:i w:val="0"/>
+                <w:iCs w:val="0"/>
                 <w:smallCaps w:val="0"/>
                 <w:strike w:val="0"/>
                 <w:color w:val="000000"/>
@@ -11560,7 +12250,9 @@
               <w:rPr>
                 <w:rFonts w:ascii="Calibri" w:cs="Calibri" w:eastAsia="Calibri" w:hAnsi="Calibri"/>
                 <w:b w:val="0"/>
-                <w:i w:val="0"/>
+                <w:bCs w:val="0"/>
+                <w:i w:val="0"/>
+                <w:iCs w:val="0"/>
                 <w:smallCaps w:val="0"/>
                 <w:strike w:val="0"/>
                 <w:color w:val="000000"/>
@@ -11602,7 +12294,9 @@
               <w:rPr>
                 <w:rFonts w:ascii="Calibri" w:cs="Calibri" w:eastAsia="Calibri" w:hAnsi="Calibri"/>
                 <w:b w:val="0"/>
-                <w:i w:val="0"/>
+                <w:bCs w:val="0"/>
+                <w:i w:val="0"/>
+                <w:iCs w:val="0"/>
                 <w:smallCaps w:val="0"/>
                 <w:strike w:val="0"/>
                 <w:color w:val="000000"/>
@@ -11617,7 +12311,9 @@
               <w:rPr>
                 <w:rFonts w:ascii="Calibri" w:cs="Calibri" w:eastAsia="Calibri" w:hAnsi="Calibri"/>
                 <w:b w:val="0"/>
-                <w:i w:val="0"/>
+                <w:bCs w:val="0"/>
+                <w:i w:val="0"/>
+                <w:iCs w:val="0"/>
                 <w:smallCaps w:val="0"/>
                 <w:strike w:val="0"/>
                 <w:color w:val="000000"/>
@@ -11661,7 +12357,9 @@
               <w:rPr>
                 <w:rFonts w:ascii="Calibri" w:cs="Calibri" w:eastAsia="Calibri" w:hAnsi="Calibri"/>
                 <w:b w:val="0"/>
-                <w:i w:val="0"/>
+                <w:bCs w:val="0"/>
+                <w:i w:val="0"/>
+                <w:iCs w:val="0"/>
                 <w:smallCaps w:val="0"/>
                 <w:strike w:val="0"/>
                 <w:color w:val="000000"/>
@@ -11676,7 +12374,9 @@
               <w:rPr>
                 <w:rFonts w:ascii="Calibri" w:cs="Calibri" w:eastAsia="Calibri" w:hAnsi="Calibri"/>
                 <w:b w:val="0"/>
-                <w:i w:val="0"/>
+                <w:bCs w:val="0"/>
+                <w:i w:val="0"/>
+                <w:iCs w:val="0"/>
                 <w:smallCaps w:val="0"/>
                 <w:strike w:val="0"/>
                 <w:color w:val="000000"/>
@@ -11725,7 +12425,9 @@
               <w:rPr>
                 <w:rFonts w:ascii="Calibri" w:cs="Calibri" w:eastAsia="Calibri" w:hAnsi="Calibri"/>
                 <w:b w:val="0"/>
-                <w:i w:val="0"/>
+                <w:bCs w:val="0"/>
+                <w:i w:val="0"/>
+                <w:iCs w:val="0"/>
                 <w:smallCaps w:val="0"/>
                 <w:strike w:val="0"/>
                 <w:color w:val="000000"/>
@@ -11740,7 +12442,9 @@
               <w:rPr>
                 <w:rFonts w:ascii="Calibri" w:cs="Calibri" w:eastAsia="Calibri" w:hAnsi="Calibri"/>
                 <w:b w:val="0"/>
-                <w:i w:val="0"/>
+                <w:bCs w:val="0"/>
+                <w:i w:val="0"/>
+                <w:iCs w:val="0"/>
                 <w:smallCaps w:val="0"/>
                 <w:strike w:val="0"/>
                 <w:color w:val="000000"/>
@@ -11782,7 +12486,9 @@
               <w:rPr>
                 <w:rFonts w:ascii="Calibri" w:cs="Calibri" w:eastAsia="Calibri" w:hAnsi="Calibri"/>
                 <w:b w:val="0"/>
-                <w:i w:val="0"/>
+                <w:bCs w:val="0"/>
+                <w:i w:val="0"/>
+                <w:iCs w:val="0"/>
                 <w:smallCaps w:val="0"/>
                 <w:strike w:val="0"/>
                 <w:color w:val="000000"/>
@@ -11797,7 +12503,9 @@
               <w:rPr>
                 <w:rFonts w:ascii="Calibri" w:cs="Calibri" w:eastAsia="Calibri" w:hAnsi="Calibri"/>
                 <w:b w:val="0"/>
-                <w:i w:val="0"/>
+                <w:bCs w:val="0"/>
+                <w:i w:val="0"/>
+                <w:iCs w:val="0"/>
                 <w:smallCaps w:val="0"/>
                 <w:strike w:val="0"/>
                 <w:color w:val="000000"/>
@@ -11841,7 +12549,9 @@
               <w:rPr>
                 <w:rFonts w:ascii="Calibri" w:cs="Calibri" w:eastAsia="Calibri" w:hAnsi="Calibri"/>
                 <w:b w:val="0"/>
-                <w:i w:val="0"/>
+                <w:bCs w:val="0"/>
+                <w:i w:val="0"/>
+                <w:iCs w:val="0"/>
                 <w:smallCaps w:val="0"/>
                 <w:strike w:val="0"/>
                 <w:color w:val="000000"/>
@@ -11856,7 +12566,9 @@
               <w:rPr>
                 <w:rFonts w:ascii="Calibri" w:cs="Calibri" w:eastAsia="Calibri" w:hAnsi="Calibri"/>
                 <w:b w:val="0"/>
-                <w:i w:val="0"/>
+                <w:bCs w:val="0"/>
+                <w:i w:val="0"/>
+                <w:iCs w:val="0"/>
                 <w:smallCaps w:val="0"/>
                 <w:strike w:val="0"/>
                 <w:color w:val="000000"/>
@@ -11905,7 +12617,9 @@
               <w:rPr>
                 <w:rFonts w:ascii="Calibri" w:cs="Calibri" w:eastAsia="Calibri" w:hAnsi="Calibri"/>
                 <w:b w:val="0"/>
-                <w:i w:val="0"/>
+                <w:bCs w:val="0"/>
+                <w:i w:val="0"/>
+                <w:iCs w:val="0"/>
                 <w:smallCaps w:val="0"/>
                 <w:strike w:val="0"/>
                 <w:color w:val="000000"/>
@@ -11920,7 +12634,9 @@
               <w:rPr>
                 <w:rFonts w:ascii="Calibri" w:cs="Calibri" w:eastAsia="Calibri" w:hAnsi="Calibri"/>
                 <w:b w:val="0"/>
-                <w:i w:val="0"/>
+                <w:bCs w:val="0"/>
+                <w:i w:val="0"/>
+                <w:iCs w:val="0"/>
                 <w:smallCaps w:val="0"/>
                 <w:strike w:val="0"/>
                 <w:color w:val="000000"/>
@@ -11962,7 +12678,9 @@
               <w:rPr>
                 <w:rFonts w:ascii="Calibri" w:cs="Calibri" w:eastAsia="Calibri" w:hAnsi="Calibri"/>
                 <w:b w:val="0"/>
-                <w:i w:val="0"/>
+                <w:bCs w:val="0"/>
+                <w:i w:val="0"/>
+                <w:iCs w:val="0"/>
                 <w:smallCaps w:val="0"/>
                 <w:strike w:val="0"/>
                 <w:color w:val="000000"/>
@@ -11977,7 +12695,9 @@
               <w:rPr>
                 <w:rFonts w:ascii="Calibri" w:cs="Calibri" w:eastAsia="Calibri" w:hAnsi="Calibri"/>
                 <w:b w:val="0"/>
-                <w:i w:val="0"/>
+                <w:bCs w:val="0"/>
+                <w:i w:val="0"/>
+                <w:iCs w:val="0"/>
                 <w:smallCaps w:val="0"/>
                 <w:strike w:val="0"/>
                 <w:color w:val="000000"/>
@@ -12021,7 +12741,9 @@
               <w:rPr>
                 <w:rFonts w:ascii="Calibri" w:cs="Calibri" w:eastAsia="Calibri" w:hAnsi="Calibri"/>
                 <w:b w:val="0"/>
-                <w:i w:val="0"/>
+                <w:bCs w:val="0"/>
+                <w:i w:val="0"/>
+                <w:iCs w:val="0"/>
                 <w:smallCaps w:val="0"/>
                 <w:strike w:val="0"/>
                 <w:color w:val="000000"/>
@@ -12036,7 +12758,9 @@
               <w:rPr>
                 <w:rFonts w:ascii="Calibri" w:cs="Calibri" w:eastAsia="Calibri" w:hAnsi="Calibri"/>
                 <w:b w:val="0"/>
-                <w:i w:val="0"/>
+                <w:bCs w:val="0"/>
+                <w:i w:val="0"/>
+                <w:iCs w:val="0"/>
                 <w:smallCaps w:val="0"/>
                 <w:strike w:val="0"/>
                 <w:color w:val="000000"/>
@@ -12073,7 +12797,9 @@
         <w:rPr>
           <w:rFonts w:ascii="Cambria" w:cs="Cambria" w:eastAsia="Cambria" w:hAnsi="Cambria"/>
           <w:b w:val="1"/>
+          <w:bCs w:val="1"/>
           <w:i w:val="1"/>
+          <w:iCs w:val="1"/>
           <w:smallCaps w:val="0"/>
           <w:strike w:val="0"/>
           <w:color w:val="4f81bd"/>
@@ -12090,7 +12816,9 @@
         <w:rPr>
           <w:rFonts w:ascii="Cambria" w:cs="Cambria" w:eastAsia="Cambria" w:hAnsi="Cambria"/>
           <w:b w:val="1"/>
+          <w:bCs w:val="1"/>
           <w:i w:val="1"/>
+          <w:iCs w:val="1"/>
           <w:smallCaps w:val="0"/>
           <w:strike w:val="0"/>
           <w:color w:val="4f81bd"/>
@@ -12125,7 +12853,9 @@
         <w:rPr>
           <w:rFonts w:ascii="Calibri" w:cs="Calibri" w:eastAsia="Calibri" w:hAnsi="Calibri"/>
           <w:b w:val="0"/>
-          <w:i w:val="0"/>
+          <w:bCs w:val="0"/>
+          <w:i w:val="0"/>
+          <w:iCs w:val="0"/>
           <w:smallCaps w:val="0"/>
           <w:strike w:val="0"/>
           <w:color w:val="000000"/>
@@ -12140,7 +12870,9 @@
         <w:rPr>
           <w:rFonts w:ascii="Calibri" w:cs="Calibri" w:eastAsia="Calibri" w:hAnsi="Calibri"/>
           <w:b w:val="0"/>
-          <w:i w:val="0"/>
+          <w:bCs w:val="0"/>
+          <w:i w:val="0"/>
+          <w:iCs w:val="0"/>
           <w:smallCaps w:val="0"/>
           <w:strike w:val="0"/>
           <w:color w:val="000000"/>
@@ -12174,7 +12906,9 @@
         <w:rPr>
           <w:rFonts w:ascii="Calibri" w:cs="Calibri" w:eastAsia="Calibri" w:hAnsi="Calibri"/>
           <w:b w:val="0"/>
-          <w:i w:val="0"/>
+          <w:bCs w:val="0"/>
+          <w:i w:val="0"/>
+          <w:iCs w:val="0"/>
           <w:smallCaps w:val="0"/>
           <w:strike w:val="0"/>
           <w:color w:val="000000"/>
@@ -12211,7 +12945,9 @@
         <w:rPr>
           <w:rFonts w:ascii="Calibri" w:cs="Calibri" w:eastAsia="Calibri" w:hAnsi="Calibri"/>
           <w:b w:val="1"/>
-          <w:i w:val="0"/>
+          <w:bCs w:val="1"/>
+          <w:i w:val="0"/>
+          <w:iCs w:val="0"/>
           <w:smallCaps w:val="0"/>
           <w:strike w:val="0"/>
           <w:color w:val="000000"/>
@@ -12226,7 +12962,9 @@
         <w:rPr>
           <w:rFonts w:ascii="Calibri" w:cs="Calibri" w:eastAsia="Calibri" w:hAnsi="Calibri"/>
           <w:b w:val="1"/>
-          <w:i w:val="0"/>
+          <w:bCs w:val="1"/>
+          <w:i w:val="0"/>
+          <w:iCs w:val="0"/>
           <w:smallCaps w:val="0"/>
           <w:strike w:val="0"/>
           <w:color w:val="000000"/>
@@ -12260,7 +12998,9 @@
         <w:rPr>
           <w:rFonts w:ascii="Calibri" w:cs="Calibri" w:eastAsia="Calibri" w:hAnsi="Calibri"/>
           <w:b w:val="0"/>
-          <w:i w:val="0"/>
+          <w:bCs w:val="0"/>
+          <w:i w:val="0"/>
+          <w:iCs w:val="0"/>
           <w:smallCaps w:val="0"/>
           <w:strike w:val="0"/>
           <w:color w:val="000000"/>
@@ -12275,7 +13015,9 @@
         <w:rPr>
           <w:rFonts w:ascii="Calibri" w:cs="Calibri" w:eastAsia="Calibri" w:hAnsi="Calibri"/>
           <w:b w:val="0"/>
-          <w:i w:val="0"/>
+          <w:bCs w:val="0"/>
+          <w:i w:val="0"/>
+          <w:iCs w:val="0"/>
           <w:smallCaps w:val="0"/>
           <w:strike w:val="0"/>
           <w:color w:val="000000"/>
@@ -12309,7 +13051,9 @@
         <w:rPr>
           <w:rFonts w:ascii="Calibri" w:cs="Calibri" w:eastAsia="Calibri" w:hAnsi="Calibri"/>
           <w:b w:val="0"/>
-          <w:i w:val="0"/>
+          <w:bCs w:val="0"/>
+          <w:i w:val="0"/>
+          <w:iCs w:val="0"/>
           <w:smallCaps w:val="0"/>
           <w:strike w:val="0"/>
           <w:color w:val="000000"/>
@@ -12324,7 +13068,9 @@
         <w:rPr>
           <w:rFonts w:ascii="Calibri" w:cs="Calibri" w:eastAsia="Calibri" w:hAnsi="Calibri"/>
           <w:b w:val="0"/>
-          <w:i w:val="0"/>
+          <w:bCs w:val="0"/>
+          <w:i w:val="0"/>
+          <w:iCs w:val="0"/>
           <w:smallCaps w:val="0"/>
           <w:strike w:val="0"/>
           <w:color w:val="000000"/>
@@ -12358,7 +13104,9 @@
         <w:rPr>
           <w:rFonts w:ascii="Calibri" w:cs="Calibri" w:eastAsia="Calibri" w:hAnsi="Calibri"/>
           <w:b w:val="0"/>
-          <w:i w:val="0"/>
+          <w:bCs w:val="0"/>
+          <w:i w:val="0"/>
+          <w:iCs w:val="0"/>
           <w:smallCaps w:val="0"/>
           <w:strike w:val="0"/>
           <w:color w:val="000000"/>
@@ -12373,7 +13121,9 @@
         <w:rPr>
           <w:rFonts w:ascii="Calibri" w:cs="Calibri" w:eastAsia="Calibri" w:hAnsi="Calibri"/>
           <w:b w:val="0"/>
-          <w:i w:val="0"/>
+          <w:bCs w:val="0"/>
+          <w:i w:val="0"/>
+          <w:iCs w:val="0"/>
           <w:smallCaps w:val="0"/>
           <w:strike w:val="0"/>
           <w:color w:val="000000"/>
@@ -12407,7 +13157,9 @@
         <w:rPr>
           <w:rFonts w:ascii="Calibri" w:cs="Calibri" w:eastAsia="Calibri" w:hAnsi="Calibri"/>
           <w:b w:val="0"/>
-          <w:i w:val="0"/>
+          <w:bCs w:val="0"/>
+          <w:i w:val="0"/>
+          <w:iCs w:val="0"/>
           <w:smallCaps w:val="0"/>
           <w:strike w:val="0"/>
           <w:color w:val="000000"/>
@@ -12444,7 +13196,9 @@
         <w:rPr>
           <w:rFonts w:ascii="Calibri" w:cs="Calibri" w:eastAsia="Calibri" w:hAnsi="Calibri"/>
           <w:b w:val="1"/>
-          <w:i w:val="0"/>
+          <w:bCs w:val="1"/>
+          <w:i w:val="0"/>
+          <w:iCs w:val="0"/>
           <w:smallCaps w:val="0"/>
           <w:strike w:val="0"/>
           <w:color w:val="000000"/>
@@ -12459,7 +13213,9 @@
         <w:rPr>
           <w:rFonts w:ascii="Calibri" w:cs="Calibri" w:eastAsia="Calibri" w:hAnsi="Calibri"/>
           <w:b w:val="1"/>
-          <w:i w:val="0"/>
+          <w:bCs w:val="1"/>
+          <w:i w:val="0"/>
+          <w:iCs w:val="0"/>
           <w:smallCaps w:val="0"/>
           <w:strike w:val="0"/>
           <w:color w:val="000000"/>
@@ -12493,7 +13249,9 @@
         <w:rPr>
           <w:rFonts w:ascii="Calibri" w:cs="Calibri" w:eastAsia="Calibri" w:hAnsi="Calibri"/>
           <w:b w:val="0"/>
-          <w:i w:val="0"/>
+          <w:bCs w:val="0"/>
+          <w:i w:val="0"/>
+          <w:iCs w:val="0"/>
           <w:smallCaps w:val="0"/>
           <w:strike w:val="0"/>
           <w:color w:val="000000"/>
@@ -12508,7 +13266,9 @@
         <w:rPr>
           <w:rFonts w:ascii="Calibri" w:cs="Calibri" w:eastAsia="Calibri" w:hAnsi="Calibri"/>
           <w:b w:val="0"/>
-          <w:i w:val="0"/>
+          <w:bCs w:val="0"/>
+          <w:i w:val="0"/>
+          <w:iCs w:val="0"/>
           <w:smallCaps w:val="0"/>
           <w:strike w:val="0"/>
           <w:color w:val="000000"/>
@@ -12542,7 +13302,9 @@
         <w:rPr>
           <w:rFonts w:ascii="Calibri" w:cs="Calibri" w:eastAsia="Calibri" w:hAnsi="Calibri"/>
           <w:b w:val="0"/>
-          <w:i w:val="0"/>
+          <w:bCs w:val="0"/>
+          <w:i w:val="0"/>
+          <w:iCs w:val="0"/>
           <w:smallCaps w:val="0"/>
           <w:strike w:val="0"/>
           <w:color w:val="000000"/>
@@ -12557,7 +13319,9 @@
         <w:rPr>
           <w:rFonts w:ascii="Calibri" w:cs="Calibri" w:eastAsia="Calibri" w:hAnsi="Calibri"/>
           <w:b w:val="0"/>
-          <w:i w:val="0"/>
+          <w:bCs w:val="0"/>
+          <w:i w:val="0"/>
+          <w:iCs w:val="0"/>
           <w:smallCaps w:val="0"/>
           <w:strike w:val="0"/>
           <w:color w:val="000000"/>
@@ -12591,7 +13355,9 @@
         <w:rPr>
           <w:rFonts w:ascii="Calibri" w:cs="Calibri" w:eastAsia="Calibri" w:hAnsi="Calibri"/>
           <w:b w:val="0"/>
-          <w:i w:val="0"/>
+          <w:bCs w:val="0"/>
+          <w:i w:val="0"/>
+          <w:iCs w:val="0"/>
           <w:smallCaps w:val="0"/>
           <w:strike w:val="0"/>
           <w:color w:val="000000"/>
@@ -12628,7 +13394,9 @@
         <w:rPr>
           <w:rFonts w:ascii="Calibri" w:cs="Calibri" w:eastAsia="Calibri" w:hAnsi="Calibri"/>
           <w:b w:val="1"/>
-          <w:i w:val="0"/>
+          <w:bCs w:val="1"/>
+          <w:i w:val="0"/>
+          <w:iCs w:val="0"/>
           <w:smallCaps w:val="0"/>
           <w:strike w:val="0"/>
           <w:color w:val="000000"/>
@@ -12643,7 +13411,9 @@
         <w:rPr>
           <w:rFonts w:ascii="Calibri" w:cs="Calibri" w:eastAsia="Calibri" w:hAnsi="Calibri"/>
           <w:b w:val="1"/>
-          <w:i w:val="0"/>
+          <w:bCs w:val="1"/>
+          <w:i w:val="0"/>
+          <w:iCs w:val="0"/>
           <w:smallCaps w:val="0"/>
           <w:strike w:val="0"/>
           <w:color w:val="000000"/>
@@ -12677,7 +13447,9 @@
         <w:rPr>
           <w:rFonts w:ascii="Calibri" w:cs="Calibri" w:eastAsia="Calibri" w:hAnsi="Calibri"/>
           <w:b w:val="0"/>
-          <w:i w:val="0"/>
+          <w:bCs w:val="0"/>
+          <w:i w:val="0"/>
+          <w:iCs w:val="0"/>
           <w:smallCaps w:val="0"/>
           <w:strike w:val="0"/>
           <w:color w:val="000000"/>
@@ -12692,7 +13464,9 @@
         <w:rPr>
           <w:rFonts w:ascii="Calibri" w:cs="Calibri" w:eastAsia="Calibri" w:hAnsi="Calibri"/>
           <w:b w:val="0"/>
-          <w:i w:val="0"/>
+          <w:bCs w:val="0"/>
+          <w:i w:val="0"/>
+          <w:iCs w:val="0"/>
           <w:smallCaps w:val="0"/>
           <w:strike w:val="0"/>
           <w:color w:val="000000"/>
@@ -12726,7 +13500,9 @@
         <w:rPr>
           <w:rFonts w:ascii="Calibri" w:cs="Calibri" w:eastAsia="Calibri" w:hAnsi="Calibri"/>
           <w:b w:val="0"/>
-          <w:i w:val="0"/>
+          <w:bCs w:val="0"/>
+          <w:i w:val="0"/>
+          <w:iCs w:val="0"/>
           <w:smallCaps w:val="0"/>
           <w:strike w:val="0"/>
           <w:color w:val="000000"/>
@@ -12741,7 +13517,9 @@
         <w:rPr>
           <w:rFonts w:ascii="Calibri" w:cs="Calibri" w:eastAsia="Calibri" w:hAnsi="Calibri"/>
           <w:b w:val="0"/>
-          <w:i w:val="0"/>
+          <w:bCs w:val="0"/>
+          <w:i w:val="0"/>
+          <w:iCs w:val="0"/>
           <w:smallCaps w:val="0"/>
           <w:strike w:val="0"/>
           <w:color w:val="000000"/>
@@ -12775,7 +13553,9 @@
         <w:rPr>
           <w:rFonts w:ascii="Calibri" w:cs="Calibri" w:eastAsia="Calibri" w:hAnsi="Calibri"/>
           <w:b w:val="0"/>
-          <w:i w:val="0"/>
+          <w:bCs w:val="0"/>
+          <w:i w:val="0"/>
+          <w:iCs w:val="0"/>
           <w:smallCaps w:val="0"/>
           <w:strike w:val="0"/>
           <w:color w:val="000000"/>
@@ -12812,7 +13592,9 @@
         <w:rPr>
           <w:rFonts w:ascii="Calibri" w:cs="Calibri" w:eastAsia="Calibri" w:hAnsi="Calibri"/>
           <w:b w:val="1"/>
-          <w:i w:val="0"/>
+          <w:bCs w:val="1"/>
+          <w:i w:val="0"/>
+          <w:iCs w:val="0"/>
           <w:smallCaps w:val="0"/>
           <w:strike w:val="0"/>
           <w:color w:val="000000"/>
@@ -12827,7 +13609,9 @@
         <w:rPr>
           <w:rFonts w:ascii="Calibri" w:cs="Calibri" w:eastAsia="Calibri" w:hAnsi="Calibri"/>
           <w:b w:val="1"/>
-          <w:i w:val="0"/>
+          <w:bCs w:val="1"/>
+          <w:i w:val="0"/>
+          <w:iCs w:val="0"/>
           <w:smallCaps w:val="0"/>
           <w:strike w:val="0"/>
           <w:color w:val="000000"/>
@@ -12861,7 +13645,9 @@
         <w:rPr>
           <w:rFonts w:ascii="Calibri" w:cs="Calibri" w:eastAsia="Calibri" w:hAnsi="Calibri"/>
           <w:b w:val="0"/>
-          <w:i w:val="0"/>
+          <w:bCs w:val="0"/>
+          <w:i w:val="0"/>
+          <w:iCs w:val="0"/>
           <w:smallCaps w:val="0"/>
           <w:strike w:val="0"/>
           <w:color w:val="000000"/>
@@ -12876,7 +13662,9 @@
         <w:rPr>
           <w:rFonts w:ascii="Calibri" w:cs="Calibri" w:eastAsia="Calibri" w:hAnsi="Calibri"/>
           <w:b w:val="0"/>
-          <w:i w:val="0"/>
+          <w:bCs w:val="0"/>
+          <w:i w:val="0"/>
+          <w:iCs w:val="0"/>
           <w:smallCaps w:val="0"/>
           <w:strike w:val="0"/>
           <w:color w:val="000000"/>
@@ -12910,7 +13698,9 @@
         <w:rPr>
           <w:rFonts w:ascii="Calibri" w:cs="Calibri" w:eastAsia="Calibri" w:hAnsi="Calibri"/>
           <w:b w:val="0"/>
-          <w:i w:val="0"/>
+          <w:bCs w:val="0"/>
+          <w:i w:val="0"/>
+          <w:iCs w:val="0"/>
           <w:smallCaps w:val="0"/>
           <w:strike w:val="0"/>
           <w:color w:val="000000"/>
@@ -12925,7 +13715,9 @@
         <w:rPr>
           <w:rFonts w:ascii="Calibri" w:cs="Calibri" w:eastAsia="Calibri" w:hAnsi="Calibri"/>
           <w:b w:val="0"/>
-          <w:i w:val="0"/>
+          <w:bCs w:val="0"/>
+          <w:i w:val="0"/>
+          <w:iCs w:val="0"/>
           <w:smallCaps w:val="0"/>
           <w:strike w:val="0"/>
           <w:color w:val="000000"/>
@@ -12959,7 +13751,9 @@
         <w:rPr>
           <w:rFonts w:ascii="Calibri" w:cs="Calibri" w:eastAsia="Calibri" w:hAnsi="Calibri"/>
           <w:b w:val="0"/>
-          <w:i w:val="0"/>
+          <w:bCs w:val="0"/>
+          <w:i w:val="0"/>
+          <w:iCs w:val="0"/>
           <w:smallCaps w:val="0"/>
           <w:strike w:val="0"/>
           <w:color w:val="000000"/>
@@ -12996,7 +13790,9 @@
         <w:rPr>
           <w:rFonts w:ascii="Calibri" w:cs="Calibri" w:eastAsia="Calibri" w:hAnsi="Calibri"/>
           <w:b w:val="1"/>
-          <w:i w:val="0"/>
+          <w:bCs w:val="1"/>
+          <w:i w:val="0"/>
+          <w:iCs w:val="0"/>
           <w:smallCaps w:val="0"/>
           <w:strike w:val="0"/>
           <w:color w:val="000000"/>
@@ -13011,7 +13807,9 @@
         <w:rPr>
           <w:rFonts w:ascii="Calibri" w:cs="Calibri" w:eastAsia="Calibri" w:hAnsi="Calibri"/>
           <w:b w:val="1"/>
-          <w:i w:val="0"/>
+          <w:bCs w:val="1"/>
+          <w:i w:val="0"/>
+          <w:iCs w:val="0"/>
           <w:smallCaps w:val="0"/>
           <w:strike w:val="0"/>
           <w:color w:val="000000"/>
@@ -13045,7 +13843,9 @@
         <w:rPr>
           <w:rFonts w:ascii="Calibri" w:cs="Calibri" w:eastAsia="Calibri" w:hAnsi="Calibri"/>
           <w:b w:val="0"/>
-          <w:i w:val="0"/>
+          <w:bCs w:val="0"/>
+          <w:i w:val="0"/>
+          <w:iCs w:val="0"/>
           <w:smallCaps w:val="0"/>
           <w:strike w:val="0"/>
           <w:color w:val="000000"/>
@@ -13060,7 +13860,9 @@
         <w:rPr>
           <w:rFonts w:ascii="Calibri" w:cs="Calibri" w:eastAsia="Calibri" w:hAnsi="Calibri"/>
           <w:b w:val="0"/>
-          <w:i w:val="0"/>
+          <w:bCs w:val="0"/>
+          <w:i w:val="0"/>
+          <w:iCs w:val="0"/>
           <w:smallCaps w:val="0"/>
           <w:strike w:val="0"/>
           <w:color w:val="000000"/>
@@ -13094,7 +13896,9 @@
         <w:rPr>
           <w:rFonts w:ascii="Calibri" w:cs="Calibri" w:eastAsia="Calibri" w:hAnsi="Calibri"/>
           <w:b w:val="0"/>
-          <w:i w:val="0"/>
+          <w:bCs w:val="0"/>
+          <w:i w:val="0"/>
+          <w:iCs w:val="0"/>
           <w:smallCaps w:val="0"/>
           <w:strike w:val="0"/>
           <w:color w:val="000000"/>
@@ -13109,7 +13913,9 @@
         <w:rPr>
           <w:rFonts w:ascii="Calibri" w:cs="Calibri" w:eastAsia="Calibri" w:hAnsi="Calibri"/>
           <w:b w:val="0"/>
-          <w:i w:val="0"/>
+          <w:bCs w:val="0"/>
+          <w:i w:val="0"/>
+          <w:iCs w:val="0"/>
           <w:smallCaps w:val="0"/>
           <w:strike w:val="0"/>
           <w:color w:val="000000"/>
@@ -13143,7 +13949,9 @@
         <w:rPr>
           <w:rFonts w:ascii="Calibri" w:cs="Calibri" w:eastAsia="Calibri" w:hAnsi="Calibri"/>
           <w:b w:val="0"/>
-          <w:i w:val="0"/>
+          <w:bCs w:val="0"/>
+          <w:i w:val="0"/>
+          <w:iCs w:val="0"/>
           <w:smallCaps w:val="0"/>
           <w:strike w:val="0"/>
           <w:color w:val="000000"/>
@@ -13180,7 +13988,9 @@
         <w:rPr>
           <w:rFonts w:ascii="Calibri" w:cs="Calibri" w:eastAsia="Calibri" w:hAnsi="Calibri"/>
           <w:b w:val="0"/>
-          <w:i w:val="0"/>
+          <w:bCs w:val="0"/>
+          <w:i w:val="0"/>
+          <w:iCs w:val="0"/>
           <w:smallCaps w:val="0"/>
           <w:strike w:val="0"/>
           <w:color w:val="000000"/>
@@ -13195,7 +14005,9 @@
         <w:rPr>
           <w:rFonts w:ascii="Calibri" w:cs="Calibri" w:eastAsia="Calibri" w:hAnsi="Calibri"/>
           <w:b w:val="0"/>
-          <w:i w:val="0"/>
+          <w:bCs w:val="0"/>
+          <w:i w:val="0"/>
+          <w:iCs w:val="0"/>
           <w:smallCaps w:val="0"/>
           <w:strike w:val="0"/>
           <w:color w:val="000000"/>
@@ -13229,7 +14041,9 @@
         <w:rPr>
           <w:rFonts w:ascii="Calibri" w:cs="Calibri" w:eastAsia="Calibri" w:hAnsi="Calibri"/>
           <w:b w:val="0"/>
-          <w:i w:val="0"/>
+          <w:bCs w:val="0"/>
+          <w:i w:val="0"/>
+          <w:iCs w:val="0"/>
           <w:smallCaps w:val="0"/>
           <w:strike w:val="0"/>
           <w:color w:val="000000"/>
@@ -13244,7 +14058,9 @@
         <w:rPr>
           <w:rFonts w:ascii="Calibri" w:cs="Calibri" w:eastAsia="Calibri" w:hAnsi="Calibri"/>
           <w:b w:val="0"/>
-          <w:i w:val="0"/>
+          <w:bCs w:val="0"/>
+          <w:i w:val="0"/>
+          <w:iCs w:val="0"/>
           <w:smallCaps w:val="0"/>
           <w:strike w:val="0"/>
           <w:color w:val="000000"/>
@@ -13278,7 +14094,9 @@
         <w:rPr>
           <w:rFonts w:ascii="Calibri" w:cs="Calibri" w:eastAsia="Calibri" w:hAnsi="Calibri"/>
           <w:b w:val="0"/>
-          <w:i w:val="0"/>
+          <w:bCs w:val="0"/>
+          <w:i w:val="0"/>
+          <w:iCs w:val="0"/>
           <w:smallCaps w:val="0"/>
           <w:strike w:val="0"/>
           <w:color w:val="000000"/>
@@ -13293,7 +14111,9 @@
         <w:rPr>
           <w:rFonts w:ascii="Calibri" w:cs="Calibri" w:eastAsia="Calibri" w:hAnsi="Calibri"/>
           <w:b w:val="0"/>
-          <w:i w:val="0"/>
+          <w:bCs w:val="0"/>
+          <w:i w:val="0"/>
+          <w:iCs w:val="0"/>
           <w:smallCaps w:val="0"/>
           <w:strike w:val="0"/>
           <w:color w:val="000000"/>
@@ -13327,7 +14147,9 @@
         <w:rPr>
           <w:rFonts w:ascii="Calibri" w:cs="Calibri" w:eastAsia="Calibri" w:hAnsi="Calibri"/>
           <w:b w:val="0"/>
-          <w:i w:val="0"/>
+          <w:bCs w:val="0"/>
+          <w:i w:val="0"/>
+          <w:iCs w:val="0"/>
           <w:smallCaps w:val="0"/>
           <w:strike w:val="0"/>
           <w:color w:val="000000"/>
@@ -13342,7 +14164,9 @@
         <w:rPr>
           <w:rFonts w:ascii="Calibri" w:cs="Calibri" w:eastAsia="Calibri" w:hAnsi="Calibri"/>
           <w:b w:val="0"/>
-          <w:i w:val="0"/>
+          <w:bCs w:val="0"/>
+          <w:i w:val="0"/>
+          <w:iCs w:val="0"/>
           <w:smallCaps w:val="0"/>
           <w:strike w:val="0"/>
           <w:color w:val="000000"/>
@@ -13390,7 +14214,9 @@
         <w:rPr>
           <w:rFonts w:ascii="Cambria" w:cs="Cambria" w:eastAsia="Cambria" w:hAnsi="Cambria"/>
           <w:b w:val="1"/>
-          <w:i w:val="0"/>
+          <w:bCs w:val="1"/>
+          <w:i w:val="0"/>
+          <w:iCs w:val="0"/>
           <w:smallCaps w:val="0"/>
           <w:strike w:val="0"/>
           <w:color w:val="4f81bd"/>
@@ -13407,7 +14233,9 @@
         <w:rPr>
           <w:rFonts w:ascii="Cambria" w:cs="Cambria" w:eastAsia="Cambria" w:hAnsi="Cambria"/>
           <w:b w:val="1"/>
-          <w:i w:val="0"/>
+          <w:bCs w:val="1"/>
+          <w:i w:val="0"/>
+          <w:iCs w:val="0"/>
           <w:smallCaps w:val="0"/>
           <w:strike w:val="0"/>
           <w:color w:val="4f81bd"/>
@@ -13441,7 +14269,9 @@
         <w:rPr>
           <w:rFonts w:ascii="Calibri" w:cs="Calibri" w:eastAsia="Calibri" w:hAnsi="Calibri"/>
           <w:b w:val="0"/>
-          <w:i w:val="0"/>
+          <w:bCs w:val="0"/>
+          <w:i w:val="0"/>
+          <w:iCs w:val="0"/>
           <w:smallCaps w:val="0"/>
           <w:strike w:val="0"/>
           <w:color w:val="000000"/>
@@ -13456,7 +14286,9 @@
         <w:rPr>
           <w:rFonts w:ascii="Calibri" w:cs="Calibri" w:eastAsia="Calibri" w:hAnsi="Calibri"/>
           <w:b w:val="0"/>
-          <w:i w:val="0"/>
+          <w:bCs w:val="0"/>
+          <w:i w:val="0"/>
+          <w:iCs w:val="0"/>
           <w:smallCaps w:val="0"/>
           <w:strike w:val="0"/>
           <w:color w:val="000000"/>
@@ -13490,7 +14322,9 @@
         <w:rPr>
           <w:rFonts w:ascii="Calibri" w:cs="Calibri" w:eastAsia="Calibri" w:hAnsi="Calibri"/>
           <w:b w:val="1"/>
-          <w:i w:val="0"/>
+          <w:bCs w:val="1"/>
+          <w:i w:val="0"/>
+          <w:iCs w:val="0"/>
           <w:smallCaps w:val="0"/>
           <w:strike w:val="0"/>
           <w:color w:val="000000"/>
@@ -13505,7 +14339,9 @@
         <w:rPr>
           <w:rFonts w:ascii="Calibri" w:cs="Calibri" w:eastAsia="Calibri" w:hAnsi="Calibri"/>
           <w:b w:val="1"/>
-          <w:i w:val="0"/>
+          <w:bCs w:val="1"/>
+          <w:i w:val="0"/>
+          <w:iCs w:val="0"/>
           <w:smallCaps w:val="0"/>
           <w:strike w:val="0"/>
           <w:color w:val="000000"/>
@@ -13539,7 +14375,9 @@
         <w:rPr>
           <w:rFonts w:ascii="Calibri" w:cs="Calibri" w:eastAsia="Calibri" w:hAnsi="Calibri"/>
           <w:b w:val="0"/>
-          <w:i w:val="0"/>
+          <w:bCs w:val="0"/>
+          <w:i w:val="0"/>
+          <w:iCs w:val="0"/>
           <w:smallCaps w:val="0"/>
           <w:strike w:val="0"/>
           <w:color w:val="000000"/>
@@ -13562,6 +14400,7 @@
         <w:rPr>
           <w:rFonts w:ascii="Cambria" w:cs="Cambria" w:eastAsia="Cambria" w:hAnsi="Cambria"/>
           <w:b w:val="1"/>
+          <w:bCs w:val="1"/>
           <w:color w:val="4f81bd"/>
           <w:sz w:val="26"/>
           <w:szCs w:val="26"/>
@@ -13595,7 +14434,9 @@
         <w:rPr>
           <w:rFonts w:ascii="Cambria" w:cs="Cambria" w:eastAsia="Cambria" w:hAnsi="Cambria"/>
           <w:b w:val="1"/>
-          <w:i w:val="0"/>
+          <w:bCs w:val="1"/>
+          <w:i w:val="0"/>
+          <w:iCs w:val="0"/>
           <w:smallCaps w:val="0"/>
           <w:strike w:val="0"/>
           <w:color w:val="4f81bd"/>
@@ -13612,7 +14453,9 @@
         <w:rPr>
           <w:rFonts w:ascii="Cambria" w:cs="Cambria" w:eastAsia="Cambria" w:hAnsi="Cambria"/>
           <w:b w:val="1"/>
-          <w:i w:val="0"/>
+          <w:bCs w:val="1"/>
+          <w:i w:val="0"/>
+          <w:iCs w:val="0"/>
           <w:smallCaps w:val="0"/>
           <w:strike w:val="0"/>
           <w:color w:val="4f81bd"/>
@@ -13646,7 +14489,9 @@
         <w:rPr>
           <w:rFonts w:ascii="Calibri" w:cs="Calibri" w:eastAsia="Calibri" w:hAnsi="Calibri"/>
           <w:b w:val="0"/>
-          <w:i w:val="0"/>
+          <w:bCs w:val="0"/>
+          <w:i w:val="0"/>
+          <w:iCs w:val="0"/>
           <w:smallCaps w:val="0"/>
           <w:strike w:val="0"/>
           <w:color w:val="000000"/>
@@ -13661,7 +14506,9 @@
         <w:rPr>
           <w:rFonts w:ascii="Calibri" w:cs="Calibri" w:eastAsia="Calibri" w:hAnsi="Calibri"/>
           <w:b w:val="0"/>
-          <w:i w:val="0"/>
+          <w:bCs w:val="0"/>
+          <w:i w:val="0"/>
+          <w:iCs w:val="0"/>
           <w:smallCaps w:val="0"/>
           <w:strike w:val="0"/>
           <w:color w:val="000000"/>
@@ -13694,13 +14541,16 @@
         <w:jc w:val="both"/>
         <w:rPr>
           <w:b w:val="1"/>
+          <w:bCs w:val="1"/>
         </w:rPr>
       </w:pPr>
       <w:r>
         <w:rPr>
           <w:rFonts w:ascii="Calibri" w:cs="Calibri" w:eastAsia="Calibri" w:hAnsi="Calibri"/>
           <w:b w:val="0"/>
-          <w:i w:val="0"/>
+          <w:bCs w:val="0"/>
+          <w:i w:val="0"/>
+          <w:iCs w:val="0"/>
           <w:smallCaps w:val="0"/>
           <w:strike w:val="0"/>
           <w:color w:val="000000"/>
@@ -13739,7 +14589,9 @@
         <w:rPr>
           <w:rFonts w:ascii="Cambria" w:cs="Cambria" w:eastAsia="Cambria" w:hAnsi="Cambria"/>
           <w:b w:val="1"/>
-          <w:i w:val="0"/>
+          <w:bCs w:val="1"/>
+          <w:i w:val="0"/>
+          <w:iCs w:val="0"/>
           <w:smallCaps w:val="0"/>
           <w:strike w:val="0"/>
           <w:color w:val="4f81bd"/>
@@ -13756,7 +14608,9 @@
         <w:rPr>
           <w:rFonts w:ascii="Cambria" w:cs="Cambria" w:eastAsia="Cambria" w:hAnsi="Cambria"/>
           <w:b w:val="1"/>
-          <w:i w:val="0"/>
+          <w:bCs w:val="1"/>
+          <w:i w:val="0"/>
+          <w:iCs w:val="0"/>
           <w:smallCaps w:val="0"/>
           <w:strike w:val="0"/>
           <w:color w:val="4f81bd"/>
@@ -13790,7 +14644,9 @@
         <w:rPr>
           <w:rFonts w:ascii="Calibri" w:cs="Calibri" w:eastAsia="Calibri" w:hAnsi="Calibri"/>
           <w:b w:val="0"/>
-          <w:i w:val="0"/>
+          <w:bCs w:val="0"/>
+          <w:i w:val="0"/>
+          <w:iCs w:val="0"/>
           <w:smallCaps w:val="0"/>
           <w:strike w:val="0"/>
           <w:color w:val="000000"/>
@@ -13805,7 +14661,9 @@
         <w:rPr>
           <w:rFonts w:ascii="Calibri" w:cs="Calibri" w:eastAsia="Calibri" w:hAnsi="Calibri"/>
           <w:b w:val="0"/>
-          <w:i w:val="0"/>
+          <w:bCs w:val="0"/>
+          <w:i w:val="0"/>
+          <w:iCs w:val="0"/>
           <w:smallCaps w:val="0"/>
           <w:strike w:val="0"/>
           <w:color w:val="000000"/>
@@ -13839,7 +14697,9 @@
         <w:rPr>
           <w:rFonts w:ascii="Calibri" w:cs="Calibri" w:eastAsia="Calibri" w:hAnsi="Calibri"/>
           <w:b w:val="0"/>
-          <w:i w:val="0"/>
+          <w:bCs w:val="0"/>
+          <w:i w:val="0"/>
+          <w:iCs w:val="0"/>
           <w:smallCaps w:val="0"/>
           <w:strike w:val="0"/>
           <w:color w:val="000000"/>
@@ -13854,7 +14714,9 @@
         <w:rPr>
           <w:rFonts w:ascii="Calibri" w:cs="Calibri" w:eastAsia="Calibri" w:hAnsi="Calibri"/>
           <w:b w:val="0"/>
-          <w:i w:val="0"/>
+          <w:bCs w:val="0"/>
+          <w:i w:val="0"/>
+          <w:iCs w:val="0"/>
           <w:smallCaps w:val="0"/>
           <w:strike w:val="0"/>
           <w:color w:val="000000"/>
@@ -13877,7 +14739,9 @@
         <w:rPr>
           <w:rFonts w:ascii="Calibri" w:cs="Calibri" w:eastAsia="Calibri" w:hAnsi="Calibri"/>
           <w:b w:val="0"/>
-          <w:i w:val="0"/>
+          <w:bCs w:val="0"/>
+          <w:i w:val="0"/>
+          <w:iCs w:val="0"/>
           <w:smallCaps w:val="0"/>
           <w:strike w:val="0"/>
           <w:color w:val="000000"/>
@@ -13911,7 +14775,9 @@
         <w:rPr>
           <w:rFonts w:ascii="Calibri" w:cs="Calibri" w:eastAsia="Calibri" w:hAnsi="Calibri"/>
           <w:b w:val="0"/>
-          <w:i w:val="0"/>
+          <w:bCs w:val="0"/>
+          <w:i w:val="0"/>
+          <w:iCs w:val="0"/>
           <w:smallCaps w:val="0"/>
           <w:strike w:val="0"/>
           <w:color w:val="000000"/>
@@ -13926,7 +14792,9 @@
         <w:rPr>
           <w:rFonts w:ascii="Calibri" w:cs="Calibri" w:eastAsia="Calibri" w:hAnsi="Calibri"/>
           <w:b w:val="0"/>
-          <w:i w:val="0"/>
+          <w:bCs w:val="0"/>
+          <w:i w:val="0"/>
+          <w:iCs w:val="0"/>
           <w:smallCaps w:val="0"/>
           <w:strike w:val="0"/>
           <w:color w:val="000000"/>
@@ -13960,7 +14828,9 @@
         <w:rPr>
           <w:rFonts w:ascii="Calibri" w:cs="Calibri" w:eastAsia="Calibri" w:hAnsi="Calibri"/>
           <w:b w:val="0"/>
-          <w:i w:val="0"/>
+          <w:bCs w:val="0"/>
+          <w:i w:val="0"/>
+          <w:iCs w:val="0"/>
           <w:smallCaps w:val="0"/>
           <w:strike w:val="0"/>
           <w:color w:val="000000"/>
@@ -13975,7 +14845,9 @@
         <w:rPr>
           <w:rFonts w:ascii="Calibri" w:cs="Calibri" w:eastAsia="Calibri" w:hAnsi="Calibri"/>
           <w:b w:val="0"/>
-          <w:i w:val="0"/>
+          <w:bCs w:val="0"/>
+          <w:i w:val="0"/>
+          <w:iCs w:val="0"/>
           <w:smallCaps w:val="0"/>
           <w:strike w:val="0"/>
           <w:color w:val="000000"/>
@@ -14009,7 +14881,9 @@
         <w:rPr>
           <w:rFonts w:ascii="Calibri" w:cs="Calibri" w:eastAsia="Calibri" w:hAnsi="Calibri"/>
           <w:b w:val="0"/>
-          <w:i w:val="0"/>
+          <w:bCs w:val="0"/>
+          <w:i w:val="0"/>
+          <w:iCs w:val="0"/>
           <w:smallCaps w:val="0"/>
           <w:strike w:val="0"/>
           <w:color w:val="000000"/>
@@ -14024,7 +14898,9 @@
         <w:rPr>
           <w:rFonts w:ascii="Calibri" w:cs="Calibri" w:eastAsia="Calibri" w:hAnsi="Calibri"/>
           <w:b w:val="0"/>
-          <w:i w:val="0"/>
+          <w:bCs w:val="0"/>
+          <w:i w:val="0"/>
+          <w:iCs w:val="0"/>
           <w:smallCaps w:val="0"/>
           <w:strike w:val="0"/>
           <w:color w:val="000000"/>
@@ -14047,7 +14923,9 @@
         <w:rPr>
           <w:rFonts w:ascii="Calibri" w:cs="Calibri" w:eastAsia="Calibri" w:hAnsi="Calibri"/>
           <w:b w:val="0"/>
-          <w:i w:val="0"/>
+          <w:bCs w:val="0"/>
+          <w:i w:val="0"/>
+          <w:iCs w:val="0"/>
           <w:smallCaps w:val="0"/>
           <w:strike w:val="0"/>
           <w:color w:val="000000"/>
@@ -14081,7 +14959,9 @@
         <w:rPr>
           <w:rFonts w:ascii="Calibri" w:cs="Calibri" w:eastAsia="Calibri" w:hAnsi="Calibri"/>
           <w:b w:val="0"/>
-          <w:i w:val="0"/>
+          <w:bCs w:val="0"/>
+          <w:i w:val="0"/>
+          <w:iCs w:val="0"/>
           <w:smallCaps w:val="0"/>
           <w:strike w:val="0"/>
           <w:color w:val="000000"/>
@@ -14096,7 +14976,9 @@
         <w:rPr>
           <w:rFonts w:ascii="Calibri" w:cs="Calibri" w:eastAsia="Calibri" w:hAnsi="Calibri"/>
           <w:b w:val="0"/>
-          <w:i w:val="0"/>
+          <w:bCs w:val="0"/>
+          <w:i w:val="0"/>
+          <w:iCs w:val="0"/>
           <w:smallCaps w:val="0"/>
           <w:strike w:val="0"/>
           <w:color w:val="000000"/>
@@ -14137,7 +15019,9 @@
         <w:rPr>
           <w:rFonts w:ascii="Calibri" w:cs="Calibri" w:eastAsia="Calibri" w:hAnsi="Calibri"/>
           <w:b w:val="0"/>
-          <w:i w:val="0"/>
+          <w:bCs w:val="0"/>
+          <w:i w:val="0"/>
+          <w:iCs w:val="0"/>
           <w:smallCaps w:val="0"/>
           <w:strike w:val="0"/>
           <w:color w:val="000000"/>
@@ -14178,7 +15062,9 @@
         <w:rPr>
           <w:rFonts w:ascii="Calibri" w:cs="Calibri" w:eastAsia="Calibri" w:hAnsi="Calibri"/>
           <w:b w:val="0"/>
-          <w:i w:val="0"/>
+          <w:bCs w:val="0"/>
+          <w:i w:val="0"/>
+          <w:iCs w:val="0"/>
           <w:smallCaps w:val="0"/>
           <w:strike w:val="0"/>
           <w:color w:val="000000"/>
@@ -14219,7 +15105,9 @@
         <w:rPr>
           <w:rFonts w:ascii="Calibri" w:cs="Calibri" w:eastAsia="Calibri" w:hAnsi="Calibri"/>
           <w:b w:val="0"/>
-          <w:i w:val="0"/>
+          <w:bCs w:val="0"/>
+          <w:i w:val="0"/>
+          <w:iCs w:val="0"/>
           <w:smallCaps w:val="0"/>
           <w:strike w:val="0"/>
           <w:color w:val="000000"/>
@@ -14253,7 +15141,9 @@
         <w:rPr>
           <w:rFonts w:ascii="Calibri" w:cs="Calibri" w:eastAsia="Calibri" w:hAnsi="Calibri"/>
           <w:b w:val="0"/>
-          <w:i w:val="0"/>
+          <w:bCs w:val="0"/>
+          <w:i w:val="0"/>
+          <w:iCs w:val="0"/>
           <w:smallCaps w:val="0"/>
           <w:strike w:val="0"/>
           <w:color w:val="000000"/>
@@ -14268,7 +15158,9 @@
         <w:rPr>
           <w:rFonts w:ascii="Calibri" w:cs="Calibri" w:eastAsia="Calibri" w:hAnsi="Calibri"/>
           <w:b w:val="0"/>
-          <w:i w:val="0"/>
+          <w:bCs w:val="0"/>
+          <w:i w:val="0"/>
+          <w:iCs w:val="0"/>
           <w:smallCaps w:val="0"/>
           <w:strike w:val="0"/>
           <w:color w:val="000000"/>
@@ -14296,11 +15188,13 @@
       <w:pPr>
         <w:rPr>
           <w:b w:val="1"/>
+          <w:bCs w:val="1"/>
         </w:rPr>
       </w:pPr>
       <w:r>
         <w:rPr>
           <w:b w:val="1"/>
+          <w:bCs w:val="1"/>
           <w:rtl w:val="0"/>
         </w:rPr>
         <w:t xml:space="preserve">  </w:t>
@@ -14310,6 +15204,7 @@
       <w:pPr>
         <w:rPr>
           <w:b w:val="1"/>
+          <w:bCs w:val="1"/>
         </w:rPr>
       </w:pPr>
       <w:r>
@@ -15381,12 +16276,12 @@
           <wp:extent cx="669290" cy="669290"/>
           <wp:effectExtent b="0" l="0" r="0" t="0"/>
           <wp:wrapSquare wrapText="bothSides" distB="0" distT="0" distL="114300" distR="114300"/>
-          <wp:docPr descr="psi-negro.png" id="14" name="image5.png"/>
+          <wp:docPr descr="psi-negro.png" id="14" name="image1.png"/>
           <a:graphic>
             <a:graphicData uri="http://schemas.openxmlformats.org/drawingml/2006/picture">
               <pic:pic>
                 <pic:nvPicPr>
-                  <pic:cNvPr descr="psi-negro.png" id="0" name="image5.png"/>
+                  <pic:cNvPr descr="psi-negro.png" id="0" name="image1.png"/>
                   <pic:cNvPicPr preferRelativeResize="0"/>
                 </pic:nvPicPr>
                 <pic:blipFill>
@@ -15426,12 +16321,12 @@
           <wp:extent cx="425450" cy="666750"/>
           <wp:effectExtent b="0" l="0" r="0" t="0"/>
           <wp:wrapSquare wrapText="bothSides" distB="0" distT="0" distL="114300" distR="114300"/>
-          <wp:docPr descr="UNPA.JPG" id="18" name="image3.jpg"/>
+          <wp:docPr descr="UNPA.JPG" id="18" name="image5.jpg"/>
           <a:graphic>
             <a:graphicData uri="http://schemas.openxmlformats.org/drawingml/2006/picture">
               <pic:pic>
                 <pic:nvPicPr>
-                  <pic:cNvPr descr="UNPA.JPG" id="0" name="image3.jpg"/>
+                  <pic:cNvPr descr="UNPA.JPG" id="0" name="image5.jpg"/>
                   <pic:cNvPicPr preferRelativeResize="0"/>
                 </pic:nvPicPr>
                 <pic:blipFill>
@@ -16465,6 +17360,7 @@
     <w:rPr>
       <w:rFonts w:ascii="Cambria" w:cs="Cambria" w:eastAsia="Cambria" w:hAnsi="Cambria"/>
       <w:b w:val="1"/>
+      <w:bCs w:val="1"/>
       <w:color w:val="366091"/>
       <w:sz w:val="28"/>
       <w:szCs w:val="28"/>
@@ -16483,6 +17379,7 @@
     <w:rPr>
       <w:rFonts w:ascii="Cambria" w:cs="Cambria" w:eastAsia="Cambria" w:hAnsi="Cambria"/>
       <w:b w:val="1"/>
+      <w:bCs w:val="1"/>
       <w:color w:val="4f81bd"/>
       <w:sz w:val="26"/>
       <w:szCs w:val="26"/>
@@ -16499,6 +17396,7 @@
     <w:rPr>
       <w:rFonts w:ascii="Cambria" w:cs="Cambria" w:eastAsia="Cambria" w:hAnsi="Cambria"/>
       <w:b w:val="1"/>
+      <w:bCs w:val="1"/>
       <w:color w:val="4f81bd"/>
     </w:rPr>
   </w:style>
@@ -16513,7 +17411,9 @@
     <w:rPr>
       <w:rFonts w:ascii="Cambria" w:cs="Cambria" w:eastAsia="Cambria" w:hAnsi="Cambria"/>
       <w:b w:val="1"/>
+      <w:bCs w:val="1"/>
       <w:i w:val="1"/>
+      <w:iCs w:val="1"/>
       <w:color w:val="4f81bd"/>
     </w:rPr>
   </w:style>
@@ -16529,6 +17429,7 @@
     </w:pPr>
     <w:rPr>
       <w:b w:val="1"/>
+      <w:bCs w:val="1"/>
       <w:sz w:val="22"/>
       <w:szCs w:val="22"/>
     </w:rPr>
@@ -16545,6 +17446,7 @@
     </w:pPr>
     <w:rPr>
       <w:b w:val="1"/>
+      <w:bCs w:val="1"/>
       <w:sz w:val="20"/>
       <w:szCs w:val="20"/>
     </w:rPr>
@@ -16580,6 +17482,7 @@
     <w:rPr>
       <w:rFonts w:ascii="Georgia" w:cs="Georgia" w:eastAsia="Georgia" w:hAnsi="Georgia"/>
       <w:i w:val="1"/>
+      <w:iCs w:val="1"/>
       <w:color w:val="666666"/>
       <w:sz w:val="48"/>
       <w:szCs w:val="48"/>

--- a/Etapa Elaboración - Iteración 1/Plan de Estimación - Kairos - NexTech.docx
+++ b/Etapa Elaboración - Iteración 1/Plan de Estimación - Kairos - NexTech.docx
@@ -954,12 +954,12 @@
             <wp:extent cx="1200150" cy="1200150"/>
             <wp:effectExtent b="0" l="0" r="0" t="0"/>
             <wp:wrapSquare wrapText="bothSides" distB="0" distT="0" distL="114300" distR="114300"/>
-            <wp:docPr descr="psi-negro.png" id="16" name="image2.png"/>
+            <wp:docPr descr="psi-negro.png" id="16" name="image3.png"/>
             <a:graphic>
               <a:graphicData uri="http://schemas.openxmlformats.org/drawingml/2006/picture">
                 <pic:pic>
                   <pic:nvPicPr>
-                    <pic:cNvPr descr="psi-negro.png" id="0" name="image2.png"/>
+                    <pic:cNvPr descr="psi-negro.png" id="0" name="image3.png"/>
                     <pic:cNvPicPr preferRelativeResize="0"/>
                   </pic:nvPicPr>
                   <pic:blipFill>
@@ -1011,12 +1011,12 @@
             <wp:extent cx="1304925" cy="2019300"/>
             <wp:effectExtent b="0" l="0" r="0" t="0"/>
             <wp:wrapSquare wrapText="bothSides" distB="0" distT="0" distL="114300" distR="114300"/>
-            <wp:docPr descr="UNPA.JPG" id="17" name="image3.jpg"/>
+            <wp:docPr descr="UNPA.JPG" id="17" name="image2.jpg"/>
             <a:graphic>
               <a:graphicData uri="http://schemas.openxmlformats.org/drawingml/2006/picture">
                 <pic:pic>
                   <pic:nvPicPr>
-                    <pic:cNvPr descr="UNPA.JPG" id="0" name="image3.jpg"/>
+                    <pic:cNvPr descr="UNPA.JPG" id="0" name="image2.jpg"/>
                     <pic:cNvPicPr preferRelativeResize="0"/>
                   </pic:nvPicPr>
                   <pic:blipFill>
@@ -1389,12 +1389,12 @@
             <wp:extent cx="1200150" cy="1200150"/>
             <wp:effectExtent b="0" l="0" r="0" t="0"/>
             <wp:wrapSquare wrapText="bothSides" distB="0" distT="0" distL="114300" distR="114300"/>
-            <wp:docPr descr="psi-negro.png" id="15" name="image4.png"/>
+            <wp:docPr descr="psi-negro.png" id="15" name="image5.png"/>
             <a:graphic>
               <a:graphicData uri="http://schemas.openxmlformats.org/drawingml/2006/picture">
                 <pic:pic>
                   <pic:nvPicPr>
-                    <pic:cNvPr descr="psi-negro.png" id="0" name="image4.png"/>
+                    <pic:cNvPr descr="psi-negro.png" id="0" name="image5.png"/>
                     <pic:cNvPicPr preferRelativeResize="0"/>
                   </pic:nvPicPr>
                   <pic:blipFill>
@@ -1496,7 +1496,7 @@
     </w:p>
     <w:sdt>
       <w:sdtPr>
-        <w:id w:val="1027426480"/>
+        <w:id w:val="-262816119"/>
         <w:docPartObj>
           <w:docPartGallery w:val="Table of Contents"/>
           <w:docPartUnique w:val="1"/>
@@ -16321,12 +16321,12 @@
           <wp:extent cx="425450" cy="666750"/>
           <wp:effectExtent b="0" l="0" r="0" t="0"/>
           <wp:wrapSquare wrapText="bothSides" distB="0" distT="0" distL="114300" distR="114300"/>
-          <wp:docPr descr="UNPA.JPG" id="18" name="image5.jpg"/>
+          <wp:docPr descr="UNPA.JPG" id="18" name="image4.jpg"/>
           <a:graphic>
             <a:graphicData uri="http://schemas.openxmlformats.org/drawingml/2006/picture">
               <pic:pic>
                 <pic:nvPicPr>
-                  <pic:cNvPr descr="UNPA.JPG" id="0" name="image5.jpg"/>
+                  <pic:cNvPr descr="UNPA.JPG" id="0" name="image4.jpg"/>
                   <pic:cNvPicPr preferRelativeResize="0"/>
                 </pic:nvPicPr>
                 <pic:blipFill>

--- a/Etapa Elaboración - Iteración 1/Plan de Estimación - Kairos - NexTech.docx
+++ b/Etapa Elaboración - Iteración 1/Plan de Estimación - Kairos - NexTech.docx
@@ -954,12 +954,12 @@
             <wp:extent cx="1200150" cy="1200150"/>
             <wp:effectExtent b="0" l="0" r="0" t="0"/>
             <wp:wrapSquare wrapText="bothSides" distB="0" distT="0" distL="114300" distR="114300"/>
-            <wp:docPr descr="psi-negro.png" id="16" name="image3.png"/>
+            <wp:docPr descr="psi-negro.png" id="16" name="image2.png"/>
             <a:graphic>
               <a:graphicData uri="http://schemas.openxmlformats.org/drawingml/2006/picture">
                 <pic:pic>
                   <pic:nvPicPr>
-                    <pic:cNvPr descr="psi-negro.png" id="0" name="image3.png"/>
+                    <pic:cNvPr descr="psi-negro.png" id="0" name="image2.png"/>
                     <pic:cNvPicPr preferRelativeResize="0"/>
                   </pic:nvPicPr>
                   <pic:blipFill>
@@ -1011,12 +1011,12 @@
             <wp:extent cx="1304925" cy="2019300"/>
             <wp:effectExtent b="0" l="0" r="0" t="0"/>
             <wp:wrapSquare wrapText="bothSides" distB="0" distT="0" distL="114300" distR="114300"/>
-            <wp:docPr descr="UNPA.JPG" id="17" name="image2.jpg"/>
+            <wp:docPr descr="UNPA.JPG" id="17" name="image4.jpg"/>
             <a:graphic>
               <a:graphicData uri="http://schemas.openxmlformats.org/drawingml/2006/picture">
                 <pic:pic>
                   <pic:nvPicPr>
-                    <pic:cNvPr descr="UNPA.JPG" id="0" name="image2.jpg"/>
+                    <pic:cNvPr descr="UNPA.JPG" id="0" name="image4.jpg"/>
                     <pic:cNvPicPr preferRelativeResize="0"/>
                   </pic:nvPicPr>
                   <pic:blipFill>
@@ -1389,12 +1389,12 @@
             <wp:extent cx="1200150" cy="1200150"/>
             <wp:effectExtent b="0" l="0" r="0" t="0"/>
             <wp:wrapSquare wrapText="bothSides" distB="0" distT="0" distL="114300" distR="114300"/>
-            <wp:docPr descr="psi-negro.png" id="15" name="image5.png"/>
+            <wp:docPr descr="psi-negro.png" id="15" name="image3.png"/>
             <a:graphic>
               <a:graphicData uri="http://schemas.openxmlformats.org/drawingml/2006/picture">
                 <pic:pic>
                   <pic:nvPicPr>
-                    <pic:cNvPr descr="psi-negro.png" id="0" name="image5.png"/>
+                    <pic:cNvPr descr="psi-negro.png" id="0" name="image3.png"/>
                     <pic:cNvPicPr preferRelativeResize="0"/>
                   </pic:nvPicPr>
                   <pic:blipFill>
@@ -1496,7 +1496,7 @@
     </w:p>
     <w:sdt>
       <w:sdtPr>
-        <w:id w:val="-262816119"/>
+        <w:id w:val="1541277930"/>
         <w:docPartObj>
           <w:docPartGallery w:val="Table of Contents"/>
           <w:docPartUnique w:val="1"/>
@@ -16321,12 +16321,12 @@
           <wp:extent cx="425450" cy="666750"/>
           <wp:effectExtent b="0" l="0" r="0" t="0"/>
           <wp:wrapSquare wrapText="bothSides" distB="0" distT="0" distL="114300" distR="114300"/>
-          <wp:docPr descr="UNPA.JPG" id="18" name="image4.jpg"/>
+          <wp:docPr descr="UNPA.JPG" id="18" name="image5.jpg"/>
           <a:graphic>
             <a:graphicData uri="http://schemas.openxmlformats.org/drawingml/2006/picture">
               <pic:pic>
                 <pic:nvPicPr>
-                  <pic:cNvPr descr="UNPA.JPG" id="0" name="image4.jpg"/>
+                  <pic:cNvPr descr="UNPA.JPG" id="0" name="image5.jpg"/>
                   <pic:cNvPicPr preferRelativeResize="0"/>
                 </pic:nvPicPr>
                 <pic:blipFill>

--- a/Etapa Elaboración - Iteración 1/Plan de Estimación - Kairos - NexTech.docx
+++ b/Etapa Elaboración - Iteración 1/Plan de Estimación - Kairos - NexTech.docx
@@ -1011,12 +1011,12 @@
             <wp:extent cx="1304925" cy="2019300"/>
             <wp:effectExtent b="0" l="0" r="0" t="0"/>
             <wp:wrapSquare wrapText="bothSides" distB="0" distT="0" distL="114300" distR="114300"/>
-            <wp:docPr descr="UNPA.JPG" id="17" name="image4.jpg"/>
+            <wp:docPr descr="UNPA.JPG" id="17" name="image5.jpg"/>
             <a:graphic>
               <a:graphicData uri="http://schemas.openxmlformats.org/drawingml/2006/picture">
                 <pic:pic>
                   <pic:nvPicPr>
-                    <pic:cNvPr descr="UNPA.JPG" id="0" name="image4.jpg"/>
+                    <pic:cNvPr descr="UNPA.JPG" id="0" name="image5.jpg"/>
                     <pic:cNvPicPr preferRelativeResize="0"/>
                   </pic:nvPicPr>
                   <pic:blipFill>
@@ -1389,12 +1389,12 @@
             <wp:extent cx="1200150" cy="1200150"/>
             <wp:effectExtent b="0" l="0" r="0" t="0"/>
             <wp:wrapSquare wrapText="bothSides" distB="0" distT="0" distL="114300" distR="114300"/>
-            <wp:docPr descr="psi-negro.png" id="15" name="image3.png"/>
+            <wp:docPr descr="psi-negro.png" id="15" name="image1.png"/>
             <a:graphic>
               <a:graphicData uri="http://schemas.openxmlformats.org/drawingml/2006/picture">
                 <pic:pic>
                   <pic:nvPicPr>
-                    <pic:cNvPr descr="psi-negro.png" id="0" name="image3.png"/>
+                    <pic:cNvPr descr="psi-negro.png" id="0" name="image1.png"/>
                     <pic:cNvPicPr preferRelativeResize="0"/>
                   </pic:nvPicPr>
                   <pic:blipFill>
@@ -1496,7 +1496,7 @@
     </w:p>
     <w:sdt>
       <w:sdtPr>
-        <w:id w:val="1541277930"/>
+        <w:id w:val="915003917"/>
         <w:docPartObj>
           <w:docPartGallery w:val="Table of Contents"/>
           <w:docPartUnique w:val="1"/>
@@ -16276,12 +16276,12 @@
           <wp:extent cx="669290" cy="669290"/>
           <wp:effectExtent b="0" l="0" r="0" t="0"/>
           <wp:wrapSquare wrapText="bothSides" distB="0" distT="0" distL="114300" distR="114300"/>
-          <wp:docPr descr="psi-negro.png" id="14" name="image1.png"/>
+          <wp:docPr descr="psi-negro.png" id="14" name="image3.png"/>
           <a:graphic>
             <a:graphicData uri="http://schemas.openxmlformats.org/drawingml/2006/picture">
               <pic:pic>
                 <pic:nvPicPr>
-                  <pic:cNvPr descr="psi-negro.png" id="0" name="image1.png"/>
+                  <pic:cNvPr descr="psi-negro.png" id="0" name="image3.png"/>
                   <pic:cNvPicPr preferRelativeResize="0"/>
                 </pic:nvPicPr>
                 <pic:blipFill>
@@ -16321,12 +16321,12 @@
           <wp:extent cx="425450" cy="666750"/>
           <wp:effectExtent b="0" l="0" r="0" t="0"/>
           <wp:wrapSquare wrapText="bothSides" distB="0" distT="0" distL="114300" distR="114300"/>
-          <wp:docPr descr="UNPA.JPG" id="18" name="image5.jpg"/>
+          <wp:docPr descr="UNPA.JPG" id="18" name="image4.jpg"/>
           <a:graphic>
             <a:graphicData uri="http://schemas.openxmlformats.org/drawingml/2006/picture">
               <pic:pic>
                 <pic:nvPicPr>
-                  <pic:cNvPr descr="UNPA.JPG" id="0" name="image5.jpg"/>
+                  <pic:cNvPr descr="UNPA.JPG" id="0" name="image4.jpg"/>
                   <pic:cNvPicPr preferRelativeResize="0"/>
                 </pic:nvPicPr>
                 <pic:blipFill>

--- a/Etapa Elaboración - Iteración 1/Plan de Estimación - Kairos - NexTech.docx
+++ b/Etapa Elaboración - Iteración 1/Plan de Estimación - Kairos - NexTech.docx
@@ -954,12 +954,12 @@
             <wp:extent cx="1200150" cy="1200150"/>
             <wp:effectExtent b="0" l="0" r="0" t="0"/>
             <wp:wrapSquare wrapText="bothSides" distB="0" distT="0" distL="114300" distR="114300"/>
-            <wp:docPr descr="psi-negro.png" id="16" name="image2.png"/>
+            <wp:docPr descr="psi-negro.png" id="16" name="image5.png"/>
             <a:graphic>
               <a:graphicData uri="http://schemas.openxmlformats.org/drawingml/2006/picture">
                 <pic:pic>
                   <pic:nvPicPr>
-                    <pic:cNvPr descr="psi-negro.png" id="0" name="image2.png"/>
+                    <pic:cNvPr descr="psi-negro.png" id="0" name="image5.png"/>
                     <pic:cNvPicPr preferRelativeResize="0"/>
                   </pic:nvPicPr>
                   <pic:blipFill>
@@ -1011,12 +1011,12 @@
             <wp:extent cx="1304925" cy="2019300"/>
             <wp:effectExtent b="0" l="0" r="0" t="0"/>
             <wp:wrapSquare wrapText="bothSides" distB="0" distT="0" distL="114300" distR="114300"/>
-            <wp:docPr descr="UNPA.JPG" id="17" name="image5.jpg"/>
+            <wp:docPr descr="UNPA.JPG" id="17" name="image4.jpg"/>
             <a:graphic>
               <a:graphicData uri="http://schemas.openxmlformats.org/drawingml/2006/picture">
                 <pic:pic>
                   <pic:nvPicPr>
-                    <pic:cNvPr descr="UNPA.JPG" id="0" name="image5.jpg"/>
+                    <pic:cNvPr descr="UNPA.JPG" id="0" name="image4.jpg"/>
                     <pic:cNvPicPr preferRelativeResize="0"/>
                   </pic:nvPicPr>
                   <pic:blipFill>
@@ -1496,7 +1496,7 @@
     </w:p>
     <w:sdt>
       <w:sdtPr>
-        <w:id w:val="915003917"/>
+        <w:id w:val="1431607569"/>
         <w:docPartObj>
           <w:docPartGallery w:val="Table of Contents"/>
           <w:docPartUnique w:val="1"/>
@@ -16276,12 +16276,12 @@
           <wp:extent cx="669290" cy="669290"/>
           <wp:effectExtent b="0" l="0" r="0" t="0"/>
           <wp:wrapSquare wrapText="bothSides" distB="0" distT="0" distL="114300" distR="114300"/>
-          <wp:docPr descr="psi-negro.png" id="14" name="image3.png"/>
+          <wp:docPr descr="psi-negro.png" id="14" name="image2.png"/>
           <a:graphic>
             <a:graphicData uri="http://schemas.openxmlformats.org/drawingml/2006/picture">
               <pic:pic>
                 <pic:nvPicPr>
-                  <pic:cNvPr descr="psi-negro.png" id="0" name="image3.png"/>
+                  <pic:cNvPr descr="psi-negro.png" id="0" name="image2.png"/>
                   <pic:cNvPicPr preferRelativeResize="0"/>
                 </pic:nvPicPr>
                 <pic:blipFill>
@@ -16321,12 +16321,12 @@
           <wp:extent cx="425450" cy="666750"/>
           <wp:effectExtent b="0" l="0" r="0" t="0"/>
           <wp:wrapSquare wrapText="bothSides" distB="0" distT="0" distL="114300" distR="114300"/>
-          <wp:docPr descr="UNPA.JPG" id="18" name="image4.jpg"/>
+          <wp:docPr descr="UNPA.JPG" id="18" name="image3.jpg"/>
           <a:graphic>
             <a:graphicData uri="http://schemas.openxmlformats.org/drawingml/2006/picture">
               <pic:pic>
                 <pic:nvPicPr>
-                  <pic:cNvPr descr="UNPA.JPG" id="0" name="image4.jpg"/>
+                  <pic:cNvPr descr="UNPA.JPG" id="0" name="image3.jpg"/>
                   <pic:cNvPicPr preferRelativeResize="0"/>
                 </pic:nvPicPr>
                 <pic:blipFill>
